--- a/Fase 1/Evidencias grupales/1.5_GuiaEstudiante_Fase 1_Definicion Proyecto APT.docx
+++ b/Fase 1/Evidencias grupales/1.5_GuiaEstudiante_Fase 1_Definicion Proyecto APT.docx
@@ -560,14 +560,12 @@
                 <w:b/>
               </w:rPr>
             </w:pPr>
-            <w:proofErr w:type="spellStart"/>
-            <w:r>
-              <w:rPr>
-                <w:b/>
-              </w:rPr>
-              <w:t>Sebastian</w:t>
-            </w:r>
-            <w:proofErr w:type="spellEnd"/>
+            <w:r>
+              <w:rPr>
+                <w:b/>
+              </w:rPr>
+              <w:t>Sebastián</w:t>
+            </w:r>
             <w:r>
               <w:rPr>
                 <w:b/>
@@ -613,6 +611,18 @@
                 <w:b/>
               </w:rPr>
             </w:pPr>
+            <w:r>
+              <w:rPr>
+                <w:b/>
+              </w:rPr>
+              <w:t>19.779</w:t>
+            </w:r>
+            <w:r>
+              <w:rPr>
+                <w:b/>
+              </w:rPr>
+              <w:t>.794-0, 21.600.511-2, 20.452661-3</w:t>
+            </w:r>
           </w:p>
         </w:tc>
       </w:tr>
@@ -703,14 +713,12 @@
               </w:rPr>
               <w:t xml:space="preserve">San </w:t>
             </w:r>
-            <w:proofErr w:type="spellStart"/>
-            <w:r>
-              <w:rPr>
-                <w:b/>
-              </w:rPr>
-              <w:t>joaquin</w:t>
-            </w:r>
-            <w:proofErr w:type="spellEnd"/>
+            <w:r>
+              <w:rPr>
+                <w:b/>
+              </w:rPr>
+              <w:t>Joaquín</w:t>
+            </w:r>
             <w:r>
               <w:rPr>
                 <w:b/>
@@ -917,129 +925,14 @@
           <w:p>
             <w:pPr>
               <w:rPr>
-                <w:b/>
-              </w:rPr>
-            </w:pPr>
-            <w:r>
-              <w:rPr>
-                <w:rFonts w:ascii="Calibri" w:hAnsi="Calibri" w:cs="Arial"/>
-                <w:i/>
-                <w:color w:val="548DD4"/>
-                <w:sz w:val="20"/>
-                <w:szCs w:val="20"/>
-                <w:lang w:eastAsia="es-CL"/>
-              </w:rPr>
-              <w:t>Menciona</w:t>
-            </w:r>
-            <w:r>
-              <w:rPr>
-                <w:rFonts w:ascii="Calibri" w:hAnsi="Calibri" w:cs="Arial"/>
-                <w:i/>
-                <w:color w:val="548DD4"/>
-                <w:sz w:val="20"/>
-                <w:szCs w:val="20"/>
-                <w:lang w:eastAsia="es-CL"/>
-              </w:rPr>
-              <w:t xml:space="preserve"> la(s) área(s) de desempeño de </w:t>
-            </w:r>
-            <w:r>
-              <w:rPr>
-                <w:rFonts w:ascii="Calibri" w:hAnsi="Calibri" w:cs="Arial"/>
-                <w:i/>
-                <w:color w:val="548DD4"/>
-                <w:sz w:val="20"/>
-                <w:szCs w:val="20"/>
-                <w:lang w:eastAsia="es-CL"/>
-              </w:rPr>
-              <w:t>t</w:t>
-            </w:r>
-            <w:r>
-              <w:rPr>
-                <w:rFonts w:ascii="Calibri" w:hAnsi="Calibri" w:cs="Arial"/>
-                <w:i/>
-                <w:color w:val="548DD4"/>
-                <w:sz w:val="20"/>
-                <w:szCs w:val="20"/>
-                <w:lang w:eastAsia="es-CL"/>
-              </w:rPr>
-              <w:t xml:space="preserve">u </w:t>
-            </w:r>
-            <w:r>
-              <w:rPr>
-                <w:rFonts w:ascii="Calibri" w:hAnsi="Calibri" w:cs="Arial"/>
-                <w:i/>
-                <w:color w:val="548DD4"/>
-                <w:sz w:val="20"/>
-                <w:szCs w:val="20"/>
-                <w:lang w:eastAsia="es-CL"/>
-              </w:rPr>
-              <w:t>Plan</w:t>
-            </w:r>
-            <w:r>
-              <w:rPr>
-                <w:rFonts w:ascii="Calibri" w:hAnsi="Calibri" w:cs="Arial"/>
-                <w:i/>
-                <w:color w:val="548DD4"/>
-                <w:sz w:val="20"/>
-                <w:szCs w:val="20"/>
-                <w:lang w:eastAsia="es-CL"/>
-              </w:rPr>
-              <w:t xml:space="preserve"> de </w:t>
-            </w:r>
-            <w:r>
-              <w:rPr>
-                <w:rFonts w:ascii="Calibri" w:hAnsi="Calibri" w:cs="Arial"/>
-                <w:i/>
-                <w:color w:val="548DD4"/>
-                <w:sz w:val="20"/>
-                <w:szCs w:val="20"/>
-                <w:lang w:eastAsia="es-CL"/>
-              </w:rPr>
-              <w:t>E</w:t>
-            </w:r>
-            <w:r>
-              <w:rPr>
-                <w:rFonts w:ascii="Calibri" w:hAnsi="Calibri" w:cs="Arial"/>
-                <w:i/>
-                <w:color w:val="548DD4"/>
-                <w:sz w:val="20"/>
-                <w:szCs w:val="20"/>
-                <w:lang w:eastAsia="es-CL"/>
-              </w:rPr>
-              <w:t xml:space="preserve">studio </w:t>
-            </w:r>
-            <w:r>
-              <w:rPr>
-                <w:rFonts w:ascii="Calibri" w:hAnsi="Calibri" w:cs="Arial"/>
-                <w:i/>
-                <w:color w:val="548DD4"/>
-                <w:sz w:val="20"/>
-                <w:szCs w:val="20"/>
-                <w:lang w:eastAsia="es-CL"/>
-              </w:rPr>
-              <w:t>que vas a abordar en</w:t>
-            </w:r>
-            <w:r>
-              <w:rPr>
-                <w:rFonts w:ascii="Calibri" w:hAnsi="Calibri" w:cs="Arial"/>
-                <w:i/>
-                <w:color w:val="548DD4"/>
-                <w:sz w:val="20"/>
-                <w:szCs w:val="20"/>
-                <w:lang w:eastAsia="es-CL"/>
-              </w:rPr>
-              <w:t xml:space="preserve"> </w:t>
-            </w:r>
-            <w:r>
-              <w:rPr>
-                <w:rFonts w:ascii="Calibri" w:hAnsi="Calibri" w:cs="Arial"/>
-                <w:i/>
-                <w:color w:val="548DD4"/>
-                <w:sz w:val="20"/>
-                <w:szCs w:val="20"/>
-                <w:lang w:eastAsia="es-CL"/>
-              </w:rPr>
-              <w:t>tu Proyecto APT.</w:t>
+                <w:bCs/>
+              </w:rPr>
+            </w:pPr>
+            <w:r>
+              <w:rPr>
+                <w:bCs/>
+              </w:rPr>
+              <w:t>Desarrollo de Software, Gestión de Proyectos TI, Bases de Datos y Aseguramiento de Calidad de Software.</w:t>
             </w:r>
           </w:p>
         </w:tc>
@@ -1322,34 +1215,90 @@
           </w:tcPr>
           <w:p>
             <w:pPr>
-              <w:spacing w:after="200"/>
-            </w:pPr>
-            <w:r>
+              <w:jc w:val="both"/>
+              <w:rPr>
+                <w:rFonts w:ascii="Calibri" w:hAnsi="Calibri" w:cs="Arial"/>
+                <w:color w:val="000000" w:themeColor="text1"/>
+                <w:sz w:val="20"/>
+                <w:szCs w:val="20"/>
+                <w:lang w:eastAsia="es-CL"/>
+              </w:rPr>
+            </w:pPr>
+            <w:r>
+              <w:rPr>
+                <w:rFonts w:ascii="Calibri" w:hAnsi="Calibri" w:cs="Arial"/>
+                <w:color w:val="000000" w:themeColor="text1"/>
+                <w:sz w:val="20"/>
+                <w:szCs w:val="20"/>
+                <w:lang w:eastAsia="es-CL"/>
+              </w:rPr>
               <w:t xml:space="preserve">El proyecto consiste en desarrollar una aplicación móvil que funcione como un </w:t>
             </w:r>
             <w:proofErr w:type="spellStart"/>
             <w:r>
+              <w:rPr>
+                <w:rFonts w:ascii="Calibri" w:hAnsi="Calibri" w:cs="Arial"/>
+                <w:color w:val="000000" w:themeColor="text1"/>
+                <w:sz w:val="20"/>
+                <w:szCs w:val="20"/>
+                <w:lang w:eastAsia="es-CL"/>
+              </w:rPr>
               <w:t>marketplace</w:t>
             </w:r>
             <w:proofErr w:type="spellEnd"/>
             <w:r>
-              <w:t xml:space="preserve"> geolocalizado de servicios, inicialmente orientado al mercado chileno y comenzando su implementación en Santiago de Chile.</w:t>
-            </w:r>
-          </w:p>
-          <w:p>
-            <w:pPr>
-              <w:spacing w:after="200"/>
-            </w:pPr>
-            <w:r>
-              <w:t>La plataforma conectará a personas que necesitan contratar un servicio con trabajadores independientes que desean ofrecer sus habilidades y generar nuevas oportunidades laborales. El cliente podrá buscar servicios mediante un catálogo o mapa, revisar información del servicio y trabajador, consultar disponibilidad, seleccionar fecha y horario, enviar una solicitud, comunicarse mediante chat y realizar el pago dentro de la plataforma.</w:t>
-            </w:r>
-          </w:p>
-          <w:p>
-            <w:pPr>
-              <w:spacing w:after="200"/>
-            </w:pPr>
-            <w:r>
-              <w:t>La aplicación busca facilitar especialmente la búsqueda de servicios difíciles de encontrar o menos visibles, como zapateros y otros oficios tradicionales, además de servicios de mayor demanda como gasfitería, electricidad, carpintería, reparaciones, instalaciones, jardinería y tecnología.</w:t>
+              <w:rPr>
+                <w:rFonts w:ascii="Calibri" w:hAnsi="Calibri" w:cs="Arial"/>
+                <w:color w:val="000000" w:themeColor="text1"/>
+                <w:sz w:val="20"/>
+                <w:szCs w:val="20"/>
+                <w:lang w:eastAsia="es-CL"/>
+              </w:rPr>
+              <w:t xml:space="preserve"> de servicios, inicialmente orientado al mercado chileno y comenzando su implementación en Santiago de Chile.</w:t>
+            </w:r>
+          </w:p>
+          <w:p>
+            <w:pPr>
+              <w:jc w:val="both"/>
+              <w:rPr>
+                <w:rFonts w:ascii="Calibri" w:hAnsi="Calibri" w:cs="Arial"/>
+                <w:color w:val="000000" w:themeColor="text1"/>
+                <w:sz w:val="20"/>
+                <w:szCs w:val="20"/>
+                <w:lang w:eastAsia="es-CL"/>
+              </w:rPr>
+            </w:pPr>
+            <w:r>
+              <w:rPr>
+                <w:rFonts w:ascii="Calibri" w:hAnsi="Calibri" w:cs="Arial"/>
+                <w:color w:val="000000" w:themeColor="text1"/>
+                <w:sz w:val="20"/>
+                <w:szCs w:val="20"/>
+                <w:lang w:eastAsia="es-CL"/>
+              </w:rPr>
+              <w:t>La plataforma conectará a personas que necesitan contratar un servicio con trabajadores independientes que desean ofrecer sus habilidades y generar nuevas oportunidades laborales. El cliente podrá buscar y consultar servicios, revisar información del servicio y del trabajador, consultar disponibilidad, seleccionar fecha y horario, enviar solicitudes de contratación y gestionar el proceso asociado al servicio dentro de la plataforma.</w:t>
+            </w:r>
+          </w:p>
+          <w:p>
+            <w:pPr>
+              <w:jc w:val="both"/>
+              <w:rPr>
+                <w:rFonts w:ascii="Calibri" w:hAnsi="Calibri" w:cs="Arial"/>
+                <w:color w:val="000000" w:themeColor="text1"/>
+                <w:sz w:val="20"/>
+                <w:szCs w:val="20"/>
+                <w:lang w:eastAsia="es-CL"/>
+              </w:rPr>
+            </w:pPr>
+            <w:r>
+              <w:rPr>
+                <w:rFonts w:ascii="Calibri" w:hAnsi="Calibri" w:cs="Arial"/>
+                <w:color w:val="000000" w:themeColor="text1"/>
+                <w:sz w:val="20"/>
+                <w:szCs w:val="20"/>
+                <w:lang w:eastAsia="es-CL"/>
+              </w:rPr>
+              <w:t>La aplicación busca facilitar especialmente la búsqueda de servicios difíciles de encontrar o menos visibles, como zapateros y otros oficios tradicionales, además de servicios de mayor demanda como gasfitería, electricidad, carpintería, reparaciones, instalaciones, jardinería y tecnología. A futuro, la plataforma podrá incorporar funcionalidades complementarias como geolocalización mediante mapa, comunicación por chat y otras herramientas que amplíen la experiencia de los usuarios.</w:t>
             </w:r>
           </w:p>
           <w:p>
@@ -1671,6 +1620,103 @@
                 <w:color w:val="548DD4"/>
                 <w:sz w:val="20"/>
                 <w:szCs w:val="20"/>
+                <w:lang w:eastAsia="es-CL"/>
+              </w:rPr>
+            </w:pPr>
+            <w:proofErr w:type="spellStart"/>
+            <w:r>
+              <w:rPr>
+                <w:rFonts w:ascii="Calibri" w:hAnsi="Calibri" w:cs="Arial"/>
+                <w:i/>
+                <w:color w:val="000000" w:themeColor="text1"/>
+                <w:sz w:val="20"/>
+                <w:szCs w:val="20"/>
+                <w:lang w:eastAsia="es-CL"/>
+              </w:rPr>
+              <w:t>ServiMatch</w:t>
+            </w:r>
+            <w:proofErr w:type="spellEnd"/>
+            <w:r>
+              <w:rPr>
+                <w:rFonts w:ascii="Calibri" w:hAnsi="Calibri" w:cs="Arial"/>
+                <w:i/>
+                <w:color w:val="000000" w:themeColor="text1"/>
+                <w:sz w:val="20"/>
+                <w:szCs w:val="20"/>
+                <w:lang w:eastAsia="es-CL"/>
+              </w:rPr>
+              <w:t xml:space="preserve"> consiste en el desarrollo de una plataforma digital orientada a conectar clientes con trabajadores que ofrecen distintos servicios. El sistema permitirá registrar usuarios según su perfil, gestionar información de clientes y trabajadores, publicar y consultar servicios, administrar disponibilidad, generar solicitudes de contratación, realizar una simulación del proceso de pago mediante un entorno Sandbox, finalizar servicios y registrar calificaciones. El proyecto será desarrollado mediante una </w:t>
+            </w:r>
+            <w:r>
+              <w:rPr>
+                <w:rFonts w:ascii="Calibri" w:hAnsi="Calibri" w:cs="Arial"/>
+                <w:i/>
+                <w:color w:val="000000" w:themeColor="text1"/>
+                <w:sz w:val="20"/>
+                <w:szCs w:val="20"/>
+                <w:lang w:eastAsia="es-CL"/>
+              </w:rPr>
+              <w:lastRenderedPageBreak/>
+              <w:t xml:space="preserve">arquitectura compuesta por una aplicación móvil, una API </w:t>
+            </w:r>
+            <w:proofErr w:type="spellStart"/>
+            <w:r>
+              <w:rPr>
+                <w:rFonts w:ascii="Calibri" w:hAnsi="Calibri" w:cs="Arial"/>
+                <w:i/>
+                <w:color w:val="000000" w:themeColor="text1"/>
+                <w:sz w:val="20"/>
+                <w:szCs w:val="20"/>
+                <w:lang w:eastAsia="es-CL"/>
+              </w:rPr>
+              <w:t>backend</w:t>
+            </w:r>
+            <w:proofErr w:type="spellEnd"/>
+            <w:r>
+              <w:rPr>
+                <w:rFonts w:ascii="Calibri" w:hAnsi="Calibri" w:cs="Arial"/>
+                <w:i/>
+                <w:color w:val="000000" w:themeColor="text1"/>
+                <w:sz w:val="20"/>
+                <w:szCs w:val="20"/>
+                <w:lang w:eastAsia="es-CL"/>
+              </w:rPr>
+              <w:t xml:space="preserve"> y una base de datos, aplicando controles de autenticación, autorización y validación de información</w:t>
+            </w:r>
+            <w:r>
+              <w:rPr>
+                <w:rFonts w:ascii="Calibri" w:hAnsi="Calibri" w:cs="Arial"/>
+                <w:i/>
+                <w:color w:val="548DD4"/>
+                <w:sz w:val="20"/>
+                <w:szCs w:val="20"/>
+                <w:lang w:eastAsia="es-CL"/>
+              </w:rPr>
+              <w:t>.</w:t>
+            </w:r>
+          </w:p>
+          <w:p>
+            <w:pPr>
+              <w:jc w:val="both"/>
+              <w:rPr>
+                <w:rFonts w:ascii="Calibri" w:hAnsi="Calibri" w:cs="Arial"/>
+                <w:i/>
+                <w:color w:val="548DD4"/>
+                <w:sz w:val="20"/>
+                <w:szCs w:val="20"/>
+                <w:lang w:eastAsia="es-CL"/>
+              </w:rPr>
+            </w:pPr>
+          </w:p>
+          <w:p>
+            <w:pPr>
+              <w:jc w:val="both"/>
+              <w:rPr>
+                <w:rFonts w:ascii="Calibri" w:hAnsi="Calibri" w:cs="Arial"/>
+                <w:i/>
+                <w:color w:val="548DD4"/>
+                <w:sz w:val="20"/>
+                <w:szCs w:val="20"/>
                 <w:highlight w:val="cyan"/>
                 <w:lang w:eastAsia="es-CL"/>
               </w:rPr>
@@ -1788,6 +1834,7 @@
                 <w:rFonts w:ascii="Calibri" w:hAnsi="Calibri"/>
                 <w:color w:val="1F3864" w:themeColor="accent1" w:themeShade="80"/>
               </w:rPr>
+              <w:lastRenderedPageBreak/>
               <w:t>Pertinencia</w:t>
             </w:r>
             <w:r>
@@ -1810,6 +1857,67 @@
               <w:rPr>
                 <w:rFonts w:ascii="Calibri" w:hAnsi="Calibri" w:cs="Arial"/>
                 <w:i/>
+                <w:color w:val="000000" w:themeColor="text1"/>
+                <w:sz w:val="20"/>
+                <w:szCs w:val="20"/>
+                <w:lang w:eastAsia="es-CL"/>
+              </w:rPr>
+            </w:pPr>
+            <w:r>
+              <w:rPr>
+                <w:rFonts w:ascii="Calibri" w:hAnsi="Calibri" w:cs="Arial"/>
+                <w:i/>
+                <w:color w:val="000000" w:themeColor="text1"/>
+                <w:sz w:val="20"/>
+                <w:szCs w:val="20"/>
+                <w:lang w:eastAsia="es-CL"/>
+              </w:rPr>
+              <w:t xml:space="preserve">El proyecto </w:t>
+            </w:r>
+            <w:proofErr w:type="spellStart"/>
+            <w:r>
+              <w:rPr>
+                <w:rFonts w:ascii="Calibri" w:hAnsi="Calibri" w:cs="Arial"/>
+                <w:i/>
+                <w:color w:val="000000" w:themeColor="text1"/>
+                <w:sz w:val="20"/>
+                <w:szCs w:val="20"/>
+                <w:lang w:eastAsia="es-CL"/>
+              </w:rPr>
+              <w:t>ServiMatch</w:t>
+            </w:r>
+            <w:proofErr w:type="spellEnd"/>
+            <w:r>
+              <w:rPr>
+                <w:rFonts w:ascii="Calibri" w:hAnsi="Calibri" w:cs="Arial"/>
+                <w:i/>
+                <w:color w:val="000000" w:themeColor="text1"/>
+                <w:sz w:val="20"/>
+                <w:szCs w:val="20"/>
+                <w:lang w:eastAsia="es-CL"/>
+              </w:rPr>
+              <w:t xml:space="preserve"> se relaciona directamente con el perfil de egreso de Ingeniería en Informática, debido a que requiere analizar una problemática, diseñar una solución informática, desarrollar componentes de software, implementar y gestionar bases de datos, integrar tecnologías, aplicar mecanismos de seguridad y ejecutar pruebas que permitan verificar el correcto funcionamiento del sistema. Asimismo, el trabajo colaborativo y la utilización de una metodología ágil permiten aplicar competencias asociadas a la gestión y desarrollo de proyectos tecnológicos.</w:t>
+            </w:r>
+          </w:p>
+          <w:p>
+            <w:pPr>
+              <w:jc w:val="both"/>
+              <w:rPr>
+                <w:rFonts w:ascii="Calibri" w:hAnsi="Calibri" w:cs="Arial"/>
+                <w:i/>
+                <w:color w:val="548DD4"/>
+                <w:sz w:val="20"/>
+                <w:szCs w:val="20"/>
+                <w:lang w:eastAsia="es-CL"/>
+              </w:rPr>
+            </w:pPr>
+          </w:p>
+          <w:p>
+            <w:pPr>
+              <w:jc w:val="both"/>
+              <w:rPr>
+                <w:rFonts w:ascii="Calibri" w:hAnsi="Calibri" w:cs="Arial"/>
+                <w:i/>
                 <w:color w:val="548DD4"/>
                 <w:sz w:val="20"/>
                 <w:szCs w:val="20"/>
@@ -1916,7 +2024,6 @@
                 <w:szCs w:val="20"/>
                 <w:lang w:eastAsia="es-CL"/>
               </w:rPr>
-              <w:lastRenderedPageBreak/>
               <w:t xml:space="preserve">¿De qué manera se relaciona el Proyecto APT con el perfil de egreso de tu carrera? ¿De qué manera son necesarias las competencias que seleccionaste para resolver la problemática a trabajar? </w:t>
             </w:r>
           </w:p>
@@ -1943,7 +2050,6 @@
                 <w:rFonts w:ascii="Calibri" w:hAnsi="Calibri"/>
                 <w:color w:val="1F3864" w:themeColor="accent1" w:themeShade="80"/>
               </w:rPr>
-              <w:lastRenderedPageBreak/>
               <w:t>Relación con los intereses profesionales</w:t>
             </w:r>
           </w:p>
@@ -1953,6 +2059,78 @@
             <w:tcW w:w="3744" w:type="pct"/>
             <w:vAlign w:val="center"/>
           </w:tcPr>
+          <w:p>
+            <w:pPr>
+              <w:jc w:val="both"/>
+              <w:rPr>
+                <w:rFonts w:ascii="Calibri" w:hAnsi="Calibri" w:cs="Arial"/>
+                <w:i/>
+                <w:color w:val="548DD4"/>
+                <w:sz w:val="20"/>
+                <w:szCs w:val="20"/>
+                <w:lang w:eastAsia="es-CL"/>
+              </w:rPr>
+            </w:pPr>
+            <w:r>
+              <w:rPr>
+                <w:rFonts w:ascii="Calibri" w:hAnsi="Calibri" w:cs="Arial"/>
+                <w:i/>
+                <w:color w:val="000000" w:themeColor="text1"/>
+                <w:sz w:val="20"/>
+                <w:szCs w:val="20"/>
+                <w:lang w:eastAsia="es-CL"/>
+              </w:rPr>
+              <w:t xml:space="preserve">El desarrollo de </w:t>
+            </w:r>
+            <w:proofErr w:type="spellStart"/>
+            <w:r>
+              <w:rPr>
+                <w:rFonts w:ascii="Calibri" w:hAnsi="Calibri" w:cs="Arial"/>
+                <w:i/>
+                <w:color w:val="000000" w:themeColor="text1"/>
+                <w:sz w:val="20"/>
+                <w:szCs w:val="20"/>
+                <w:lang w:eastAsia="es-CL"/>
+              </w:rPr>
+              <w:t>ServiMatch</w:t>
+            </w:r>
+            <w:proofErr w:type="spellEnd"/>
+            <w:r>
+              <w:rPr>
+                <w:rFonts w:ascii="Calibri" w:hAnsi="Calibri" w:cs="Arial"/>
+                <w:i/>
+                <w:color w:val="000000" w:themeColor="text1"/>
+                <w:sz w:val="20"/>
+                <w:szCs w:val="20"/>
+                <w:lang w:eastAsia="es-CL"/>
+              </w:rPr>
+              <w:t xml:space="preserve"> se relaciona con los intereses profesionales del equipo en áreas vinculadas al desarrollo de software, gestión de proyectos tecnológicos, bases de datos, aseguramiento de calidad y tecnologías de información. El proyecto permitirá fortalecer conocimientos técnicos y metodológicos mediante la construcción de una solución completa, desde su análisis y diseño hasta su implementación, pruebas y documentación</w:t>
+            </w:r>
+            <w:r>
+              <w:rPr>
+                <w:rFonts w:ascii="Calibri" w:hAnsi="Calibri" w:cs="Arial"/>
+                <w:i/>
+                <w:color w:val="548DD4"/>
+                <w:sz w:val="20"/>
+                <w:szCs w:val="20"/>
+                <w:lang w:eastAsia="es-CL"/>
+              </w:rPr>
+              <w:t>.</w:t>
+            </w:r>
+          </w:p>
+          <w:p>
+            <w:pPr>
+              <w:jc w:val="both"/>
+              <w:rPr>
+                <w:rFonts w:ascii="Calibri" w:hAnsi="Calibri" w:cs="Arial"/>
+                <w:i/>
+                <w:color w:val="548DD4"/>
+                <w:sz w:val="20"/>
+                <w:szCs w:val="20"/>
+                <w:lang w:eastAsia="es-CL"/>
+              </w:rPr>
+            </w:pPr>
+          </w:p>
           <w:p>
             <w:pPr>
               <w:jc w:val="both"/>
@@ -2084,21 +2262,153 @@
               <w:rPr>
                 <w:rFonts w:ascii="Calibri" w:hAnsi="Calibri" w:cs="Arial"/>
                 <w:i/>
-                <w:color w:val="548DD4"/>
-                <w:sz w:val="20"/>
-                <w:szCs w:val="20"/>
-                <w:lang w:eastAsia="es-CL"/>
-              </w:rPr>
-            </w:pPr>
-            <w:r>
-              <w:rPr>
-                <w:rFonts w:ascii="Calibri" w:hAnsi="Calibri" w:cs="Arial"/>
-                <w:i/>
-                <w:color w:val="548DD4"/>
-                <w:sz w:val="20"/>
-                <w:szCs w:val="20"/>
-                <w:lang w:eastAsia="es-CL"/>
-              </w:rPr>
+                <w:color w:val="000000" w:themeColor="text1"/>
+                <w:sz w:val="20"/>
+                <w:szCs w:val="20"/>
+                <w:lang w:eastAsia="es-CL"/>
+              </w:rPr>
+            </w:pPr>
+            <w:r>
+              <w:rPr>
+                <w:rFonts w:ascii="Calibri" w:hAnsi="Calibri" w:cs="Arial"/>
+                <w:i/>
+                <w:color w:val="000000" w:themeColor="text1"/>
+                <w:sz w:val="20"/>
+                <w:szCs w:val="20"/>
+                <w:lang w:eastAsia="es-CL"/>
+              </w:rPr>
+              <w:t>El proyecto es factible de desarrollar durante el periodo académico debido a que se ha definido un MVP con funcionalidades priorizadas y un alcance acotado. El equipo cuenta con tres integrantes y dispon</w:t>
+            </w:r>
+            <w:r>
+              <w:rPr>
+                <w:rFonts w:ascii="Calibri" w:hAnsi="Calibri" w:cs="Arial"/>
+                <w:i/>
+                <w:color w:val="000000" w:themeColor="text1"/>
+                <w:sz w:val="20"/>
+                <w:szCs w:val="20"/>
+                <w:lang w:eastAsia="es-CL"/>
+              </w:rPr>
+              <w:t>emos</w:t>
+            </w:r>
+            <w:r>
+              <w:rPr>
+                <w:rFonts w:ascii="Calibri" w:hAnsi="Calibri" w:cs="Arial"/>
+                <w:i/>
+                <w:color w:val="000000" w:themeColor="text1"/>
+                <w:sz w:val="20"/>
+                <w:szCs w:val="20"/>
+                <w:lang w:eastAsia="es-CL"/>
+              </w:rPr>
+              <w:t xml:space="preserve"> de herramientas de desarrollo y gestión como GitHub, Jira, Docker, </w:t>
+            </w:r>
+            <w:proofErr w:type="spellStart"/>
+            <w:r>
+              <w:rPr>
+                <w:rFonts w:ascii="Calibri" w:hAnsi="Calibri" w:cs="Arial"/>
+                <w:i/>
+                <w:color w:val="000000" w:themeColor="text1"/>
+                <w:sz w:val="20"/>
+                <w:szCs w:val="20"/>
+                <w:lang w:eastAsia="es-CL"/>
+              </w:rPr>
+              <w:t>React</w:t>
+            </w:r>
+            <w:proofErr w:type="spellEnd"/>
+            <w:r>
+              <w:rPr>
+                <w:rFonts w:ascii="Calibri" w:hAnsi="Calibri" w:cs="Arial"/>
+                <w:i/>
+                <w:color w:val="000000" w:themeColor="text1"/>
+                <w:sz w:val="20"/>
+                <w:szCs w:val="20"/>
+                <w:lang w:eastAsia="es-CL"/>
+              </w:rPr>
+              <w:t xml:space="preserve"> Native/Expo, </w:t>
+            </w:r>
+            <w:proofErr w:type="spellStart"/>
+            <w:r>
+              <w:rPr>
+                <w:rFonts w:ascii="Calibri" w:hAnsi="Calibri" w:cs="Arial"/>
+                <w:i/>
+                <w:color w:val="000000" w:themeColor="text1"/>
+                <w:sz w:val="20"/>
+                <w:szCs w:val="20"/>
+                <w:lang w:eastAsia="es-CL"/>
+              </w:rPr>
+              <w:t>FastAPI</w:t>
+            </w:r>
+            <w:proofErr w:type="spellEnd"/>
+            <w:r>
+              <w:rPr>
+                <w:rFonts w:ascii="Calibri" w:hAnsi="Calibri" w:cs="Arial"/>
+                <w:i/>
+                <w:color w:val="000000" w:themeColor="text1"/>
+                <w:sz w:val="20"/>
+                <w:szCs w:val="20"/>
+                <w:lang w:eastAsia="es-CL"/>
+              </w:rPr>
+              <w:t xml:space="preserve">, PostgreSQL y </w:t>
+            </w:r>
+            <w:proofErr w:type="spellStart"/>
+            <w:r>
+              <w:rPr>
+                <w:rFonts w:ascii="Calibri" w:hAnsi="Calibri" w:cs="Arial"/>
+                <w:i/>
+                <w:color w:val="000000" w:themeColor="text1"/>
+                <w:sz w:val="20"/>
+                <w:szCs w:val="20"/>
+                <w:lang w:eastAsia="es-CL"/>
+              </w:rPr>
+              <w:t>Supabase</w:t>
+            </w:r>
+            <w:proofErr w:type="spellEnd"/>
+            <w:r>
+              <w:rPr>
+                <w:rFonts w:ascii="Calibri" w:hAnsi="Calibri" w:cs="Arial"/>
+                <w:i/>
+                <w:color w:val="000000" w:themeColor="text1"/>
+                <w:sz w:val="20"/>
+                <w:szCs w:val="20"/>
+                <w:lang w:eastAsia="es-CL"/>
+              </w:rPr>
+              <w:t>. El trabajo será organizado mediante Sprint utilizando Scrum, permitiendo distribuir las actividades de manera incremental. Entre los posibles factores que podrían dificultar el proyecto se encuentran problemas técnicos, integración entre componentes, disponibilidad de tiempo y cambios de alcance; estos riesgos serán gestionados mediante planificación, priorización del backlog, pruebas continuas y seguimiento del avance.</w:t>
+            </w:r>
+          </w:p>
+          <w:p>
+            <w:pPr>
+              <w:jc w:val="both"/>
+              <w:rPr>
+                <w:rFonts w:ascii="Calibri" w:hAnsi="Calibri" w:cs="Arial"/>
+                <w:i/>
+                <w:color w:val="548DD4"/>
+                <w:sz w:val="20"/>
+                <w:szCs w:val="20"/>
+                <w:lang w:eastAsia="es-CL"/>
+              </w:rPr>
+            </w:pPr>
+          </w:p>
+          <w:p>
+            <w:pPr>
+              <w:jc w:val="both"/>
+              <w:rPr>
+                <w:rFonts w:ascii="Calibri" w:hAnsi="Calibri" w:cs="Arial"/>
+                <w:i/>
+                <w:color w:val="548DD4"/>
+                <w:sz w:val="20"/>
+                <w:szCs w:val="20"/>
+                <w:lang w:eastAsia="es-CL"/>
+              </w:rPr>
+            </w:pPr>
+            <w:r>
+              <w:rPr>
+                <w:rFonts w:ascii="Calibri" w:hAnsi="Calibri" w:cs="Arial"/>
+                <w:i/>
+                <w:color w:val="548DD4"/>
+                <w:sz w:val="20"/>
+                <w:szCs w:val="20"/>
+                <w:lang w:eastAsia="es-CL"/>
+              </w:rPr>
+              <w:lastRenderedPageBreak/>
               <w:t>Justifica</w:t>
             </w:r>
             <w:r>
@@ -2781,13 +3091,7 @@
               <w:spacing w:after="200"/>
             </w:pPr>
             <w:r>
-              <w:t xml:space="preserve">Diseñar y desarrollar una aplicación móvil que conecte clientes y trabajadores independientes mediante un </w:t>
-            </w:r>
-            <w:r>
-              <w:t>Marketplace</w:t>
-            </w:r>
-            <w:r>
-              <w:t xml:space="preserve"> geolocalizado de servicios, facilitando la búsqueda, contratación, coordinación y pago de servicios de forma segura, organizada y accesible.</w:t>
+              <w:t>Diseñar y desarrollar una aplicación móvil que conecte clientes y trabajadores independientes mediante un Marketplace geolocalizado de servicios, facilitando la búsqueda, contratación, coordinación y pago de servicios de forma segura, organizada y accesible.</w:t>
             </w:r>
           </w:p>
           <w:p>
@@ -3249,7 +3553,6 @@
               <w:ind w:left="720" w:hanging="360"/>
             </w:pPr>
             <w:r>
-              <w:lastRenderedPageBreak/>
               <w:t>·</w:t>
             </w:r>
             <w:r>
@@ -3326,6 +3629,7 @@
               <w:ind w:left="720" w:hanging="360"/>
             </w:pPr>
             <w:r>
+              <w:lastRenderedPageBreak/>
               <w:t>·</w:t>
             </w:r>
             <w:r>
@@ -3796,6 +4100,163 @@
           <w:tcPr>
             <w:tcW w:w="9498" w:type="dxa"/>
           </w:tcPr>
+          <w:p>
+            <w:pPr>
+              <w:jc w:val="both"/>
+              <w:rPr>
+                <w:rFonts w:ascii="Calibri" w:hAnsi="Calibri" w:cs="Arial"/>
+                <w:i/>
+                <w:color w:val="000000" w:themeColor="text1"/>
+                <w:sz w:val="20"/>
+                <w:szCs w:val="20"/>
+                <w:lang w:eastAsia="es-CL"/>
+              </w:rPr>
+            </w:pPr>
+            <w:r>
+              <w:rPr>
+                <w:rFonts w:ascii="Calibri" w:hAnsi="Calibri" w:cs="Arial"/>
+                <w:i/>
+                <w:color w:val="000000" w:themeColor="text1"/>
+                <w:sz w:val="20"/>
+                <w:szCs w:val="20"/>
+                <w:lang w:eastAsia="es-CL"/>
+              </w:rPr>
+              <w:t xml:space="preserve">Para el desarrollo de </w:t>
+            </w:r>
+            <w:proofErr w:type="spellStart"/>
+            <w:r>
+              <w:rPr>
+                <w:rFonts w:ascii="Calibri" w:hAnsi="Calibri" w:cs="Arial"/>
+                <w:i/>
+                <w:color w:val="000000" w:themeColor="text1"/>
+                <w:sz w:val="20"/>
+                <w:szCs w:val="20"/>
+                <w:lang w:eastAsia="es-CL"/>
+              </w:rPr>
+              <w:t>ServiMatch</w:t>
+            </w:r>
+            <w:proofErr w:type="spellEnd"/>
+            <w:r>
+              <w:rPr>
+                <w:rFonts w:ascii="Calibri" w:hAnsi="Calibri" w:cs="Arial"/>
+                <w:i/>
+                <w:color w:val="000000" w:themeColor="text1"/>
+                <w:sz w:val="20"/>
+                <w:szCs w:val="20"/>
+                <w:lang w:eastAsia="es-CL"/>
+              </w:rPr>
+              <w:t xml:space="preserve"> se utilizará la metodología ágil Scrum, organizando el trabajo mediante iteraciones o Sprint. Inicialmente se realizará la definición y priorización del </w:t>
+            </w:r>
+            <w:proofErr w:type="spellStart"/>
+            <w:r>
+              <w:rPr>
+                <w:rFonts w:ascii="Calibri" w:hAnsi="Calibri" w:cs="Arial"/>
+                <w:i/>
+                <w:color w:val="000000" w:themeColor="text1"/>
+                <w:sz w:val="20"/>
+                <w:szCs w:val="20"/>
+                <w:lang w:eastAsia="es-CL"/>
+              </w:rPr>
+              <w:t>Product</w:t>
+            </w:r>
+            <w:proofErr w:type="spellEnd"/>
+            <w:r>
+              <w:rPr>
+                <w:rFonts w:ascii="Calibri" w:hAnsi="Calibri" w:cs="Arial"/>
+                <w:i/>
+                <w:color w:val="000000" w:themeColor="text1"/>
+                <w:sz w:val="20"/>
+                <w:szCs w:val="20"/>
+                <w:lang w:eastAsia="es-CL"/>
+              </w:rPr>
+              <w:t xml:space="preserve"> Backlog a partir de los requerimientos e historias de usuario. Posteriormente, en cada Sprint se seleccionarán las actividades a desarrollar, distribuyéndolas entre los integrantes del equipo según sus responsabilidades. Al finalizar cada iteración se revisarán las funcionalidades implementadas, se ejecutarán pruebas y se registrarán los resultados y oportunidades de mejora. Para la gestión y seguimiento de las actividades se utilizará Jira, mientras que Git y GitHub permitirán gestionar las versiones del código fuente. El desarrollo se realizará de forma incremental, permitiendo integrar progresivamente </w:t>
+            </w:r>
+            <w:proofErr w:type="spellStart"/>
+            <w:r>
+              <w:rPr>
+                <w:rFonts w:ascii="Calibri" w:hAnsi="Calibri" w:cs="Arial"/>
+                <w:i/>
+                <w:color w:val="000000" w:themeColor="text1"/>
+                <w:sz w:val="20"/>
+                <w:szCs w:val="20"/>
+                <w:lang w:eastAsia="es-CL"/>
+              </w:rPr>
+              <w:t>frontend</w:t>
+            </w:r>
+            <w:proofErr w:type="spellEnd"/>
+            <w:r>
+              <w:rPr>
+                <w:rFonts w:ascii="Calibri" w:hAnsi="Calibri" w:cs="Arial"/>
+                <w:i/>
+                <w:color w:val="000000" w:themeColor="text1"/>
+                <w:sz w:val="20"/>
+                <w:szCs w:val="20"/>
+                <w:lang w:eastAsia="es-CL"/>
+              </w:rPr>
+              <w:t xml:space="preserve">, </w:t>
+            </w:r>
+            <w:proofErr w:type="spellStart"/>
+            <w:r>
+              <w:rPr>
+                <w:rFonts w:ascii="Calibri" w:hAnsi="Calibri" w:cs="Arial"/>
+                <w:i/>
+                <w:color w:val="000000" w:themeColor="text1"/>
+                <w:sz w:val="20"/>
+                <w:szCs w:val="20"/>
+                <w:lang w:eastAsia="es-CL"/>
+              </w:rPr>
+              <w:t>backend</w:t>
+            </w:r>
+            <w:proofErr w:type="spellEnd"/>
+            <w:r>
+              <w:rPr>
+                <w:rFonts w:ascii="Calibri" w:hAnsi="Calibri" w:cs="Arial"/>
+                <w:i/>
+                <w:color w:val="000000" w:themeColor="text1"/>
+                <w:sz w:val="20"/>
+                <w:szCs w:val="20"/>
+                <w:lang w:eastAsia="es-CL"/>
+              </w:rPr>
+              <w:t xml:space="preserve"> y base de datos hasta completar el MVP definido para </w:t>
+            </w:r>
+            <w:proofErr w:type="spellStart"/>
+            <w:r>
+              <w:rPr>
+                <w:rFonts w:ascii="Calibri" w:hAnsi="Calibri" w:cs="Arial"/>
+                <w:i/>
+                <w:color w:val="000000" w:themeColor="text1"/>
+                <w:sz w:val="20"/>
+                <w:szCs w:val="20"/>
+                <w:lang w:eastAsia="es-CL"/>
+              </w:rPr>
+              <w:t>ServiMatch</w:t>
+            </w:r>
+            <w:proofErr w:type="spellEnd"/>
+            <w:r>
+              <w:rPr>
+                <w:rFonts w:ascii="Calibri" w:hAnsi="Calibri" w:cs="Arial"/>
+                <w:i/>
+                <w:color w:val="000000" w:themeColor="text1"/>
+                <w:sz w:val="20"/>
+                <w:szCs w:val="20"/>
+                <w:lang w:eastAsia="es-CL"/>
+              </w:rPr>
+              <w:t>.</w:t>
+            </w:r>
+          </w:p>
+          <w:p>
+            <w:pPr>
+              <w:jc w:val="both"/>
+              <w:rPr>
+                <w:rFonts w:ascii="Calibri" w:hAnsi="Calibri" w:cs="Arial"/>
+                <w:i/>
+                <w:color w:val="548DD4"/>
+                <w:sz w:val="20"/>
+                <w:szCs w:val="20"/>
+                <w:lang w:eastAsia="es-CL"/>
+              </w:rPr>
+            </w:pPr>
+          </w:p>
           <w:p>
             <w:pPr>
               <w:jc w:val="both"/>
@@ -4355,10 +4816,26 @@
               <w:jc w:val="both"/>
               <w:rPr>
                 <w:rFonts w:ascii="Calibri" w:hAnsi="Calibri"/>
-                <w:b/>
-                <w:color w:val="1F3864" w:themeColor="accent1" w:themeShade="80"/>
-              </w:rPr>
-            </w:pPr>
+                <w:bCs/>
+                <w:color w:val="000000" w:themeColor="text1"/>
+              </w:rPr>
+            </w:pPr>
+            <w:r>
+              <w:rPr>
+                <w:rFonts w:ascii="Calibri" w:hAnsi="Calibri"/>
+                <w:bCs/>
+                <w:color w:val="000000" w:themeColor="text1"/>
+              </w:rPr>
+              <w:t>Ava</w:t>
+            </w:r>
+            <w:r>
+              <w:rPr>
+                <w:rFonts w:ascii="Calibri" w:hAnsi="Calibri"/>
+                <w:bCs/>
+                <w:color w:val="000000" w:themeColor="text1"/>
+              </w:rPr>
+              <w:t xml:space="preserve">nce </w:t>
+            </w:r>
           </w:p>
         </w:tc>
         <w:tc>
@@ -4371,16 +4848,48 @@
               <w:jc w:val="both"/>
               <w:rPr>
                 <w:rFonts w:ascii="Calibri" w:hAnsi="Calibri"/>
-                <w:b/>
-                <w:color w:val="1F3864" w:themeColor="accent1" w:themeShade="80"/>
-              </w:rPr>
-            </w:pPr>
+                <w:bCs/>
+                <w:color w:val="000000" w:themeColor="text1"/>
+              </w:rPr>
+            </w:pPr>
+            <w:r>
+              <w:rPr>
+                <w:rFonts w:ascii="Calibri" w:hAnsi="Calibri"/>
+                <w:bCs/>
+                <w:color w:val="000000" w:themeColor="text1"/>
+              </w:rPr>
+              <w:t>Documentación de análisis y diseño</w:t>
+            </w:r>
           </w:p>
         </w:tc>
         <w:tc>
           <w:tcPr>
             <w:tcW w:w="3825" w:type="dxa"/>
           </w:tcPr>
+          <w:p>
+            <w:pPr>
+              <w:jc w:val="both"/>
+              <w:rPr>
+                <w:rFonts w:ascii="Calibri" w:hAnsi="Calibri" w:cs="Arial"/>
+                <w:i/>
+                <w:color w:val="000000" w:themeColor="text1"/>
+                <w:sz w:val="18"/>
+                <w:szCs w:val="20"/>
+                <w:lang w:eastAsia="es-CL"/>
+              </w:rPr>
+            </w:pPr>
+            <w:r>
+              <w:rPr>
+                <w:rFonts w:ascii="Calibri" w:hAnsi="Calibri" w:cs="Arial"/>
+                <w:i/>
+                <w:color w:val="000000" w:themeColor="text1"/>
+                <w:sz w:val="18"/>
+                <w:szCs w:val="20"/>
+                <w:lang w:eastAsia="es-CL"/>
+              </w:rPr>
+              <w:t>Requerimientos, HU, épicas, casos de uso, UML, modelo de datos y arquitectura.</w:t>
+            </w:r>
+          </w:p>
           <w:p>
             <w:pPr>
               <w:jc w:val="both"/>
@@ -4427,10 +4936,26 @@
               <w:jc w:val="both"/>
               <w:rPr>
                 <w:rFonts w:ascii="Calibri" w:hAnsi="Calibri"/>
-                <w:b/>
-                <w:color w:val="1F3864" w:themeColor="accent1" w:themeShade="80"/>
-              </w:rPr>
-            </w:pPr>
+                <w:bCs/>
+                <w:color w:val="1F3864" w:themeColor="accent1" w:themeShade="80"/>
+              </w:rPr>
+            </w:pPr>
+            <w:r>
+              <w:rPr>
+                <w:rFonts w:ascii="Calibri" w:hAnsi="Calibri"/>
+                <w:bCs/>
+                <w:color w:val="000000" w:themeColor="text1"/>
+              </w:rPr>
+              <w:t>E</w:t>
+            </w:r>
+            <w:r>
+              <w:rPr>
+                <w:rFonts w:ascii="Calibri" w:hAnsi="Calibri"/>
+                <w:bCs/>
+                <w:color w:val="000000" w:themeColor="text1"/>
+              </w:rPr>
+              <w:t>videncia la planificación y diseño de la solución.</w:t>
+            </w:r>
           </w:p>
         </w:tc>
       </w:tr>
@@ -4448,10 +4973,26 @@
               <w:jc w:val="both"/>
               <w:rPr>
                 <w:rFonts w:ascii="Calibri" w:hAnsi="Calibri"/>
-                <w:b/>
-                <w:color w:val="1F3864" w:themeColor="accent1" w:themeShade="80"/>
-              </w:rPr>
-            </w:pPr>
+                <w:bCs/>
+                <w:color w:val="1F3864" w:themeColor="accent1" w:themeShade="80"/>
+              </w:rPr>
+            </w:pPr>
+            <w:r>
+              <w:rPr>
+                <w:rFonts w:ascii="Calibri" w:hAnsi="Calibri"/>
+                <w:bCs/>
+                <w:color w:val="000000" w:themeColor="text1"/>
+              </w:rPr>
+              <w:t>Avan</w:t>
+            </w:r>
+            <w:r>
+              <w:rPr>
+                <w:rFonts w:ascii="Calibri" w:hAnsi="Calibri"/>
+                <w:bCs/>
+                <w:color w:val="000000" w:themeColor="text1"/>
+              </w:rPr>
+              <w:t>ce</w:t>
+            </w:r>
           </w:p>
         </w:tc>
         <w:tc>
@@ -4464,10 +5005,18 @@
               <w:jc w:val="both"/>
               <w:rPr>
                 <w:rFonts w:ascii="Calibri" w:hAnsi="Calibri"/>
-                <w:b/>
-                <w:color w:val="1F3864" w:themeColor="accent1" w:themeShade="80"/>
-              </w:rPr>
-            </w:pPr>
+                <w:bCs/>
+                <w:color w:val="000000" w:themeColor="text1"/>
+              </w:rPr>
+            </w:pPr>
+            <w:r>
+              <w:rPr>
+                <w:rFonts w:ascii="Calibri" w:hAnsi="Calibri"/>
+                <w:bCs/>
+                <w:color w:val="000000" w:themeColor="text1"/>
+              </w:rPr>
+              <w:t>Repositorio y Sprint</w:t>
+            </w:r>
           </w:p>
         </w:tc>
         <w:tc>
@@ -4480,10 +5029,18 @@
               <w:jc w:val="both"/>
               <w:rPr>
                 <w:rFonts w:ascii="Calibri" w:hAnsi="Calibri"/>
-                <w:b/>
-                <w:color w:val="1F3864" w:themeColor="accent1" w:themeShade="80"/>
-              </w:rPr>
-            </w:pPr>
+                <w:bCs/>
+                <w:color w:val="000000" w:themeColor="text1"/>
+              </w:rPr>
+            </w:pPr>
+            <w:r>
+              <w:rPr>
+                <w:rFonts w:ascii="Calibri" w:hAnsi="Calibri"/>
+                <w:bCs/>
+                <w:color w:val="000000" w:themeColor="text1"/>
+              </w:rPr>
+              <w:t>Código fuente, commits, backlog y actividades desarrolladas durante los Sprint.</w:t>
+            </w:r>
           </w:p>
         </w:tc>
         <w:tc>
@@ -4496,10 +5053,18 @@
               <w:jc w:val="both"/>
               <w:rPr>
                 <w:rFonts w:ascii="Calibri" w:hAnsi="Calibri"/>
-                <w:b/>
-                <w:color w:val="1F3864" w:themeColor="accent1" w:themeShade="80"/>
-              </w:rPr>
-            </w:pPr>
+                <w:bCs/>
+                <w:color w:val="000000" w:themeColor="text1"/>
+              </w:rPr>
+            </w:pPr>
+            <w:r>
+              <w:rPr>
+                <w:rFonts w:ascii="Calibri" w:hAnsi="Calibri"/>
+                <w:bCs/>
+                <w:color w:val="000000" w:themeColor="text1"/>
+              </w:rPr>
+              <w:t>Permite demostrar el avance técnico e individual del equipo.</w:t>
+            </w:r>
           </w:p>
         </w:tc>
       </w:tr>
@@ -4517,10 +5082,18 @@
               <w:jc w:val="both"/>
               <w:rPr>
                 <w:rFonts w:ascii="Calibri" w:hAnsi="Calibri"/>
-                <w:b/>
-                <w:color w:val="1F3864" w:themeColor="accent1" w:themeShade="80"/>
-              </w:rPr>
-            </w:pPr>
+                <w:bCs/>
+                <w:color w:val="000000" w:themeColor="text1"/>
+              </w:rPr>
+            </w:pPr>
+            <w:r>
+              <w:rPr>
+                <w:rFonts w:ascii="Calibri" w:hAnsi="Calibri"/>
+                <w:bCs/>
+                <w:color w:val="000000" w:themeColor="text1"/>
+              </w:rPr>
+              <w:t>Avance</w:t>
+            </w:r>
           </w:p>
         </w:tc>
         <w:tc>
@@ -4533,10 +5106,18 @@
               <w:jc w:val="both"/>
               <w:rPr>
                 <w:rFonts w:ascii="Calibri" w:hAnsi="Calibri"/>
-                <w:b/>
-                <w:color w:val="1F3864" w:themeColor="accent1" w:themeShade="80"/>
-              </w:rPr>
-            </w:pPr>
+                <w:bCs/>
+                <w:color w:val="000000" w:themeColor="text1"/>
+              </w:rPr>
+            </w:pPr>
+            <w:r>
+              <w:rPr>
+                <w:rFonts w:ascii="Calibri" w:hAnsi="Calibri"/>
+                <w:bCs/>
+                <w:color w:val="000000" w:themeColor="text1"/>
+              </w:rPr>
+              <w:t>Pruebas de software</w:t>
+            </w:r>
           </w:p>
         </w:tc>
         <w:tc>
@@ -4549,10 +5130,18 @@
               <w:jc w:val="both"/>
               <w:rPr>
                 <w:rFonts w:ascii="Calibri" w:hAnsi="Calibri"/>
-                <w:b/>
-                <w:color w:val="1F3864" w:themeColor="accent1" w:themeShade="80"/>
-              </w:rPr>
-            </w:pPr>
+                <w:bCs/>
+                <w:color w:val="000000" w:themeColor="text1"/>
+              </w:rPr>
+            </w:pPr>
+            <w:r>
+              <w:rPr>
+                <w:rFonts w:ascii="Calibri" w:hAnsi="Calibri"/>
+                <w:bCs/>
+                <w:color w:val="000000" w:themeColor="text1"/>
+              </w:rPr>
+              <w:t>Pruebas unitarias, integración y funcionales con sus resultados.</w:t>
+            </w:r>
           </w:p>
         </w:tc>
         <w:tc>
@@ -4565,10 +5154,18 @@
               <w:jc w:val="both"/>
               <w:rPr>
                 <w:rFonts w:ascii="Calibri" w:hAnsi="Calibri"/>
-                <w:b/>
-                <w:color w:val="1F3864" w:themeColor="accent1" w:themeShade="80"/>
-              </w:rPr>
-            </w:pPr>
+                <w:bCs/>
+                <w:color w:val="000000" w:themeColor="text1"/>
+              </w:rPr>
+            </w:pPr>
+            <w:r>
+              <w:rPr>
+                <w:rFonts w:ascii="Calibri" w:hAnsi="Calibri"/>
+                <w:bCs/>
+                <w:color w:val="000000" w:themeColor="text1"/>
+              </w:rPr>
+              <w:t>Permite comprobar el funcionamiento y cumplimiento de requerimientos.</w:t>
+            </w:r>
           </w:p>
         </w:tc>
       </w:tr>
@@ -4586,10 +5183,18 @@
               <w:jc w:val="both"/>
               <w:rPr>
                 <w:rFonts w:ascii="Calibri" w:hAnsi="Calibri"/>
-                <w:b/>
-                <w:color w:val="1F3864" w:themeColor="accent1" w:themeShade="80"/>
-              </w:rPr>
-            </w:pPr>
+                <w:bCs/>
+                <w:color w:val="1F3864" w:themeColor="accent1" w:themeShade="80"/>
+              </w:rPr>
+            </w:pPr>
+            <w:r>
+              <w:rPr>
+                <w:rFonts w:ascii="Calibri" w:hAnsi="Calibri"/>
+                <w:bCs/>
+                <w:color w:val="000000" w:themeColor="text1"/>
+              </w:rPr>
+              <w:t>Final</w:t>
+            </w:r>
           </w:p>
         </w:tc>
         <w:tc>
@@ -4602,10 +5207,28 @@
               <w:jc w:val="both"/>
               <w:rPr>
                 <w:rFonts w:ascii="Calibri" w:hAnsi="Calibri"/>
-                <w:b/>
-                <w:color w:val="1F3864" w:themeColor="accent1" w:themeShade="80"/>
-              </w:rPr>
-            </w:pPr>
+                <w:bCs/>
+                <w:color w:val="000000" w:themeColor="text1"/>
+              </w:rPr>
+            </w:pPr>
+            <w:r>
+              <w:rPr>
+                <w:rFonts w:ascii="Calibri" w:hAnsi="Calibri"/>
+                <w:bCs/>
+                <w:color w:val="000000" w:themeColor="text1"/>
+              </w:rPr>
+              <w:t xml:space="preserve">MVP </w:t>
+            </w:r>
+            <w:proofErr w:type="spellStart"/>
+            <w:r>
+              <w:rPr>
+                <w:rFonts w:ascii="Calibri" w:hAnsi="Calibri"/>
+                <w:bCs/>
+                <w:color w:val="000000" w:themeColor="text1"/>
+              </w:rPr>
+              <w:t>ServiMatch</w:t>
+            </w:r>
+            <w:proofErr w:type="spellEnd"/>
           </w:p>
         </w:tc>
         <w:tc>
@@ -4622,6 +5245,32 @@
                 <w:color w:val="1F3864" w:themeColor="accent1" w:themeShade="80"/>
               </w:rPr>
             </w:pPr>
+            <w:r>
+              <w:rPr>
+                <w:rFonts w:ascii="Calibri" w:hAnsi="Calibri"/>
+                <w:bCs/>
+                <w:color w:val="000000" w:themeColor="text1"/>
+              </w:rPr>
+              <w:t xml:space="preserve">Aplicación móvil, </w:t>
+            </w:r>
+            <w:proofErr w:type="spellStart"/>
+            <w:r>
+              <w:rPr>
+                <w:rFonts w:ascii="Calibri" w:hAnsi="Calibri"/>
+                <w:bCs/>
+                <w:color w:val="000000" w:themeColor="text1"/>
+              </w:rPr>
+              <w:t>backend</w:t>
+            </w:r>
+            <w:proofErr w:type="spellEnd"/>
+            <w:r>
+              <w:rPr>
+                <w:rFonts w:ascii="Calibri" w:hAnsi="Calibri"/>
+                <w:bCs/>
+                <w:color w:val="000000" w:themeColor="text1"/>
+              </w:rPr>
+              <w:t xml:space="preserve"> y base de datos integrados con las funcionalidades comprometidas.</w:t>
+            </w:r>
           </w:p>
         </w:tc>
         <w:tc>
@@ -4634,10 +5283,18 @@
               <w:jc w:val="both"/>
               <w:rPr>
                 <w:rFonts w:ascii="Calibri" w:hAnsi="Calibri"/>
-                <w:b/>
-                <w:color w:val="1F3864" w:themeColor="accent1" w:themeShade="80"/>
-              </w:rPr>
-            </w:pPr>
+                <w:bCs/>
+                <w:color w:val="1F3864" w:themeColor="accent1" w:themeShade="80"/>
+              </w:rPr>
+            </w:pPr>
+            <w:r>
+              <w:rPr>
+                <w:rFonts w:ascii="Calibri" w:hAnsi="Calibri"/>
+                <w:bCs/>
+                <w:color w:val="1F3864" w:themeColor="accent1" w:themeShade="80"/>
+              </w:rPr>
+              <w:t>Evidencia la implementación de la solución propuesta.</w:t>
+            </w:r>
           </w:p>
         </w:tc>
       </w:tr>
@@ -4750,7 +5407,23 @@
                 <w:rFonts w:ascii="Calibri" w:hAnsi="Calibri"/>
                 <w:color w:val="1F3864" w:themeColor="accent1" w:themeShade="80"/>
               </w:rPr>
-              <w:t>efine la planificación de tu Proyecto APT de acuerdo a lo requerido</w:t>
+              <w:t xml:space="preserve">efine la planificación de tu Proyecto APT </w:t>
+            </w:r>
+            <w:proofErr w:type="gramStart"/>
+            <w:r>
+              <w:rPr>
+                <w:rFonts w:ascii="Calibri" w:hAnsi="Calibri"/>
+                <w:color w:val="1F3864" w:themeColor="accent1" w:themeShade="80"/>
+              </w:rPr>
+              <w:t>de acuerdo a</w:t>
+            </w:r>
+            <w:proofErr w:type="gramEnd"/>
+            <w:r>
+              <w:rPr>
+                <w:rFonts w:ascii="Calibri" w:hAnsi="Calibri"/>
+                <w:color w:val="1F3864" w:themeColor="accent1" w:themeShade="80"/>
+              </w:rPr>
+              <w:t xml:space="preserve"> lo requerido</w:t>
             </w:r>
             <w:r>
               <w:rPr>
@@ -4888,14 +5561,30 @@
                 <w:rFonts w:ascii="Calibri" w:hAnsi="Calibri"/>
                 <w:color w:val="1F3864" w:themeColor="accent1" w:themeShade="80"/>
               </w:rPr>
-              <w:t xml:space="preserve">Nombre de </w:t>
-            </w:r>
-            <w:r>
-              <w:rPr>
-                <w:rFonts w:ascii="Calibri" w:hAnsi="Calibri"/>
-                <w:color w:val="1F3864" w:themeColor="accent1" w:themeShade="80"/>
-              </w:rPr>
-              <w:t xml:space="preserve"> Actividades/Tareas</w:t>
+              <w:t xml:space="preserve">Nombre </w:t>
+            </w:r>
+            <w:proofErr w:type="gramStart"/>
+            <w:r>
+              <w:rPr>
+                <w:rFonts w:ascii="Calibri" w:hAnsi="Calibri"/>
+                <w:color w:val="1F3864" w:themeColor="accent1" w:themeShade="80"/>
+              </w:rPr>
+              <w:t xml:space="preserve">de </w:t>
+            </w:r>
+            <w:r>
+              <w:rPr>
+                <w:rFonts w:ascii="Calibri" w:hAnsi="Calibri"/>
+                <w:color w:val="1F3864" w:themeColor="accent1" w:themeShade="80"/>
+              </w:rPr>
+              <w:t xml:space="preserve"> Actividades</w:t>
+            </w:r>
+            <w:proofErr w:type="gramEnd"/>
+            <w:r>
+              <w:rPr>
+                <w:rFonts w:ascii="Calibri" w:hAnsi="Calibri"/>
+                <w:color w:val="1F3864" w:themeColor="accent1" w:themeShade="80"/>
+              </w:rPr>
+              <w:t>/Tareas</w:t>
             </w:r>
           </w:p>
         </w:tc>
@@ -4987,18 +5676,7 @@
             <w:vAlign w:val="center"/>
           </w:tcPr>
           <w:p>
-            <w:pPr>
-              <w:jc w:val="center"/>
-              <w:rPr>
-                <w:rFonts w:ascii="Calibri" w:hAnsi="Calibri"/>
-                <w:color w:val="1F3864" w:themeColor="accent1" w:themeShade="80"/>
-              </w:rPr>
-            </w:pPr>
-            <w:r>
-              <w:rPr>
-                <w:rFonts w:ascii="Calibri" w:hAnsi="Calibri"/>
-                <w:color w:val="1F3864" w:themeColor="accent1" w:themeShade="80"/>
-              </w:rPr>
+            <w:r>
               <w:t>Responsable</w:t>
             </w:r>
             <w:r>
@@ -5047,8 +5725,8 @@
               <w:jc w:val="both"/>
               <w:rPr>
                 <w:rFonts w:ascii="Calibri" w:hAnsi="Calibri" w:cs="Arial"/>
-                <w:i/>
-                <w:color w:val="548DD4"/>
+                <w:iCs/>
+                <w:color w:val="000000" w:themeColor="text1"/>
                 <w:sz w:val="18"/>
                 <w:szCs w:val="20"/>
                 <w:lang w:eastAsia="es-CL"/>
@@ -5057,12 +5735,47 @@
             <w:r>
               <w:rPr>
                 <w:rFonts w:ascii="Calibri" w:hAnsi="Calibri" w:cs="Arial"/>
-                <w:i/>
-                <w:color w:val="548DD4"/>
+                <w:iCs/>
+                <w:color w:val="000000" w:themeColor="text1"/>
                 <w:sz w:val="18"/>
                 <w:szCs w:val="20"/>
                 <w:lang w:eastAsia="es-CL"/>
               </w:rPr>
+              <w:t>Análisis y</w:t>
+            </w:r>
+            <w:r>
+              <w:rPr>
+                <w:rFonts w:ascii="Calibri" w:hAnsi="Calibri" w:cs="Arial"/>
+                <w:iCs/>
+                <w:color w:val="000000" w:themeColor="text1"/>
+                <w:sz w:val="18"/>
+                <w:szCs w:val="20"/>
+                <w:lang w:eastAsia="es-CL"/>
+              </w:rPr>
+              <w:t xml:space="preserve"> definición del proyecto </w:t>
+            </w:r>
+          </w:p>
+          <w:p>
+            <w:pPr>
+              <w:jc w:val="both"/>
+              <w:rPr>
+                <w:rFonts w:ascii="Calibri" w:hAnsi="Calibri" w:cs="Arial"/>
+                <w:i/>
+                <w:color w:val="548DD4"/>
+                <w:sz w:val="18"/>
+                <w:szCs w:val="20"/>
+                <w:lang w:eastAsia="es-CL"/>
+              </w:rPr>
+            </w:pPr>
+            <w:r>
+              <w:rPr>
+                <w:rFonts w:ascii="Calibri" w:hAnsi="Calibri" w:cs="Arial"/>
+                <w:i/>
+                <w:color w:val="548DD4"/>
+                <w:sz w:val="18"/>
+                <w:szCs w:val="20"/>
+                <w:lang w:eastAsia="es-CL"/>
+              </w:rPr>
               <w:t xml:space="preserve">Nombra las competencias o unidades de competencias </w:t>
             </w:r>
             <w:r>
@@ -5074,7 +5787,7 @@
                 <w:szCs w:val="20"/>
                 <w:lang w:eastAsia="es-CL"/>
               </w:rPr>
-              <w:t xml:space="preserve">que se relacionan con las diferentes actividades </w:t>
+              <w:t xml:space="preserve">que se relacionan con </w:t>
             </w:r>
             <w:r>
               <w:rPr>
@@ -5085,6 +5798,18 @@
                 <w:szCs w:val="20"/>
                 <w:lang w:eastAsia="es-CL"/>
               </w:rPr>
+              <w:lastRenderedPageBreak/>
+              <w:t xml:space="preserve">las diferentes actividades </w:t>
+            </w:r>
+            <w:r>
+              <w:rPr>
+                <w:rFonts w:ascii="Calibri" w:hAnsi="Calibri" w:cs="Arial"/>
+                <w:i/>
+                <w:color w:val="548DD4"/>
+                <w:sz w:val="18"/>
+                <w:szCs w:val="20"/>
+                <w:lang w:eastAsia="es-CL"/>
+              </w:rPr>
               <w:t>requeridas para el desarrollo de la actividad.</w:t>
             </w:r>
           </w:p>
@@ -5093,6 +5818,121 @@
           <w:tcPr>
             <w:tcW w:w="1580" w:type="dxa"/>
           </w:tcPr>
+          <w:p>
+            <w:pPr>
+              <w:jc w:val="both"/>
+              <w:rPr>
+                <w:rFonts w:ascii="Calibri" w:hAnsi="Calibri" w:cs="Arial"/>
+                <w:iCs/>
+                <w:color w:val="000000" w:themeColor="text1"/>
+                <w:sz w:val="18"/>
+                <w:szCs w:val="20"/>
+                <w:lang w:eastAsia="es-CL"/>
+              </w:rPr>
+            </w:pPr>
+            <w:r>
+              <w:rPr>
+                <w:rFonts w:ascii="Calibri" w:hAnsi="Calibri" w:cs="Arial"/>
+                <w:iCs/>
+                <w:color w:val="000000" w:themeColor="text1"/>
+                <w:sz w:val="18"/>
+                <w:szCs w:val="20"/>
+                <w:lang w:eastAsia="es-CL"/>
+              </w:rPr>
+              <w:lastRenderedPageBreak/>
+              <w:t>Planificación del</w:t>
+            </w:r>
+            <w:r>
+              <w:rPr>
+                <w:rFonts w:ascii="Calibri" w:hAnsi="Calibri" w:cs="Arial"/>
+                <w:iCs/>
+                <w:color w:val="000000" w:themeColor="text1"/>
+                <w:sz w:val="18"/>
+                <w:szCs w:val="20"/>
+                <w:lang w:eastAsia="es-CL"/>
+              </w:rPr>
+              <w:t xml:space="preserve"> proyecto</w:t>
+            </w:r>
+          </w:p>
+          <w:p>
+            <w:pPr>
+              <w:jc w:val="both"/>
+              <w:rPr>
+                <w:rFonts w:ascii="Calibri" w:hAnsi="Calibri" w:cs="Arial"/>
+                <w:i/>
+                <w:color w:val="548DD4"/>
+                <w:sz w:val="18"/>
+                <w:szCs w:val="20"/>
+                <w:lang w:eastAsia="es-CL"/>
+              </w:rPr>
+            </w:pPr>
+          </w:p>
+          <w:p>
+            <w:pPr>
+              <w:jc w:val="both"/>
+              <w:rPr>
+                <w:rFonts w:ascii="Calibri" w:hAnsi="Calibri" w:cs="Arial"/>
+                <w:i/>
+                <w:color w:val="548DD4"/>
+                <w:sz w:val="18"/>
+                <w:szCs w:val="20"/>
+                <w:lang w:eastAsia="es-CL"/>
+              </w:rPr>
+            </w:pPr>
+            <w:r>
+              <w:rPr>
+                <w:rFonts w:ascii="Calibri" w:hAnsi="Calibri" w:cs="Arial"/>
+                <w:i/>
+                <w:color w:val="548DD4"/>
+                <w:sz w:val="18"/>
+                <w:szCs w:val="20"/>
+                <w:lang w:eastAsia="es-CL"/>
+              </w:rPr>
+              <w:t>Señale el nombre de la tarea o actividad.</w:t>
+            </w:r>
+          </w:p>
+        </w:tc>
+        <w:tc>
+          <w:tcPr>
+            <w:tcW w:w="1580" w:type="dxa"/>
+          </w:tcPr>
+          <w:p>
+            <w:pPr>
+              <w:jc w:val="both"/>
+              <w:rPr>
+                <w:rFonts w:ascii="Calibri" w:hAnsi="Calibri" w:cs="Arial"/>
+                <w:iCs/>
+                <w:color w:val="000000" w:themeColor="text1"/>
+                <w:sz w:val="18"/>
+                <w:szCs w:val="20"/>
+                <w:lang w:eastAsia="es-CL"/>
+              </w:rPr>
+            </w:pPr>
+            <w:r>
+              <w:rPr>
+                <w:rFonts w:ascii="Calibri" w:hAnsi="Calibri" w:cs="Arial"/>
+                <w:iCs/>
+                <w:color w:val="000000" w:themeColor="text1"/>
+                <w:sz w:val="18"/>
+                <w:szCs w:val="20"/>
+                <w:lang w:eastAsia="es-CL"/>
+              </w:rPr>
+              <w:t>Requerimientos, HU, épicas, UML, arquitectura y backlog</w:t>
+            </w:r>
+          </w:p>
+          <w:p>
+            <w:pPr>
+              <w:jc w:val="both"/>
+              <w:rPr>
+                <w:rFonts w:ascii="Calibri" w:hAnsi="Calibri" w:cs="Arial"/>
+                <w:i/>
+                <w:color w:val="548DD4"/>
+                <w:sz w:val="18"/>
+                <w:szCs w:val="20"/>
+                <w:lang w:eastAsia="es-CL"/>
+              </w:rPr>
+            </w:pPr>
+          </w:p>
           <w:p>
             <w:pPr>
               <w:jc w:val="both"/>
@@ -5111,7 +5951,41 @@
                 <w:szCs w:val="20"/>
                 <w:lang w:eastAsia="es-CL"/>
               </w:rPr>
-              <w:t>Señale el nombre de la tarea o actividad.</w:t>
+              <w:lastRenderedPageBreak/>
+              <w:t>Descri</w:t>
+            </w:r>
+            <w:r>
+              <w:rPr>
+                <w:rFonts w:ascii="Calibri" w:hAnsi="Calibri" w:cs="Arial"/>
+                <w:i/>
+                <w:color w:val="548DD4"/>
+                <w:sz w:val="18"/>
+                <w:szCs w:val="20"/>
+                <w:lang w:eastAsia="es-CL"/>
+              </w:rPr>
+              <w:t>be</w:t>
+            </w:r>
+            <w:r>
+              <w:rPr>
+                <w:rFonts w:ascii="Calibri" w:hAnsi="Calibri" w:cs="Arial"/>
+                <w:i/>
+                <w:color w:val="548DD4"/>
+                <w:sz w:val="18"/>
+                <w:szCs w:val="20"/>
+                <w:lang w:eastAsia="es-CL"/>
+              </w:rPr>
+              <w:t xml:space="preserve"> la tarea</w:t>
+            </w:r>
+            <w:r>
+              <w:rPr>
+                <w:rFonts w:ascii="Calibri" w:hAnsi="Calibri" w:cs="Arial"/>
+                <w:i/>
+                <w:color w:val="548DD4"/>
+                <w:sz w:val="18"/>
+                <w:szCs w:val="20"/>
+                <w:lang w:eastAsia="es-CL"/>
+              </w:rPr>
+              <w:t xml:space="preserve"> o actividad.</w:t>
             </w:r>
           </w:p>
         </w:tc>
@@ -5123,23 +5997,30 @@
             <w:pPr>
               <w:jc w:val="both"/>
               <w:rPr>
-                <w:b/>
+                <w:rFonts w:ascii="Calibri" w:hAnsi="Calibri" w:cs="Arial"/>
+                <w:iCs/>
+                <w:color w:val="000000" w:themeColor="text1"/>
                 <w:sz w:val="18"/>
-                <w:szCs w:val="24"/>
-              </w:rPr>
-            </w:pPr>
-            <w:r>
-              <w:rPr>
-                <w:rFonts w:ascii="Calibri" w:hAnsi="Calibri" w:cs="Arial"/>
-                <w:i/>
-                <w:color w:val="548DD4"/>
+                <w:szCs w:val="20"/>
+                <w:lang w:eastAsia="es-CL"/>
+              </w:rPr>
+            </w:pPr>
+            <w:r>
+              <w:rPr>
+                <w:rFonts w:ascii="Calibri" w:hAnsi="Calibri" w:cs="Arial"/>
+                <w:iCs/>
+                <w:color w:val="000000" w:themeColor="text1"/>
                 <w:sz w:val="18"/>
                 <w:szCs w:val="20"/>
                 <w:lang w:eastAsia="es-CL"/>
               </w:rPr>
-              <w:t>Descri</w:t>
-            </w:r>
-            <w:r>
+              <w:lastRenderedPageBreak/>
+              <w:t>Jira, Draw.io/StarUML</w:t>
+            </w:r>
+          </w:p>
+          <w:p>
+            <w:pPr>
+              <w:jc w:val="both"/>
               <w:rPr>
                 <w:rFonts w:ascii="Calibri" w:hAnsi="Calibri" w:cs="Arial"/>
                 <w:i/>
@@ -5148,8 +6029,7 @@
                 <w:szCs w:val="20"/>
                 <w:lang w:eastAsia="es-CL"/>
               </w:rPr>
-              <w:t>be</w:t>
-            </w:r>
+            </w:pPr>
             <w:r>
               <w:rPr>
                 <w:rFonts w:ascii="Calibri" w:hAnsi="Calibri" w:cs="Arial"/>
@@ -5159,7 +6039,7 @@
                 <w:szCs w:val="20"/>
                 <w:lang w:eastAsia="es-CL"/>
               </w:rPr>
-              <w:t xml:space="preserve"> la tarea</w:t>
+              <w:t xml:space="preserve">Nombra los recursos necesarios para llevar a cabo las </w:t>
             </w:r>
             <w:r>
               <w:rPr>
@@ -5170,36 +6050,8 @@
                 <w:szCs w:val="20"/>
                 <w:lang w:eastAsia="es-CL"/>
               </w:rPr>
-              <w:t xml:space="preserve"> o actividad.</w:t>
-            </w:r>
-          </w:p>
-        </w:tc>
-        <w:tc>
-          <w:tcPr>
-            <w:tcW w:w="1580" w:type="dxa"/>
-          </w:tcPr>
-          <w:p>
-            <w:pPr>
-              <w:jc w:val="both"/>
-              <w:rPr>
-                <w:rFonts w:ascii="Calibri" w:hAnsi="Calibri" w:cs="Arial"/>
-                <w:i/>
-                <w:color w:val="548DD4"/>
-                <w:sz w:val="18"/>
-                <w:szCs w:val="20"/>
-                <w:lang w:eastAsia="es-CL"/>
-              </w:rPr>
-            </w:pPr>
-            <w:r>
-              <w:rPr>
-                <w:rFonts w:ascii="Calibri" w:hAnsi="Calibri" w:cs="Arial"/>
-                <w:i/>
-                <w:color w:val="548DD4"/>
-                <w:sz w:val="18"/>
-                <w:szCs w:val="20"/>
-                <w:lang w:eastAsia="es-CL"/>
-              </w:rPr>
-              <w:t>Nombra los recursos necesarios para llevar a cabo las actividades definidas</w:t>
+              <w:lastRenderedPageBreak/>
+              <w:t>actividades definidas</w:t>
             </w:r>
             <w:r>
               <w:rPr>
@@ -5226,8 +6078,8 @@
               <w:jc w:val="both"/>
               <w:rPr>
                 <w:rFonts w:ascii="Calibri" w:hAnsi="Calibri" w:cs="Arial"/>
-                <w:i/>
-                <w:color w:val="548DD4"/>
+                <w:iCs/>
+                <w:color w:val="000000" w:themeColor="text1"/>
                 <w:sz w:val="18"/>
                 <w:szCs w:val="20"/>
                 <w:lang w:eastAsia="es-CL"/>
@@ -5236,35 +6088,62 @@
             <w:r>
               <w:rPr>
                 <w:rFonts w:ascii="Calibri" w:hAnsi="Calibri" w:cs="Arial"/>
-                <w:i/>
-                <w:color w:val="548DD4"/>
+                <w:iCs/>
+                <w:color w:val="000000" w:themeColor="text1"/>
                 <w:sz w:val="18"/>
                 <w:szCs w:val="20"/>
                 <w:lang w:eastAsia="es-CL"/>
               </w:rPr>
-              <w:t>Escrib</w:t>
-            </w:r>
-            <w:r>
-              <w:rPr>
-                <w:rFonts w:ascii="Calibri" w:hAnsi="Calibri" w:cs="Arial"/>
-                <w:i/>
-                <w:color w:val="548DD4"/>
+              <w:lastRenderedPageBreak/>
+              <w:t>Sprint 0</w:t>
+            </w:r>
+          </w:p>
+          <w:p>
+            <w:pPr>
+              <w:jc w:val="both"/>
+              <w:rPr>
+                <w:rFonts w:ascii="Calibri" w:hAnsi="Calibri" w:cs="Arial"/>
+                <w:iCs/>
+                <w:color w:val="000000" w:themeColor="text1"/>
                 <w:sz w:val="18"/>
                 <w:szCs w:val="20"/>
                 <w:lang w:eastAsia="es-CL"/>
               </w:rPr>
-              <w:t>e</w:t>
-            </w:r>
-            <w:r>
-              <w:rPr>
-                <w:rFonts w:ascii="Calibri" w:hAnsi="Calibri" w:cs="Arial"/>
-                <w:i/>
-                <w:color w:val="548DD4"/>
+            </w:pPr>
+            <w:r>
+              <w:rPr>
+                <w:rFonts w:ascii="Calibri" w:hAnsi="Calibri" w:cs="Arial"/>
+                <w:iCs/>
+                <w:color w:val="000000" w:themeColor="text1"/>
                 <w:sz w:val="18"/>
                 <w:szCs w:val="20"/>
                 <w:lang w:eastAsia="es-CL"/>
               </w:rPr>
-              <w:t xml:space="preserve"> la </w:t>
+              <w:t xml:space="preserve">1 semana </w:t>
+            </w:r>
+          </w:p>
+          <w:p>
+            <w:pPr>
+              <w:jc w:val="both"/>
+              <w:rPr>
+                <w:rFonts w:ascii="Calibri" w:hAnsi="Calibri" w:cs="Arial"/>
+                <w:i/>
+                <w:color w:val="548DD4"/>
+                <w:sz w:val="18"/>
+                <w:szCs w:val="20"/>
+                <w:lang w:eastAsia="es-CL"/>
+              </w:rPr>
+            </w:pPr>
+            <w:r>
+              <w:rPr>
+                <w:rFonts w:ascii="Calibri" w:hAnsi="Calibri" w:cs="Arial"/>
+                <w:i/>
+                <w:color w:val="548DD4"/>
+                <w:sz w:val="18"/>
+                <w:szCs w:val="20"/>
+                <w:lang w:eastAsia="es-CL"/>
+              </w:rPr>
+              <w:t xml:space="preserve">la </w:t>
             </w:r>
             <w:r>
               <w:rPr>
@@ -5315,6 +6194,30 @@
             <w:pPr>
               <w:jc w:val="both"/>
               <w:rPr>
+                <w:rFonts w:ascii="Calibri" w:hAnsi="Calibri" w:cs="Arial"/>
+                <w:iCs/>
+                <w:color w:val="000000" w:themeColor="text1"/>
+                <w:sz w:val="18"/>
+                <w:szCs w:val="20"/>
+                <w:lang w:eastAsia="es-CL"/>
+              </w:rPr>
+            </w:pPr>
+            <w:r>
+              <w:rPr>
+                <w:rFonts w:ascii="Calibri" w:hAnsi="Calibri" w:cs="Arial"/>
+                <w:iCs/>
+                <w:color w:val="000000" w:themeColor="text1"/>
+                <w:sz w:val="18"/>
+                <w:szCs w:val="20"/>
+                <w:lang w:eastAsia="es-CL"/>
+              </w:rPr>
+              <w:t xml:space="preserve">Todo el equipo </w:t>
+            </w:r>
+          </w:p>
+          <w:p>
+            <w:pPr>
+              <w:jc w:val="both"/>
+              <w:rPr>
                 <w:b/>
                 <w:sz w:val="18"/>
                 <w:szCs w:val="24"/>
@@ -5465,7 +6368,19 @@
                 <w:szCs w:val="20"/>
                 <w:lang w:eastAsia="es-CL"/>
               </w:rPr>
-              <w:t>presentar durante la ejecución de cada una de las actividades propuestas para llevar a cabo el plan de trabajo</w:t>
+              <w:t xml:space="preserve">presentar durante la ejecución de cada una de las actividades </w:t>
+            </w:r>
+            <w:r>
+              <w:rPr>
+                <w:rFonts w:ascii="Calibri" w:hAnsi="Calibri" w:cs="Arial"/>
+                <w:i/>
+                <w:color w:val="548DD4"/>
+                <w:sz w:val="18"/>
+                <w:szCs w:val="20"/>
+                <w:lang w:eastAsia="es-CL"/>
+              </w:rPr>
+              <w:lastRenderedPageBreak/>
+              <w:t>propuestas para llevar a cabo el plan de trabajo</w:t>
             </w:r>
             <w:r>
               <w:rPr>
@@ -5494,13 +6409,25 @@
               <w:jc w:val="both"/>
               <w:rPr>
                 <w:rFonts w:ascii="Calibri" w:hAnsi="Calibri" w:cs="Arial"/>
-                <w:i/>
+                <w:iCs/>
                 <w:color w:val="548DD4"/>
                 <w:sz w:val="18"/>
                 <w:szCs w:val="20"/>
                 <w:lang w:eastAsia="es-CL"/>
               </w:rPr>
             </w:pPr>
+            <w:r>
+              <w:rPr>
+                <w:rFonts w:ascii="Calibri" w:hAnsi="Calibri" w:cs="Arial"/>
+                <w:iCs/>
+                <w:color w:val="000000" w:themeColor="text1"/>
+                <w:sz w:val="18"/>
+                <w:szCs w:val="20"/>
+                <w:lang w:eastAsia="es-CL"/>
+              </w:rPr>
+              <w:lastRenderedPageBreak/>
+              <w:t>Infraestructura y autenticación</w:t>
+            </w:r>
           </w:p>
         </w:tc>
         <w:tc>
@@ -5512,13 +6439,24 @@
               <w:jc w:val="both"/>
               <w:rPr>
                 <w:rFonts w:ascii="Calibri" w:hAnsi="Calibri" w:cs="Arial"/>
-                <w:i/>
+                <w:iCs/>
                 <w:color w:val="548DD4"/>
                 <w:sz w:val="18"/>
                 <w:szCs w:val="20"/>
                 <w:lang w:eastAsia="es-CL"/>
               </w:rPr>
             </w:pPr>
+            <w:r>
+              <w:rPr>
+                <w:rFonts w:ascii="Calibri" w:hAnsi="Calibri" w:cs="Arial"/>
+                <w:iCs/>
+                <w:color w:val="000000" w:themeColor="text1"/>
+                <w:sz w:val="18"/>
+                <w:szCs w:val="20"/>
+                <w:lang w:eastAsia="es-CL"/>
+              </w:rPr>
+              <w:t xml:space="preserve">Preparación del entorno del desarrollo </w:t>
+            </w:r>
           </w:p>
         </w:tc>
         <w:tc>
@@ -5530,13 +6468,24 @@
               <w:jc w:val="both"/>
               <w:rPr>
                 <w:rFonts w:ascii="Calibri" w:hAnsi="Calibri" w:cs="Arial"/>
-                <w:i/>
+                <w:iCs/>
                 <w:color w:val="548DD4"/>
                 <w:sz w:val="18"/>
                 <w:szCs w:val="20"/>
                 <w:lang w:eastAsia="es-CL"/>
               </w:rPr>
             </w:pPr>
+            <w:r>
+              <w:rPr>
+                <w:rFonts w:ascii="Calibri" w:hAnsi="Calibri" w:cs="Arial"/>
+                <w:iCs/>
+                <w:color w:val="000000" w:themeColor="text1"/>
+                <w:sz w:val="18"/>
+                <w:szCs w:val="20"/>
+                <w:lang w:eastAsia="es-CL"/>
+              </w:rPr>
+              <w:t>Configuración del proyecto, Docker, BD, registro/login, JWT y pruebas</w:t>
+            </w:r>
           </w:p>
         </w:tc>
         <w:tc>
@@ -5548,13 +6497,72 @@
               <w:jc w:val="both"/>
               <w:rPr>
                 <w:rFonts w:ascii="Calibri" w:hAnsi="Calibri" w:cs="Arial"/>
-                <w:i/>
+                <w:iCs/>
                 <w:color w:val="548DD4"/>
                 <w:sz w:val="18"/>
                 <w:szCs w:val="20"/>
                 <w:lang w:eastAsia="es-CL"/>
               </w:rPr>
             </w:pPr>
+            <w:r>
+              <w:rPr>
+                <w:rFonts w:ascii="Calibri" w:hAnsi="Calibri" w:cs="Arial"/>
+                <w:iCs/>
+                <w:color w:val="000000" w:themeColor="text1"/>
+                <w:sz w:val="18"/>
+                <w:szCs w:val="20"/>
+                <w:lang w:eastAsia="es-CL"/>
+              </w:rPr>
+              <w:t xml:space="preserve">Docker, </w:t>
+            </w:r>
+            <w:proofErr w:type="spellStart"/>
+            <w:r>
+              <w:rPr>
+                <w:rFonts w:ascii="Calibri" w:hAnsi="Calibri" w:cs="Arial"/>
+                <w:iCs/>
+                <w:color w:val="000000" w:themeColor="text1"/>
+                <w:sz w:val="18"/>
+                <w:szCs w:val="20"/>
+                <w:lang w:eastAsia="es-CL"/>
+              </w:rPr>
+              <w:t>FastAPI</w:t>
+            </w:r>
+            <w:proofErr w:type="spellEnd"/>
+            <w:r>
+              <w:rPr>
+                <w:rFonts w:ascii="Calibri" w:hAnsi="Calibri" w:cs="Arial"/>
+                <w:iCs/>
+                <w:color w:val="000000" w:themeColor="text1"/>
+                <w:sz w:val="18"/>
+                <w:szCs w:val="20"/>
+                <w:lang w:eastAsia="es-CL"/>
+              </w:rPr>
+              <w:t xml:space="preserve">, </w:t>
+            </w:r>
+            <w:proofErr w:type="spellStart"/>
+            <w:r>
+              <w:rPr>
+                <w:rFonts w:ascii="Calibri" w:hAnsi="Calibri" w:cs="Arial"/>
+                <w:iCs/>
+                <w:color w:val="000000" w:themeColor="text1"/>
+                <w:sz w:val="18"/>
+                <w:szCs w:val="20"/>
+                <w:lang w:eastAsia="es-CL"/>
+              </w:rPr>
+              <w:t>Supabase</w:t>
+            </w:r>
+            <w:proofErr w:type="spellEnd"/>
+            <w:r>
+              <w:rPr>
+                <w:rFonts w:ascii="Calibri" w:hAnsi="Calibri" w:cs="Arial"/>
+                <w:iCs/>
+                <w:color w:val="000000" w:themeColor="text1"/>
+                <w:sz w:val="18"/>
+                <w:szCs w:val="20"/>
+                <w:lang w:eastAsia="es-CL"/>
+              </w:rPr>
+              <w:t>, Expo</w:t>
+            </w:r>
           </w:p>
         </w:tc>
         <w:tc>
@@ -5569,13 +6577,59 @@
               <w:jc w:val="both"/>
               <w:rPr>
                 <w:rFonts w:ascii="Calibri" w:hAnsi="Calibri" w:cs="Arial"/>
-                <w:i/>
+                <w:iCs/>
                 <w:color w:val="548DD4"/>
                 <w:sz w:val="18"/>
                 <w:szCs w:val="20"/>
                 <w:lang w:eastAsia="es-CL"/>
               </w:rPr>
             </w:pPr>
+            <w:r>
+              <w:rPr>
+                <w:rFonts w:ascii="Calibri" w:hAnsi="Calibri" w:cs="Arial"/>
+                <w:iCs/>
+                <w:color w:val="548DD4"/>
+                <w:sz w:val="18"/>
+                <w:szCs w:val="20"/>
+                <w:lang w:eastAsia="es-CL"/>
+              </w:rPr>
+              <w:t xml:space="preserve">Sprint 1 </w:t>
+            </w:r>
+          </w:p>
+          <w:p>
+            <w:pPr>
+              <w:jc w:val="both"/>
+              <w:rPr>
+                <w:rFonts w:ascii="Calibri" w:hAnsi="Calibri" w:cs="Arial"/>
+                <w:i/>
+                <w:color w:val="548DD4"/>
+                <w:sz w:val="18"/>
+                <w:szCs w:val="20"/>
+                <w:lang w:eastAsia="es-CL"/>
+              </w:rPr>
+            </w:pPr>
+            <w:r>
+              <w:rPr>
+                <w:rFonts w:ascii="Calibri" w:hAnsi="Calibri" w:cs="Arial"/>
+                <w:iCs/>
+                <w:color w:val="548DD4"/>
+                <w:sz w:val="18"/>
+                <w:szCs w:val="20"/>
+                <w:lang w:eastAsia="es-CL"/>
+              </w:rPr>
+              <w:t>1 semana</w:t>
+            </w:r>
+            <w:r>
+              <w:rPr>
+                <w:rFonts w:ascii="Calibri" w:hAnsi="Calibri" w:cs="Arial"/>
+                <w:i/>
+                <w:color w:val="548DD4"/>
+                <w:sz w:val="18"/>
+                <w:szCs w:val="20"/>
+                <w:lang w:eastAsia="es-CL"/>
+              </w:rPr>
+              <w:t xml:space="preserve"> </w:t>
+            </w:r>
           </w:p>
         </w:tc>
         <w:tc>
@@ -5591,13 +6645,35 @@
               <w:jc w:val="both"/>
               <w:rPr>
                 <w:rFonts w:ascii="Calibri" w:hAnsi="Calibri" w:cs="Arial"/>
-                <w:i/>
+                <w:iCs/>
                 <w:color w:val="548DD4"/>
                 <w:sz w:val="18"/>
                 <w:szCs w:val="20"/>
                 <w:lang w:eastAsia="es-CL"/>
               </w:rPr>
             </w:pPr>
+            <w:r>
+              <w:rPr>
+                <w:rFonts w:ascii="Calibri" w:hAnsi="Calibri" w:cs="Arial"/>
+                <w:iCs/>
+                <w:color w:val="000000" w:themeColor="text1"/>
+                <w:sz w:val="18"/>
+                <w:szCs w:val="20"/>
+                <w:lang w:eastAsia="es-CL"/>
+              </w:rPr>
+              <w:t>Sebastián</w:t>
+            </w:r>
+            <w:r>
+              <w:rPr>
+                <w:rFonts w:ascii="Calibri" w:hAnsi="Calibri" w:cs="Arial"/>
+                <w:iCs/>
+                <w:color w:val="000000" w:themeColor="text1"/>
+                <w:sz w:val="18"/>
+                <w:szCs w:val="20"/>
+                <w:lang w:eastAsia="es-CL"/>
+              </w:rPr>
+              <w:t xml:space="preserve"> Almendras </w:t>
+            </w:r>
           </w:p>
         </w:tc>
         <w:tc>
@@ -5812,7 +6888,6 @@
                 <w:sz w:val="28"/>
                 <w:szCs w:val="28"/>
               </w:rPr>
-              <w:lastRenderedPageBreak/>
               <w:t>8</w:t>
             </w:r>
             <w:r>
@@ -8909,6 +9984,16 @@
       <w:szCs w:val="20"/>
     </w:rPr>
   </w:style>
+  <w:style w:type="paragraph" w:styleId="Sinespaciado">
+    <w:name w:val="No Spacing"/>
+    <w:uiPriority w:val="1"/>
+    <w:qFormat/>
+    <w:rsid w:val="00A1100B"/>
+    <w:rPr>
+      <w:sz w:val="22"/>
+      <w:szCs w:val="22"/>
+    </w:rPr>
+  </w:style>
 </w:styles>
 </file>
 
@@ -9217,12 +10302,6 @@
 </file>
 
 <file path=customXml/item2.xml><?xml version="1.0" encoding="utf-8"?>
-<p:properties xmlns:p="http://schemas.microsoft.com/office/2006/metadata/properties" xmlns:xsi="http://www.w3.org/2001/XMLSchema-instance" xmlns:pc="http://schemas.microsoft.com/office/infopath/2007/PartnerControls">
-  <documentManagement/>
-</p:properties>
-</file>
-
-<file path=customXml/item3.xml><?xml version="1.0" encoding="utf-8"?>
 <ct:contentTypeSchema xmlns:ct="http://schemas.microsoft.com/office/2006/metadata/contentType" xmlns:ma="http://schemas.microsoft.com/office/2006/metadata/properties/metaAttributes" ct:_="" ma:_="" ma:contentTypeName="Documento" ma:contentTypeID="0x010100E96778489EE7714D8BD12CC105EB918B" ma:contentTypeVersion="2" ma:contentTypeDescription="Crear nuevo documento." ma:contentTypeScope="" ma:versionID="416c5c7ae9b5d54d83875cd3c65194e3">
   <xsd:schema xmlns:xsd="http://www.w3.org/2001/XMLSchema" xmlns:xs="http://www.w3.org/2001/XMLSchema" xmlns:p="http://schemas.microsoft.com/office/2006/metadata/properties" xmlns:ns2="126e8a1c-9ea9-435a-ac89-d06c80d62e30" targetNamespace="http://schemas.microsoft.com/office/2006/metadata/properties" ma:root="true" ma:fieldsID="70a237c842677bd850644f8595079f5e" ns2:_="">
     <xsd:import namespace="126e8a1c-9ea9-435a-ac89-d06c80d62e30"/>
@@ -9354,6 +10433,12 @@
 </ct:contentTypeSchema>
 </file>
 
+<file path=customXml/item3.xml><?xml version="1.0" encoding="utf-8"?>
+<p:properties xmlns:p="http://schemas.microsoft.com/office/2006/metadata/properties" xmlns:xsi="http://www.w3.org/2001/XMLSchema-instance" xmlns:pc="http://schemas.microsoft.com/office/infopath/2007/PartnerControls">
+  <documentManagement/>
+</p:properties>
+</file>
+
 <file path=customXml/itemProps1.xml><?xml version="1.0" encoding="utf-8"?>
 <ds:datastoreItem xmlns:ds="http://schemas.openxmlformats.org/officeDocument/2006/customXml" ds:itemID="{F3E3E2F7-59E7-4722-B872-D023DC9D1CC1}">
   <ds:schemaRefs>
@@ -9363,15 +10448,6 @@
 </file>
 
 <file path=customXml/itemProps2.xml><?xml version="1.0" encoding="utf-8"?>
-<ds:datastoreItem xmlns:ds="http://schemas.openxmlformats.org/officeDocument/2006/customXml" ds:itemID="{38174882-579A-45DC-A704-C035A9357F73}">
-  <ds:schemaRefs>
-    <ds:schemaRef ds:uri="http://schemas.microsoft.com/office/2006/metadata/properties"/>
-    <ds:schemaRef ds:uri="http://schemas.microsoft.com/office/infopath/2007/PartnerControls"/>
-  </ds:schemaRefs>
-</ds:datastoreItem>
-</file>
-
-<file path=customXml/itemProps3.xml><?xml version="1.0" encoding="utf-8"?>
 <ds:datastoreItem xmlns:ds="http://schemas.openxmlformats.org/officeDocument/2006/customXml" ds:itemID="{7C9B9CFF-B258-43B4-948A-968A031773F5}">
   <ds:schemaRefs>
     <ds:schemaRef ds:uri="http://schemas.microsoft.com/office/2006/metadata/contentType"/>
@@ -9387,4 +10463,13 @@
     <ds:schemaRef ds:uri="http://schemas.microsoft.com/internal/obd"/>
   </ds:schemaRefs>
 </ds:datastoreItem>
+</file>
+
+<file path=customXml/itemProps3.xml><?xml version="1.0" encoding="utf-8"?>
+<ds:datastoreItem xmlns:ds="http://schemas.openxmlformats.org/officeDocument/2006/customXml" ds:itemID="{38174882-579A-45DC-A704-C035A9357F73}">
+  <ds:schemaRefs>
+    <ds:schemaRef ds:uri="http://schemas.microsoft.com/office/2006/metadata/properties"/>
+    <ds:schemaRef ds:uri="http://schemas.microsoft.com/office/infopath/2007/PartnerControls"/>
+  </ds:schemaRefs>
+</ds:datastoreItem>
 </file>
--- a/Fase 1/Evidencias grupales/1.5_GuiaEstudiante_Fase 1_Definicion Proyecto APT.docx
+++ b/Fase 1/Evidencias grupales/1.5_GuiaEstudiante_Fase 1_Definicion Proyecto APT.docx
@@ -881,14 +881,12 @@
                 <w:bCs/>
               </w:rPr>
             </w:pPr>
-            <w:proofErr w:type="spellStart"/>
             <w:r>
               <w:rPr>
                 <w:bCs/>
               </w:rPr>
               <w:t>ServiMatch</w:t>
             </w:r>
-            <w:proofErr w:type="spellEnd"/>
           </w:p>
         </w:tc>
       </w:tr>
@@ -978,12 +976,6 @@
           <w:p>
             <w:pPr>
               <w:rPr>
-                <w:b/>
-                <w:bCs/>
-              </w:rPr>
-            </w:pPr>
-            <w:r>
-              <w:rPr>
                 <w:rFonts w:ascii="Calibri" w:hAnsi="Calibri" w:cs="Arial"/>
                 <w:i/>
                 <w:iCs/>
@@ -992,32 +984,40 @@
                 <w:szCs w:val="20"/>
                 <w:lang w:eastAsia="es-CL"/>
               </w:rPr>
-              <w:t>Menciona las competencias</w:t>
-            </w:r>
-            <w:r>
-              <w:rPr>
-                <w:rFonts w:ascii="Calibri" w:hAnsi="Calibri" w:cs="Arial"/>
-                <w:i/>
-                <w:iCs/>
-                <w:color w:val="548DD4"/>
+            </w:pPr>
+          </w:p>
+          <w:p>
+            <w:pPr>
+              <w:numPr>
+                <w:ilvl w:val="0"/>
+                <w:numId w:val="5"/>
+              </w:numPr>
+              <w:rPr>
+                <w:rFonts w:ascii="Calibri" w:hAnsi="Calibri" w:cs="Arial"/>
+                <w:color w:val="44546A" w:themeColor="text2"/>
                 <w:sz w:val="20"/>
                 <w:szCs w:val="20"/>
                 <w:lang w:eastAsia="es-CL"/>
               </w:rPr>
-              <w:t xml:space="preserve"> </w:t>
-            </w:r>
-            <w:r>
-              <w:rPr>
-                <w:rFonts w:ascii="Calibri" w:hAnsi="Calibri" w:cs="Arial"/>
-                <w:i/>
-                <w:iCs/>
-                <w:color w:val="548DD4"/>
+            </w:pPr>
+            <w:r>
+              <w:rPr>
+                <w:rFonts w:ascii="Calibri" w:hAnsi="Calibri" w:cs="Arial"/>
+                <w:color w:val="44546A" w:themeColor="text2"/>
                 <w:sz w:val="20"/>
                 <w:szCs w:val="20"/>
                 <w:lang w:eastAsia="es-CL"/>
               </w:rPr>
-              <w:t>de tu Plan de Estudio que vas a abordar en tu Proyecto APT.</w:t>
-            </w:r>
+              <w:t>Desarrollar proyectos de software innovadores para plataformas y dispositivos móviles, por medio de marcos de trabajo, herramientas de desarrollo, lenguajes de programación y buenas prácticas de la industria del desarrollo de software</w:t>
+            </w:r>
+          </w:p>
+          <w:p>
+            <w:pPr>
+              <w:rPr>
+                <w:b/>
+                <w:bCs/>
+              </w:rPr>
+            </w:pPr>
           </w:p>
         </w:tc>
       </w:tr>
@@ -1042,14 +1042,6 @@
           <w:szCs w:val="24"/>
         </w:rPr>
       </w:pPr>
-      <w:r>
-        <w:rPr>
-          <w:b/>
-          <w:sz w:val="24"/>
-          <w:szCs w:val="24"/>
-        </w:rPr>
-        <w:br w:type="page"/>
-      </w:r>
     </w:p>
     <w:tbl>
       <w:tblPr>
@@ -1234,7 +1226,6 @@
               </w:rPr>
               <w:t xml:space="preserve">El proyecto consiste en desarrollar una aplicación móvil que funcione como un </w:t>
             </w:r>
-            <w:proofErr w:type="spellStart"/>
             <w:r>
               <w:rPr>
                 <w:rFonts w:ascii="Calibri" w:hAnsi="Calibri" w:cs="Arial"/>
@@ -1243,9 +1234,8 @@
                 <w:szCs w:val="20"/>
                 <w:lang w:eastAsia="es-CL"/>
               </w:rPr>
-              <w:t>marketplace</w:t>
-            </w:r>
-            <w:proofErr w:type="spellEnd"/>
+              <w:t>Marketplace</w:t>
+            </w:r>
             <w:r>
               <w:rPr>
                 <w:rFonts w:ascii="Calibri" w:hAnsi="Calibri" w:cs="Arial"/>
@@ -1331,6 +1321,7 @@
           </w:p>
           <w:p>
             <w:pPr>
+              <w:pStyle w:val="Prrafodelista"/>
               <w:jc w:val="both"/>
               <w:rPr>
                 <w:rFonts w:ascii="Calibri" w:hAnsi="Calibri" w:cs="Arial"/>
@@ -1342,235 +1333,6 @@
                 <w:lang w:eastAsia="es-CL"/>
               </w:rPr>
             </w:pPr>
-            <w:r>
-              <w:rPr>
-                <w:rFonts w:ascii="Calibri" w:hAnsi="Calibri" w:cs="Arial"/>
-                <w:i/>
-                <w:iCs/>
-                <w:color w:val="548DD4"/>
-                <w:sz w:val="20"/>
-                <w:szCs w:val="20"/>
-                <w:lang w:eastAsia="es-CL"/>
-              </w:rPr>
-              <w:t xml:space="preserve">Todo proyecto, ya sea una innovación, producto, servicio, etc., pretende dar respuesta a una situación o problemática. </w:t>
-            </w:r>
-            <w:r>
-              <w:rPr>
-                <w:rFonts w:ascii="Calibri" w:hAnsi="Calibri" w:cs="Arial"/>
-                <w:i/>
-                <w:iCs/>
-                <w:color w:val="548DD4"/>
-                <w:sz w:val="20"/>
-                <w:szCs w:val="20"/>
-                <w:lang w:eastAsia="es-CL"/>
-              </w:rPr>
-              <w:t xml:space="preserve">Señala qué problema busca </w:t>
-            </w:r>
-            <w:r>
-              <w:rPr>
-                <w:rFonts w:ascii="Calibri" w:hAnsi="Calibri" w:cs="Arial"/>
-                <w:i/>
-                <w:iCs/>
-                <w:color w:val="548DD4"/>
-                <w:sz w:val="20"/>
-                <w:szCs w:val="20"/>
-                <w:lang w:eastAsia="es-CL"/>
-              </w:rPr>
-              <w:t>solucionar tu</w:t>
-            </w:r>
-            <w:r>
-              <w:rPr>
-                <w:rFonts w:ascii="Calibri" w:hAnsi="Calibri" w:cs="Arial"/>
-                <w:i/>
-                <w:iCs/>
-                <w:color w:val="548DD4"/>
-                <w:sz w:val="20"/>
-                <w:szCs w:val="20"/>
-                <w:lang w:eastAsia="es-CL"/>
-              </w:rPr>
-              <w:t xml:space="preserve"> proyecto y la relevancia que tiene para el campo laboral de tu carrera. También menciona el contexto en que esta problemática se sitúa (lugar, a quienes impactaría, etc.). Es importante que esta problemática sea relevante en el contexto de la profesión, siendo su resolución un aporte real o simulado a la organización u entorno en el que se sitúa. Algunas preguntas que pueden ayudarte a responder este apartado son: </w:t>
-            </w:r>
-          </w:p>
-          <w:p>
-            <w:pPr>
-              <w:pStyle w:val="Prrafodelista"/>
-              <w:numPr>
-                <w:ilvl w:val="0"/>
-                <w:numId w:val="3"/>
-              </w:numPr>
-              <w:ind w:left="720"/>
-              <w:jc w:val="both"/>
-              <w:rPr>
-                <w:rFonts w:ascii="Calibri" w:hAnsi="Calibri" w:cs="Arial"/>
-                <w:i/>
-                <w:color w:val="548DD4"/>
-                <w:sz w:val="20"/>
-                <w:szCs w:val="20"/>
-                <w:lang w:eastAsia="es-CL"/>
-              </w:rPr>
-            </w:pPr>
-            <w:r>
-              <w:rPr>
-                <w:rFonts w:ascii="Calibri" w:hAnsi="Calibri" w:cs="Arial"/>
-                <w:i/>
-                <w:color w:val="548DD4"/>
-                <w:sz w:val="20"/>
-                <w:szCs w:val="20"/>
-                <w:lang w:eastAsia="es-CL"/>
-              </w:rPr>
-              <w:t>¿Por qué escogiste este tema? ¿Por qué es relevante este tema para el campo laboral de tu carrera?</w:t>
-            </w:r>
-          </w:p>
-          <w:p>
-            <w:pPr>
-              <w:pStyle w:val="Prrafodelista"/>
-              <w:numPr>
-                <w:ilvl w:val="0"/>
-                <w:numId w:val="3"/>
-              </w:numPr>
-              <w:ind w:left="720"/>
-              <w:jc w:val="both"/>
-              <w:rPr>
-                <w:rFonts w:ascii="Calibri" w:hAnsi="Calibri" w:cs="Arial"/>
-                <w:b/>
-                <w:bCs/>
-                <w:i/>
-                <w:color w:val="548DD4"/>
-                <w:sz w:val="20"/>
-                <w:szCs w:val="20"/>
-                <w:lang w:eastAsia="es-CL"/>
-              </w:rPr>
-            </w:pPr>
-            <w:r>
-              <w:rPr>
-                <w:rFonts w:ascii="Calibri" w:hAnsi="Calibri" w:cs="Arial"/>
-                <w:i/>
-                <w:color w:val="548DD4"/>
-                <w:sz w:val="20"/>
-                <w:szCs w:val="20"/>
-                <w:lang w:eastAsia="es-CL"/>
-              </w:rPr>
-              <w:t xml:space="preserve">¿Dónde se ubica la situación que vas a abordar? (Ej.: País, región, comuna o institución) ¿Cuáles son las características principales de ese lugar? </w:t>
-            </w:r>
-          </w:p>
-          <w:p>
-            <w:pPr>
-              <w:pStyle w:val="Prrafodelista"/>
-              <w:numPr>
-                <w:ilvl w:val="0"/>
-                <w:numId w:val="3"/>
-              </w:numPr>
-              <w:ind w:left="720"/>
-              <w:jc w:val="both"/>
-              <w:rPr>
-                <w:rFonts w:ascii="Calibri" w:hAnsi="Calibri" w:cs="Arial"/>
-                <w:i/>
-                <w:color w:val="548DD4"/>
-                <w:sz w:val="20"/>
-                <w:szCs w:val="20"/>
-                <w:lang w:eastAsia="es-CL"/>
-              </w:rPr>
-            </w:pPr>
-            <w:r>
-              <w:rPr>
-                <w:rFonts w:ascii="Calibri" w:hAnsi="Calibri" w:cs="Arial"/>
-                <w:i/>
-                <w:color w:val="548DD4"/>
-                <w:sz w:val="20"/>
-                <w:szCs w:val="20"/>
-                <w:lang w:eastAsia="es-CL"/>
-              </w:rPr>
-              <w:t xml:space="preserve">¿A quiénes afecta </w:t>
-            </w:r>
-            <w:r>
-              <w:rPr>
-                <w:rFonts w:ascii="Calibri" w:hAnsi="Calibri" w:cs="Arial"/>
-                <w:i/>
-                <w:color w:val="548DD4"/>
-                <w:sz w:val="20"/>
-                <w:szCs w:val="20"/>
-                <w:lang w:eastAsia="es-CL"/>
-              </w:rPr>
-              <w:t xml:space="preserve">o impacta </w:t>
-            </w:r>
-            <w:r>
-              <w:rPr>
-                <w:rFonts w:ascii="Calibri" w:hAnsi="Calibri" w:cs="Arial"/>
-                <w:i/>
-                <w:color w:val="548DD4"/>
-                <w:sz w:val="20"/>
-                <w:szCs w:val="20"/>
-                <w:lang w:eastAsia="es-CL"/>
-              </w:rPr>
-              <w:t>la situación que vas a abordar? (Ej.: Grupo etario, usuarios de algún servicio, etc.)</w:t>
-            </w:r>
-            <w:r>
-              <w:rPr>
-                <w:rFonts w:ascii="Calibri" w:hAnsi="Calibri" w:cs="Arial"/>
-                <w:i/>
-                <w:color w:val="548DD4"/>
-                <w:sz w:val="20"/>
-                <w:szCs w:val="20"/>
-                <w:lang w:eastAsia="es-CL"/>
-              </w:rPr>
-              <w:t>.</w:t>
-            </w:r>
-          </w:p>
-          <w:p>
-            <w:pPr>
-              <w:pStyle w:val="Prrafodelista"/>
-              <w:numPr>
-                <w:ilvl w:val="0"/>
-                <w:numId w:val="3"/>
-              </w:numPr>
-              <w:ind w:left="720"/>
-              <w:jc w:val="both"/>
-              <w:rPr>
-                <w:rFonts w:ascii="Calibri" w:hAnsi="Calibri" w:cs="Arial"/>
-                <w:i/>
-                <w:iCs/>
-                <w:color w:val="548DD4"/>
-                <w:sz w:val="20"/>
-                <w:szCs w:val="20"/>
-                <w:lang w:eastAsia="es-CL"/>
-              </w:rPr>
-            </w:pPr>
-            <w:r>
-              <w:rPr>
-                <w:rFonts w:ascii="Calibri" w:hAnsi="Calibri" w:cs="Arial"/>
-                <w:i/>
-                <w:iCs/>
-                <w:color w:val="548DD4"/>
-                <w:sz w:val="20"/>
-                <w:szCs w:val="20"/>
-                <w:lang w:eastAsia="es-CL"/>
-              </w:rPr>
-              <w:t xml:space="preserve">¿Cuál sería el aporte de valor </w:t>
-            </w:r>
-            <w:r>
-              <w:rPr>
-                <w:rFonts w:ascii="Calibri" w:hAnsi="Calibri" w:cs="Arial"/>
-                <w:i/>
-                <w:iCs/>
-                <w:color w:val="548DD4"/>
-                <w:sz w:val="20"/>
-                <w:szCs w:val="20"/>
-                <w:lang w:eastAsia="es-CL"/>
-              </w:rPr>
-              <w:t xml:space="preserve">(real o simulado) </w:t>
-            </w:r>
-            <w:r>
-              <w:rPr>
-                <w:rFonts w:ascii="Calibri" w:hAnsi="Calibri" w:cs="Arial"/>
-                <w:i/>
-                <w:iCs/>
-                <w:color w:val="548DD4"/>
-                <w:sz w:val="20"/>
-                <w:szCs w:val="20"/>
-                <w:lang w:eastAsia="es-CL"/>
-              </w:rPr>
-              <w:t>de tu Proyecto APT para el contexto laboral y/o social en que se situaría?</w:t>
-            </w:r>
           </w:p>
         </w:tc>
       </w:tr>
@@ -1623,7 +1385,6 @@
                 <w:lang w:eastAsia="es-CL"/>
               </w:rPr>
             </w:pPr>
-            <w:proofErr w:type="spellStart"/>
             <w:r>
               <w:rPr>
                 <w:rFonts w:ascii="Calibri" w:hAnsi="Calibri" w:cs="Arial"/>
@@ -1633,55 +1394,7 @@
                 <w:szCs w:val="20"/>
                 <w:lang w:eastAsia="es-CL"/>
               </w:rPr>
-              <w:t>ServiMatch</w:t>
-            </w:r>
-            <w:proofErr w:type="spellEnd"/>
-            <w:r>
-              <w:rPr>
-                <w:rFonts w:ascii="Calibri" w:hAnsi="Calibri" w:cs="Arial"/>
-                <w:i/>
-                <w:color w:val="000000" w:themeColor="text1"/>
-                <w:sz w:val="20"/>
-                <w:szCs w:val="20"/>
-                <w:lang w:eastAsia="es-CL"/>
-              </w:rPr>
-              <w:t xml:space="preserve"> consiste en el desarrollo de una plataforma digital orientada a conectar clientes con trabajadores que ofrecen distintos servicios. El sistema permitirá registrar usuarios según su perfil, gestionar información de clientes y trabajadores, publicar y consultar servicios, administrar disponibilidad, generar solicitudes de contratación, realizar una simulación del proceso de pago mediante un entorno Sandbox, finalizar servicios y registrar calificaciones. El proyecto será desarrollado mediante una </w:t>
-            </w:r>
-            <w:r>
-              <w:rPr>
-                <w:rFonts w:ascii="Calibri" w:hAnsi="Calibri" w:cs="Arial"/>
-                <w:i/>
-                <w:color w:val="000000" w:themeColor="text1"/>
-                <w:sz w:val="20"/>
-                <w:szCs w:val="20"/>
-                <w:lang w:eastAsia="es-CL"/>
-              </w:rPr>
-              <w:lastRenderedPageBreak/>
-              <w:t xml:space="preserve">arquitectura compuesta por una aplicación móvil, una API </w:t>
-            </w:r>
-            <w:proofErr w:type="spellStart"/>
-            <w:r>
-              <w:rPr>
-                <w:rFonts w:ascii="Calibri" w:hAnsi="Calibri" w:cs="Arial"/>
-                <w:i/>
-                <w:color w:val="000000" w:themeColor="text1"/>
-                <w:sz w:val="20"/>
-                <w:szCs w:val="20"/>
-                <w:lang w:eastAsia="es-CL"/>
-              </w:rPr>
-              <w:t>backend</w:t>
-            </w:r>
-            <w:proofErr w:type="spellEnd"/>
-            <w:r>
-              <w:rPr>
-                <w:rFonts w:ascii="Calibri" w:hAnsi="Calibri" w:cs="Arial"/>
-                <w:i/>
-                <w:color w:val="000000" w:themeColor="text1"/>
-                <w:sz w:val="20"/>
-                <w:szCs w:val="20"/>
-                <w:lang w:eastAsia="es-CL"/>
-              </w:rPr>
-              <w:t xml:space="preserve"> y una base de datos, aplicando controles de autenticación, autorización y validación de información</w:t>
+              <w:t>ServiMatch consiste en el desarrollo de una plataforma digital orientada a conectar clientes con trabajadores que ofrecen distintos servicios. El sistema permitirá registrar usuarios según su perfil, gestionar información de clientes y trabajadores, publicar y consultar servicios, administrar disponibilidad, generar solicitudes de contratación, realizar una simulación del proceso de pago mediante un entorno Sandbox, finalizar servicios y registrar calificaciones. El proyecto será desarrollado mediante una arquitectura compuesta por una aplicación móvil, una API backend y una base de datos, aplicando controles de autenticación, autorización y validación de información</w:t>
             </w:r>
             <w:r>
               <w:rPr>
@@ -1721,95 +1434,6 @@
                 <w:lang w:eastAsia="es-CL"/>
               </w:rPr>
             </w:pPr>
-            <w:r>
-              <w:rPr>
-                <w:rFonts w:ascii="Calibri" w:hAnsi="Calibri" w:cs="Arial"/>
-                <w:i/>
-                <w:color w:val="548DD4"/>
-                <w:sz w:val="20"/>
-                <w:szCs w:val="20"/>
-                <w:lang w:eastAsia="es-CL"/>
-              </w:rPr>
-              <w:t>Señala qu</w:t>
-            </w:r>
-            <w:r>
-              <w:rPr>
-                <w:rFonts w:ascii="Calibri" w:hAnsi="Calibri" w:cs="Arial"/>
-                <w:i/>
-                <w:color w:val="548DD4"/>
-                <w:sz w:val="20"/>
-                <w:szCs w:val="20"/>
-                <w:lang w:eastAsia="es-CL"/>
-              </w:rPr>
-              <w:t>é</w:t>
-            </w:r>
-            <w:r>
-              <w:rPr>
-                <w:rFonts w:ascii="Calibri" w:hAnsi="Calibri" w:cs="Arial"/>
-                <w:i/>
-                <w:color w:val="548DD4"/>
-                <w:sz w:val="20"/>
-                <w:szCs w:val="20"/>
-                <w:lang w:eastAsia="es-CL"/>
-              </w:rPr>
-              <w:t xml:space="preserve"> se espera lograr con el proyecto </w:t>
-            </w:r>
-            <w:r>
-              <w:rPr>
-                <w:rFonts w:ascii="Calibri" w:hAnsi="Calibri" w:cs="Arial"/>
-                <w:i/>
-                <w:color w:val="548DD4"/>
-                <w:sz w:val="20"/>
-                <w:szCs w:val="20"/>
-                <w:lang w:eastAsia="es-CL"/>
-              </w:rPr>
-              <w:t xml:space="preserve">(objetivo) </w:t>
-            </w:r>
-            <w:r>
-              <w:rPr>
-                <w:rFonts w:ascii="Calibri" w:hAnsi="Calibri" w:cs="Arial"/>
-                <w:i/>
-                <w:color w:val="548DD4"/>
-                <w:sz w:val="20"/>
-                <w:szCs w:val="20"/>
-                <w:lang w:eastAsia="es-CL"/>
-              </w:rPr>
-              <w:t xml:space="preserve">y describe </w:t>
-            </w:r>
-            <w:r>
-              <w:rPr>
-                <w:rFonts w:ascii="Calibri" w:hAnsi="Calibri" w:cs="Arial"/>
-                <w:bCs/>
-                <w:i/>
-                <w:color w:val="548DD4"/>
-                <w:sz w:val="20"/>
-                <w:szCs w:val="20"/>
-                <w:lang w:eastAsia="es-CL"/>
-              </w:rPr>
-              <w:t>brevemente</w:t>
-            </w:r>
-            <w:r>
-              <w:rPr>
-                <w:rFonts w:ascii="Calibri" w:hAnsi="Calibri" w:cs="Arial"/>
-                <w:i/>
-                <w:color w:val="548DD4"/>
-                <w:sz w:val="20"/>
-                <w:szCs w:val="20"/>
-                <w:lang w:eastAsia="es-CL"/>
-              </w:rPr>
-              <w:t xml:space="preserve"> en qué consistiría, cómo planeas abordar la problemática presentada en el apartado</w:t>
-            </w:r>
-            <w:r>
-              <w:rPr>
-                <w:rFonts w:ascii="Calibri" w:hAnsi="Calibri" w:cs="Arial"/>
-                <w:i/>
-                <w:color w:val="548DD4"/>
-                <w:sz w:val="20"/>
-                <w:szCs w:val="20"/>
-                <w:lang w:eastAsia="es-CL"/>
-              </w:rPr>
-              <w:t xml:space="preserve"> anterior. </w:t>
-            </w:r>
           </w:p>
         </w:tc>
       </w:tr>
@@ -1834,7 +1458,6 @@
                 <w:rFonts w:ascii="Calibri" w:hAnsi="Calibri"/>
                 <w:color w:val="1F3864" w:themeColor="accent1" w:themeShade="80"/>
               </w:rPr>
-              <w:lastRenderedPageBreak/>
               <w:t>Pertinencia</w:t>
             </w:r>
             <w:r>
@@ -1872,31 +1495,7 @@
                 <w:szCs w:val="20"/>
                 <w:lang w:eastAsia="es-CL"/>
               </w:rPr>
-              <w:t xml:space="preserve">El proyecto </w:t>
-            </w:r>
-            <w:proofErr w:type="spellStart"/>
-            <w:r>
-              <w:rPr>
-                <w:rFonts w:ascii="Calibri" w:hAnsi="Calibri" w:cs="Arial"/>
-                <w:i/>
-                <w:color w:val="000000" w:themeColor="text1"/>
-                <w:sz w:val="20"/>
-                <w:szCs w:val="20"/>
-                <w:lang w:eastAsia="es-CL"/>
-              </w:rPr>
-              <w:t>ServiMatch</w:t>
-            </w:r>
-            <w:proofErr w:type="spellEnd"/>
-            <w:r>
-              <w:rPr>
-                <w:rFonts w:ascii="Calibri" w:hAnsi="Calibri" w:cs="Arial"/>
-                <w:i/>
-                <w:color w:val="000000" w:themeColor="text1"/>
-                <w:sz w:val="20"/>
-                <w:szCs w:val="20"/>
-                <w:lang w:eastAsia="es-CL"/>
-              </w:rPr>
-              <w:t xml:space="preserve"> se relaciona directamente con el perfil de egreso de Ingeniería en Informática, debido a que requiere analizar una problemática, diseñar una solución informática, desarrollar componentes de software, implementar y gestionar bases de datos, integrar tecnologías, aplicar mecanismos de seguridad y ejecutar pruebas que permitan verificar el correcto funcionamiento del sistema. Asimismo, el trabajo colaborativo y la utilización de una metodología ágil permiten aplicar competencias asociadas a la gestión y desarrollo de proyectos tecnológicos.</w:t>
+              <w:t>El proyecto ServiMatch se relaciona directamente con el perfil de egreso de Ingeniería en Informática, debido a que requiere analizar una problemática, diseñar una solución informática, desarrollar componentes de software, implementar y gestionar bases de datos, integrar tecnologías, aplicar mecanismos de seguridad y ejecutar pruebas que permitan verificar el correcto funcionamiento del sistema. Asimismo, el trabajo colaborativo y la utilización de una metodología ágil permiten aplicar competencias asociadas a la gestión y desarrollo de proyectos tecnológicos.</w:t>
             </w:r>
           </w:p>
           <w:p>
@@ -1921,6 +1520,7 @@
                 <w:color w:val="548DD4"/>
                 <w:sz w:val="20"/>
                 <w:szCs w:val="20"/>
+                <w:highlight w:val="yellow"/>
                 <w:lang w:eastAsia="es-CL"/>
               </w:rPr>
             </w:pPr>
@@ -1933,98 +1533,7 @@
                 <w:szCs w:val="20"/>
                 <w:lang w:eastAsia="es-CL"/>
               </w:rPr>
-              <w:t>Justifica</w:t>
-            </w:r>
-            <w:r>
-              <w:rPr>
-                <w:rFonts w:ascii="Calibri" w:hAnsi="Calibri" w:cs="Arial"/>
-                <w:i/>
-                <w:color w:val="548DD4"/>
-                <w:sz w:val="20"/>
-                <w:szCs w:val="20"/>
-                <w:lang w:eastAsia="es-CL"/>
-              </w:rPr>
               <w:t xml:space="preserve"> </w:t>
-            </w:r>
-            <w:r>
-              <w:rPr>
-                <w:rFonts w:ascii="Calibri" w:hAnsi="Calibri" w:cs="Arial"/>
-                <w:i/>
-                <w:color w:val="548DD4"/>
-                <w:sz w:val="20"/>
-                <w:szCs w:val="20"/>
-                <w:lang w:eastAsia="es-CL"/>
-              </w:rPr>
-              <w:t>c</w:t>
-            </w:r>
-            <w:r>
-              <w:rPr>
-                <w:rFonts w:ascii="Calibri" w:hAnsi="Calibri" w:cs="Arial"/>
-                <w:i/>
-                <w:color w:val="548DD4"/>
-                <w:sz w:val="20"/>
-                <w:szCs w:val="20"/>
-                <w:lang w:eastAsia="es-CL"/>
-              </w:rPr>
-              <w:t>ó</w:t>
-            </w:r>
-            <w:r>
-              <w:rPr>
-                <w:rFonts w:ascii="Calibri" w:hAnsi="Calibri" w:cs="Arial"/>
-                <w:i/>
-                <w:color w:val="548DD4"/>
-                <w:sz w:val="20"/>
-                <w:szCs w:val="20"/>
-                <w:lang w:eastAsia="es-CL"/>
-              </w:rPr>
-              <w:t>mo se relaciona tu Proyecto APT con el perfil de egreso de tu carrera y, en particular, con las competencias del perfil de egreso que seleccionaste</w:t>
-            </w:r>
-            <w:r>
-              <w:rPr>
-                <w:rFonts w:ascii="Calibri" w:hAnsi="Calibri" w:cs="Arial"/>
-                <w:i/>
-                <w:color w:val="548DD4"/>
-                <w:sz w:val="20"/>
-                <w:szCs w:val="20"/>
-                <w:lang w:eastAsia="es-CL"/>
-              </w:rPr>
-              <w:t xml:space="preserve"> anteriormente</w:t>
-            </w:r>
-            <w:r>
-              <w:rPr>
-                <w:rFonts w:ascii="Calibri" w:hAnsi="Calibri" w:cs="Arial"/>
-                <w:i/>
-                <w:color w:val="548DD4"/>
-                <w:sz w:val="20"/>
-                <w:szCs w:val="20"/>
-                <w:lang w:eastAsia="es-CL"/>
-              </w:rPr>
-              <w:t xml:space="preserve">. </w:t>
-            </w:r>
-          </w:p>
-          <w:p>
-            <w:pPr>
-              <w:jc w:val="both"/>
-              <w:rPr>
-                <w:rFonts w:ascii="Calibri" w:hAnsi="Calibri" w:cs="Arial"/>
-                <w:i/>
-                <w:color w:val="548DD4"/>
-                <w:sz w:val="20"/>
-                <w:szCs w:val="20"/>
-                <w:highlight w:val="yellow"/>
-                <w:lang w:eastAsia="es-CL"/>
-              </w:rPr>
-            </w:pPr>
-            <w:r>
-              <w:rPr>
-                <w:rFonts w:ascii="Calibri" w:hAnsi="Calibri" w:cs="Arial"/>
-                <w:i/>
-                <w:color w:val="548DD4"/>
-                <w:sz w:val="20"/>
-                <w:szCs w:val="20"/>
-                <w:lang w:eastAsia="es-CL"/>
-              </w:rPr>
-              <w:t xml:space="preserve">¿De qué manera se relaciona el Proyecto APT con el perfil de egreso de tu carrera? ¿De qué manera son necesarias las competencias que seleccionaste para resolver la problemática a trabajar? </w:t>
             </w:r>
           </w:p>
         </w:tc>
@@ -2050,6 +1559,7 @@
                 <w:rFonts w:ascii="Calibri" w:hAnsi="Calibri"/>
                 <w:color w:val="1F3864" w:themeColor="accent1" w:themeShade="80"/>
               </w:rPr>
+              <w:lastRenderedPageBreak/>
               <w:t>Relación con los intereses profesionales</w:t>
             </w:r>
           </w:p>
@@ -2140,6 +1650,7 @@
                 <w:color w:val="548DD4"/>
                 <w:sz w:val="20"/>
                 <w:szCs w:val="20"/>
+                <w:highlight w:val="yellow"/>
                 <w:lang w:eastAsia="es-CL"/>
               </w:rPr>
             </w:pPr>
@@ -2152,76 +1663,7 @@
                 <w:szCs w:val="20"/>
                 <w:lang w:eastAsia="es-CL"/>
               </w:rPr>
-              <w:t>Señala c</w:t>
-            </w:r>
-            <w:r>
-              <w:rPr>
-                <w:rFonts w:ascii="Calibri" w:hAnsi="Calibri" w:cs="Arial"/>
-                <w:i/>
-                <w:color w:val="548DD4"/>
-                <w:sz w:val="20"/>
-                <w:szCs w:val="20"/>
-                <w:lang w:eastAsia="es-CL"/>
-              </w:rPr>
-              <w:t>ó</w:t>
-            </w:r>
-            <w:r>
-              <w:rPr>
-                <w:rFonts w:ascii="Calibri" w:hAnsi="Calibri" w:cs="Arial"/>
-                <w:i/>
-                <w:color w:val="548DD4"/>
-                <w:sz w:val="20"/>
-                <w:szCs w:val="20"/>
-                <w:lang w:eastAsia="es-CL"/>
-              </w:rPr>
-              <w:t>mo se relaciona el Proyecto APT que propones con tus intereses profesionales.</w:t>
-            </w:r>
-          </w:p>
-          <w:p>
-            <w:pPr>
-              <w:jc w:val="both"/>
-              <w:rPr>
-                <w:rFonts w:ascii="Calibri" w:hAnsi="Calibri" w:cs="Arial"/>
-                <w:i/>
-                <w:color w:val="548DD4"/>
-                <w:sz w:val="20"/>
-                <w:szCs w:val="20"/>
-                <w:highlight w:val="yellow"/>
-                <w:lang w:eastAsia="es-CL"/>
-              </w:rPr>
-            </w:pPr>
-            <w:r>
-              <w:rPr>
-                <w:rFonts w:ascii="Calibri" w:hAnsi="Calibri" w:cs="Arial"/>
-                <w:i/>
-                <w:color w:val="548DD4"/>
-                <w:sz w:val="20"/>
-                <w:szCs w:val="20"/>
-                <w:lang w:eastAsia="es-CL"/>
-              </w:rPr>
-              <w:t>¿Cuáles son tus intereses profesionales?  ¿Qué aspectos de tus intereses profesionales se ven reflejados en tu Proyecto APT? Realizar este Proyecto APT</w:t>
-            </w:r>
-            <w:r>
-              <w:rPr>
-                <w:rFonts w:ascii="Calibri" w:hAnsi="Calibri" w:cs="Arial"/>
-                <w:i/>
-                <w:color w:val="548DD4"/>
-                <w:sz w:val="20"/>
-                <w:szCs w:val="20"/>
-                <w:lang w:eastAsia="es-CL"/>
-              </w:rPr>
-              <w:t>,</w:t>
-            </w:r>
-            <w:r>
-              <w:rPr>
-                <w:rFonts w:ascii="Calibri" w:hAnsi="Calibri" w:cs="Arial"/>
-                <w:i/>
-                <w:color w:val="548DD4"/>
-                <w:sz w:val="20"/>
-                <w:szCs w:val="20"/>
-                <w:lang w:eastAsia="es-CL"/>
-              </w:rPr>
-              <w:t xml:space="preserve"> ¿de qué manera va a contribuir a tu desarrollo profesional? </w:t>
+              <w:t xml:space="preserve"> </w:t>
             </w:r>
           </w:p>
         </w:tc>
@@ -2389,7 +1831,7 @@
           </w:p>
           <w:p>
             <w:pPr>
-              <w:jc w:val="both"/>
+              <w:pStyle w:val="Prrafodelista"/>
               <w:rPr>
                 <w:rFonts w:ascii="Calibri" w:hAnsi="Calibri" w:cs="Arial"/>
                 <w:i/>
@@ -2399,489 +1841,6 @@
                 <w:lang w:eastAsia="es-CL"/>
               </w:rPr>
             </w:pPr>
-            <w:r>
-              <w:rPr>
-                <w:rFonts w:ascii="Calibri" w:hAnsi="Calibri" w:cs="Arial"/>
-                <w:i/>
-                <w:color w:val="548DD4"/>
-                <w:sz w:val="20"/>
-                <w:szCs w:val="20"/>
-                <w:lang w:eastAsia="es-CL"/>
-              </w:rPr>
-              <w:lastRenderedPageBreak/>
-              <w:t>Justifica</w:t>
-            </w:r>
-            <w:r>
-              <w:rPr>
-                <w:rFonts w:ascii="Calibri" w:hAnsi="Calibri" w:cs="Arial"/>
-                <w:i/>
-                <w:color w:val="548DD4"/>
-                <w:sz w:val="20"/>
-                <w:szCs w:val="20"/>
-                <w:lang w:eastAsia="es-CL"/>
-              </w:rPr>
-              <w:t xml:space="preserve"> </w:t>
-            </w:r>
-            <w:r>
-              <w:rPr>
-                <w:rFonts w:ascii="Calibri" w:hAnsi="Calibri" w:cs="Arial"/>
-                <w:i/>
-                <w:color w:val="548DD4"/>
-                <w:sz w:val="20"/>
-                <w:szCs w:val="20"/>
-                <w:lang w:eastAsia="es-CL"/>
-              </w:rPr>
-              <w:t xml:space="preserve">brevemente </w:t>
-            </w:r>
-            <w:r>
-              <w:rPr>
-                <w:rFonts w:ascii="Calibri" w:hAnsi="Calibri" w:cs="Arial"/>
-                <w:i/>
-                <w:color w:val="548DD4"/>
-                <w:sz w:val="20"/>
-                <w:szCs w:val="20"/>
-                <w:lang w:eastAsia="es-CL"/>
-              </w:rPr>
-              <w:t>por qué es posible desarrollar tu proyecto APT</w:t>
-            </w:r>
-            <w:r>
-              <w:rPr>
-                <w:rFonts w:ascii="Calibri" w:hAnsi="Calibri" w:cs="Arial"/>
-                <w:i/>
-                <w:color w:val="548DD4"/>
-                <w:sz w:val="20"/>
-                <w:szCs w:val="20"/>
-                <w:lang w:eastAsia="es-CL"/>
-              </w:rPr>
-              <w:t>. Considera</w:t>
-            </w:r>
-            <w:r>
-              <w:rPr>
-                <w:rFonts w:ascii="Calibri" w:hAnsi="Calibri" w:cs="Arial"/>
-                <w:i/>
-                <w:color w:val="548DD4"/>
-                <w:sz w:val="20"/>
-                <w:szCs w:val="20"/>
-                <w:lang w:eastAsia="es-CL"/>
-              </w:rPr>
-              <w:t xml:space="preserve"> el tiempo </w:t>
-            </w:r>
-            <w:r>
-              <w:rPr>
-                <w:rFonts w:ascii="Calibri" w:hAnsi="Calibri" w:cs="Arial"/>
-                <w:i/>
-                <w:color w:val="548DD4"/>
-                <w:sz w:val="20"/>
-                <w:szCs w:val="20"/>
-                <w:lang w:eastAsia="es-CL"/>
-              </w:rPr>
-              <w:t xml:space="preserve">y materiales </w:t>
-            </w:r>
-            <w:r>
-              <w:rPr>
-                <w:rFonts w:ascii="Calibri" w:hAnsi="Calibri" w:cs="Arial"/>
-                <w:i/>
-                <w:color w:val="548DD4"/>
-                <w:sz w:val="20"/>
-                <w:szCs w:val="20"/>
-                <w:lang w:eastAsia="es-CL"/>
-              </w:rPr>
-              <w:t>que necesitas para desarrollarlo</w:t>
-            </w:r>
-            <w:r>
-              <w:rPr>
-                <w:rFonts w:ascii="Calibri" w:hAnsi="Calibri" w:cs="Arial"/>
-                <w:i/>
-                <w:color w:val="548DD4"/>
-                <w:sz w:val="20"/>
-                <w:szCs w:val="20"/>
-                <w:lang w:eastAsia="es-CL"/>
-              </w:rPr>
-              <w:t xml:space="preserve">, así como </w:t>
-            </w:r>
-            <w:r>
-              <w:rPr>
-                <w:rFonts w:ascii="Calibri" w:hAnsi="Calibri" w:cs="Arial"/>
-                <w:i/>
-                <w:color w:val="548DD4"/>
-                <w:sz w:val="20"/>
-                <w:szCs w:val="20"/>
-                <w:lang w:eastAsia="es-CL"/>
-              </w:rPr>
-              <w:t xml:space="preserve">los posibles factores externos que podrían dificultar </w:t>
-            </w:r>
-            <w:r>
-              <w:rPr>
-                <w:rFonts w:ascii="Calibri" w:hAnsi="Calibri" w:cs="Arial"/>
-                <w:i/>
-                <w:color w:val="548DD4"/>
-                <w:sz w:val="20"/>
-                <w:szCs w:val="20"/>
-                <w:lang w:eastAsia="es-CL"/>
-              </w:rPr>
-              <w:t xml:space="preserve">y facilitar </w:t>
-            </w:r>
-            <w:r>
-              <w:rPr>
-                <w:rFonts w:ascii="Calibri" w:hAnsi="Calibri" w:cs="Arial"/>
-                <w:i/>
-                <w:color w:val="548DD4"/>
-                <w:sz w:val="20"/>
-                <w:szCs w:val="20"/>
-                <w:lang w:eastAsia="es-CL"/>
-              </w:rPr>
-              <w:t xml:space="preserve">su desarrollo.  </w:t>
-            </w:r>
-          </w:p>
-          <w:p>
-            <w:pPr>
-              <w:rPr>
-                <w:rFonts w:ascii="Calibri" w:hAnsi="Calibri" w:cs="Arial"/>
-                <w:i/>
-                <w:color w:val="548DD4"/>
-                <w:sz w:val="20"/>
-                <w:szCs w:val="20"/>
-                <w:lang w:eastAsia="es-CL"/>
-              </w:rPr>
-            </w:pPr>
-            <w:r>
-              <w:rPr>
-                <w:rFonts w:ascii="Calibri" w:hAnsi="Calibri" w:cs="Arial"/>
-                <w:i/>
-                <w:color w:val="548DD4"/>
-                <w:sz w:val="20"/>
-                <w:szCs w:val="20"/>
-                <w:lang w:eastAsia="es-CL"/>
-              </w:rPr>
-              <w:t>¿</w:t>
-            </w:r>
-            <w:r>
-              <w:rPr>
-                <w:rFonts w:ascii="Calibri" w:hAnsi="Calibri" w:cs="Arial"/>
-                <w:i/>
-                <w:color w:val="548DD4"/>
-                <w:sz w:val="20"/>
-                <w:szCs w:val="20"/>
-                <w:lang w:eastAsia="es-CL"/>
-              </w:rPr>
-              <w:t>P</w:t>
-            </w:r>
-            <w:r>
-              <w:rPr>
-                <w:rFonts w:ascii="Calibri" w:hAnsi="Calibri" w:cs="Arial"/>
-                <w:i/>
-                <w:color w:val="548DD4"/>
-                <w:sz w:val="20"/>
-                <w:szCs w:val="20"/>
-                <w:lang w:eastAsia="es-CL"/>
-              </w:rPr>
-              <w:t>or</w:t>
-            </w:r>
-            <w:r>
-              <w:rPr>
-                <w:rFonts w:ascii="Calibri" w:hAnsi="Calibri" w:cs="Arial"/>
-                <w:i/>
-                <w:color w:val="548DD4"/>
-                <w:sz w:val="20"/>
-                <w:szCs w:val="20"/>
-                <w:lang w:eastAsia="es-CL"/>
-              </w:rPr>
-              <w:t xml:space="preserve"> </w:t>
-            </w:r>
-            <w:r>
-              <w:rPr>
-                <w:rFonts w:ascii="Calibri" w:hAnsi="Calibri" w:cs="Arial"/>
-                <w:i/>
-                <w:color w:val="548DD4"/>
-                <w:sz w:val="20"/>
-                <w:szCs w:val="20"/>
-                <w:lang w:eastAsia="es-CL"/>
-              </w:rPr>
-              <w:t>qu</w:t>
-            </w:r>
-            <w:r>
-              <w:rPr>
-                <w:rFonts w:ascii="Calibri" w:hAnsi="Calibri" w:cs="Arial"/>
-                <w:i/>
-                <w:color w:val="548DD4"/>
-                <w:sz w:val="20"/>
-                <w:szCs w:val="20"/>
-                <w:lang w:eastAsia="es-CL"/>
-              </w:rPr>
-              <w:t>é</w:t>
-            </w:r>
-            <w:r>
-              <w:rPr>
-                <w:rFonts w:ascii="Calibri" w:hAnsi="Calibri" w:cs="Arial"/>
-                <w:i/>
-                <w:color w:val="548DD4"/>
-                <w:sz w:val="20"/>
-                <w:szCs w:val="20"/>
-                <w:lang w:eastAsia="es-CL"/>
-              </w:rPr>
-              <w:t xml:space="preserve"> </w:t>
-            </w:r>
-            <w:r>
-              <w:rPr>
-                <w:rFonts w:ascii="Calibri" w:hAnsi="Calibri" w:cs="Arial"/>
-                <w:i/>
-                <w:color w:val="548DD4"/>
-                <w:sz w:val="20"/>
-                <w:szCs w:val="20"/>
-                <w:lang w:eastAsia="es-CL"/>
-              </w:rPr>
-              <w:t xml:space="preserve">crees </w:t>
-            </w:r>
-            <w:r>
-              <w:rPr>
-                <w:rFonts w:ascii="Calibri" w:hAnsi="Calibri" w:cs="Arial"/>
-                <w:i/>
-                <w:color w:val="548DD4"/>
-                <w:sz w:val="20"/>
-                <w:szCs w:val="20"/>
-                <w:lang w:eastAsia="es-CL"/>
-              </w:rPr>
-              <w:t xml:space="preserve">es </w:t>
-            </w:r>
-            <w:r>
-              <w:rPr>
-                <w:rFonts w:ascii="Calibri" w:hAnsi="Calibri" w:cs="Arial"/>
-                <w:i/>
-                <w:color w:val="548DD4"/>
-                <w:sz w:val="20"/>
-                <w:szCs w:val="20"/>
-                <w:lang w:eastAsia="es-CL"/>
-              </w:rPr>
-              <w:t xml:space="preserve">posible desarrollar tu </w:t>
-            </w:r>
-            <w:r>
-              <w:rPr>
-                <w:rFonts w:ascii="Calibri" w:hAnsi="Calibri" w:cs="Arial"/>
-                <w:i/>
-                <w:color w:val="548DD4"/>
-                <w:sz w:val="20"/>
-                <w:szCs w:val="20"/>
-                <w:lang w:eastAsia="es-CL"/>
-              </w:rPr>
-              <w:t xml:space="preserve">Proyecto </w:t>
-            </w:r>
-            <w:r>
-              <w:rPr>
-                <w:rFonts w:ascii="Calibri" w:hAnsi="Calibri" w:cs="Arial"/>
-                <w:i/>
-                <w:color w:val="548DD4"/>
-                <w:sz w:val="20"/>
-                <w:szCs w:val="20"/>
-                <w:lang w:eastAsia="es-CL"/>
-              </w:rPr>
-              <w:t>APT</w:t>
-            </w:r>
-            <w:r>
-              <w:rPr>
-                <w:rFonts w:ascii="Calibri" w:hAnsi="Calibri" w:cs="Arial"/>
-                <w:i/>
-                <w:color w:val="548DD4"/>
-                <w:sz w:val="20"/>
-                <w:szCs w:val="20"/>
-                <w:lang w:eastAsia="es-CL"/>
-              </w:rPr>
-              <w:t>?</w:t>
-            </w:r>
-            <w:r>
-              <w:rPr>
-                <w:rFonts w:ascii="Calibri" w:hAnsi="Calibri" w:cs="Arial"/>
-                <w:i/>
-                <w:color w:val="548DD4"/>
-                <w:sz w:val="20"/>
-                <w:szCs w:val="20"/>
-                <w:lang w:eastAsia="es-CL"/>
-              </w:rPr>
-              <w:t xml:space="preserve"> Para responder esta pregunta debes tener en consideración:</w:t>
-            </w:r>
-          </w:p>
-          <w:p>
-            <w:pPr>
-              <w:pStyle w:val="Prrafodelista"/>
-              <w:numPr>
-                <w:ilvl w:val="0"/>
-                <w:numId w:val="2"/>
-              </w:numPr>
-              <w:rPr>
-                <w:rFonts w:ascii="Calibri" w:hAnsi="Calibri" w:cs="Arial"/>
-                <w:i/>
-                <w:color w:val="548DD4"/>
-                <w:sz w:val="20"/>
-                <w:szCs w:val="20"/>
-                <w:lang w:eastAsia="es-CL"/>
-              </w:rPr>
-            </w:pPr>
-            <w:r>
-              <w:rPr>
-                <w:rFonts w:ascii="Calibri" w:hAnsi="Calibri" w:cs="Arial"/>
-                <w:i/>
-                <w:color w:val="548DD4"/>
-                <w:sz w:val="20"/>
-                <w:szCs w:val="20"/>
-                <w:lang w:eastAsia="es-CL"/>
-              </w:rPr>
-              <w:t>Duración del semestre</w:t>
-            </w:r>
-          </w:p>
-          <w:p>
-            <w:pPr>
-              <w:pStyle w:val="Prrafodelista"/>
-              <w:numPr>
-                <w:ilvl w:val="0"/>
-                <w:numId w:val="2"/>
-              </w:numPr>
-              <w:rPr>
-                <w:rFonts w:ascii="Calibri" w:hAnsi="Calibri" w:cs="Arial"/>
-                <w:i/>
-                <w:color w:val="548DD4"/>
-                <w:sz w:val="20"/>
-                <w:szCs w:val="20"/>
-                <w:lang w:eastAsia="es-CL"/>
-              </w:rPr>
-            </w:pPr>
-            <w:r>
-              <w:rPr>
-                <w:rFonts w:ascii="Calibri" w:hAnsi="Calibri" w:cs="Arial"/>
-                <w:i/>
-                <w:color w:val="548DD4"/>
-                <w:sz w:val="20"/>
-                <w:szCs w:val="20"/>
-                <w:lang w:eastAsia="es-CL"/>
-              </w:rPr>
-              <w:t xml:space="preserve">Horas asignadas a la asignatura </w:t>
-            </w:r>
-          </w:p>
-          <w:p>
-            <w:pPr>
-              <w:pStyle w:val="Prrafodelista"/>
-              <w:numPr>
-                <w:ilvl w:val="0"/>
-                <w:numId w:val="2"/>
-              </w:numPr>
-              <w:rPr>
-                <w:rFonts w:ascii="Calibri" w:hAnsi="Calibri" w:cs="Arial"/>
-                <w:i/>
-                <w:color w:val="548DD4"/>
-                <w:sz w:val="20"/>
-                <w:szCs w:val="20"/>
-                <w:lang w:eastAsia="es-CL"/>
-              </w:rPr>
-            </w:pPr>
-            <w:r>
-              <w:rPr>
-                <w:rFonts w:ascii="Calibri" w:hAnsi="Calibri" w:cs="Arial"/>
-                <w:i/>
-                <w:color w:val="548DD4"/>
-                <w:sz w:val="20"/>
-                <w:szCs w:val="20"/>
-                <w:lang w:eastAsia="es-CL"/>
-              </w:rPr>
-              <w:t>Materiales requeridos</w:t>
-            </w:r>
-          </w:p>
-          <w:p>
-            <w:pPr>
-              <w:pStyle w:val="Prrafodelista"/>
-              <w:numPr>
-                <w:ilvl w:val="0"/>
-                <w:numId w:val="2"/>
-              </w:numPr>
-              <w:rPr>
-                <w:rFonts w:ascii="Calibri" w:hAnsi="Calibri" w:cs="Arial"/>
-                <w:i/>
-                <w:color w:val="548DD4"/>
-                <w:sz w:val="20"/>
-                <w:szCs w:val="20"/>
-                <w:lang w:eastAsia="es-CL"/>
-              </w:rPr>
-            </w:pPr>
-            <w:r>
-              <w:rPr>
-                <w:rFonts w:ascii="Calibri" w:hAnsi="Calibri" w:cs="Arial"/>
-                <w:i/>
-                <w:color w:val="548DD4"/>
-                <w:sz w:val="20"/>
-                <w:szCs w:val="20"/>
-                <w:lang w:eastAsia="es-CL"/>
-              </w:rPr>
-              <w:t xml:space="preserve">Factores externos que facilitan su desarrollo </w:t>
-            </w:r>
-          </w:p>
-          <w:p>
-            <w:pPr>
-              <w:pStyle w:val="Prrafodelista"/>
-              <w:numPr>
-                <w:ilvl w:val="0"/>
-                <w:numId w:val="2"/>
-              </w:numPr>
-              <w:rPr>
-                <w:rFonts w:ascii="Calibri" w:hAnsi="Calibri" w:cs="Arial"/>
-                <w:i/>
-                <w:color w:val="548DD4"/>
-                <w:sz w:val="20"/>
-                <w:szCs w:val="20"/>
-                <w:lang w:eastAsia="es-CL"/>
-              </w:rPr>
-            </w:pPr>
-            <w:r>
-              <w:rPr>
-                <w:rFonts w:ascii="Calibri" w:hAnsi="Calibri" w:cs="Arial"/>
-                <w:i/>
-                <w:color w:val="548DD4"/>
-                <w:sz w:val="20"/>
-                <w:szCs w:val="20"/>
-                <w:lang w:eastAsia="es-CL"/>
-              </w:rPr>
-              <w:t>Factores</w:t>
-            </w:r>
-            <w:r>
-              <w:rPr>
-                <w:rFonts w:ascii="Calibri" w:hAnsi="Calibri" w:cs="Arial"/>
-                <w:i/>
-                <w:color w:val="548DD4"/>
-                <w:sz w:val="20"/>
-                <w:szCs w:val="20"/>
-                <w:lang w:eastAsia="es-CL"/>
-              </w:rPr>
-              <w:t xml:space="preserve"> externos que dificultan su desarrollo</w:t>
-            </w:r>
-            <w:r>
-              <w:rPr>
-                <w:rFonts w:ascii="Calibri" w:hAnsi="Calibri" w:cs="Arial"/>
-                <w:i/>
-                <w:color w:val="548DD4"/>
-                <w:sz w:val="20"/>
-                <w:szCs w:val="20"/>
-                <w:lang w:eastAsia="es-CL"/>
-              </w:rPr>
-              <w:t xml:space="preserve"> y maneras en que podrías</w:t>
-            </w:r>
-            <w:r>
-              <w:rPr>
-                <w:rFonts w:ascii="Calibri" w:hAnsi="Calibri" w:cs="Arial"/>
-                <w:i/>
-                <w:color w:val="548DD4"/>
-                <w:sz w:val="20"/>
-                <w:szCs w:val="20"/>
-                <w:lang w:eastAsia="es-CL"/>
-              </w:rPr>
-              <w:t xml:space="preserve"> solucionarlo</w:t>
-            </w:r>
-            <w:r>
-              <w:rPr>
-                <w:rFonts w:ascii="Calibri" w:hAnsi="Calibri" w:cs="Arial"/>
-                <w:i/>
-                <w:color w:val="548DD4"/>
-                <w:sz w:val="20"/>
-                <w:szCs w:val="20"/>
-                <w:lang w:eastAsia="es-CL"/>
-              </w:rPr>
-              <w:t>s</w:t>
-            </w:r>
           </w:p>
         </w:tc>
       </w:tr>
@@ -3119,369 +2078,6 @@
                 <w:lang w:eastAsia="es-CL"/>
               </w:rPr>
             </w:pPr>
-            <w:r>
-              <w:rPr>
-                <w:rFonts w:ascii="Calibri" w:hAnsi="Calibri" w:cs="Arial"/>
-                <w:i/>
-                <w:color w:val="548DD4"/>
-                <w:sz w:val="20"/>
-                <w:szCs w:val="20"/>
-                <w:lang w:eastAsia="es-CL"/>
-              </w:rPr>
-              <w:t>D</w:t>
-            </w:r>
-            <w:r>
-              <w:rPr>
-                <w:rFonts w:ascii="Calibri" w:hAnsi="Calibri" w:cs="Arial"/>
-                <w:i/>
-                <w:color w:val="548DD4"/>
-                <w:sz w:val="20"/>
-                <w:szCs w:val="20"/>
-                <w:lang w:eastAsia="es-CL"/>
-              </w:rPr>
-              <w:t>escrib</w:t>
-            </w:r>
-            <w:r>
-              <w:rPr>
-                <w:rFonts w:ascii="Calibri" w:hAnsi="Calibri" w:cs="Arial"/>
-                <w:i/>
-                <w:color w:val="548DD4"/>
-                <w:sz w:val="20"/>
-                <w:szCs w:val="20"/>
-                <w:lang w:eastAsia="es-CL"/>
-              </w:rPr>
-              <w:t>e</w:t>
-            </w:r>
-            <w:r>
-              <w:rPr>
-                <w:rFonts w:ascii="Calibri" w:hAnsi="Calibri" w:cs="Arial"/>
-                <w:i/>
-                <w:color w:val="548DD4"/>
-                <w:sz w:val="20"/>
-                <w:szCs w:val="20"/>
-                <w:lang w:eastAsia="es-CL"/>
-              </w:rPr>
-              <w:t xml:space="preserve"> </w:t>
-            </w:r>
-            <w:r>
-              <w:rPr>
-                <w:rFonts w:ascii="Calibri" w:hAnsi="Calibri" w:cs="Arial"/>
-                <w:i/>
-                <w:color w:val="548DD4"/>
-                <w:sz w:val="20"/>
-                <w:szCs w:val="20"/>
-                <w:lang w:eastAsia="es-CL"/>
-              </w:rPr>
-              <w:t>el o l</w:t>
-            </w:r>
-            <w:r>
-              <w:rPr>
-                <w:rFonts w:ascii="Calibri" w:hAnsi="Calibri" w:cs="Arial"/>
-                <w:i/>
-                <w:color w:val="548DD4"/>
-                <w:sz w:val="20"/>
-                <w:szCs w:val="20"/>
-                <w:lang w:eastAsia="es-CL"/>
-              </w:rPr>
-              <w:t xml:space="preserve">os objetivos generales </w:t>
-            </w:r>
-            <w:r>
-              <w:rPr>
-                <w:rFonts w:ascii="Calibri" w:hAnsi="Calibri" w:cs="Arial"/>
-                <w:i/>
-                <w:color w:val="548DD4"/>
-                <w:sz w:val="20"/>
-                <w:szCs w:val="20"/>
-                <w:lang w:eastAsia="es-CL"/>
-              </w:rPr>
-              <w:t>de</w:t>
-            </w:r>
-            <w:r>
-              <w:rPr>
-                <w:rFonts w:ascii="Calibri" w:hAnsi="Calibri" w:cs="Arial"/>
-                <w:i/>
-                <w:color w:val="548DD4"/>
-                <w:sz w:val="20"/>
-                <w:szCs w:val="20"/>
-                <w:lang w:eastAsia="es-CL"/>
-              </w:rPr>
-              <w:t xml:space="preserve"> </w:t>
-            </w:r>
-            <w:r>
-              <w:rPr>
-                <w:rFonts w:ascii="Calibri" w:hAnsi="Calibri" w:cs="Arial"/>
-                <w:i/>
-                <w:color w:val="548DD4"/>
-                <w:sz w:val="20"/>
-                <w:szCs w:val="20"/>
-                <w:lang w:eastAsia="es-CL"/>
-              </w:rPr>
-              <w:t>t</w:t>
-            </w:r>
-            <w:r>
-              <w:rPr>
-                <w:rFonts w:ascii="Calibri" w:hAnsi="Calibri" w:cs="Arial"/>
-                <w:i/>
-                <w:color w:val="548DD4"/>
-                <w:sz w:val="20"/>
-                <w:szCs w:val="20"/>
-                <w:lang w:eastAsia="es-CL"/>
-              </w:rPr>
-              <w:t>u trabajo</w:t>
-            </w:r>
-            <w:r>
-              <w:rPr>
-                <w:rFonts w:ascii="Calibri" w:hAnsi="Calibri" w:cs="Arial"/>
-                <w:i/>
-                <w:color w:val="548DD4"/>
-                <w:sz w:val="20"/>
-                <w:szCs w:val="20"/>
-                <w:lang w:eastAsia="es-CL"/>
-              </w:rPr>
-              <w:t xml:space="preserve">. </w:t>
-            </w:r>
-            <w:r>
-              <w:rPr>
-                <w:rFonts w:ascii="Calibri" w:hAnsi="Calibri" w:cs="Arial"/>
-                <w:i/>
-                <w:color w:val="548DD4"/>
-                <w:sz w:val="20"/>
-                <w:szCs w:val="20"/>
-                <w:lang w:eastAsia="es-CL"/>
-              </w:rPr>
-              <w:t>E</w:t>
-            </w:r>
-            <w:r>
-              <w:rPr>
-                <w:rFonts w:ascii="Calibri" w:hAnsi="Calibri" w:cs="Arial"/>
-                <w:i/>
-                <w:color w:val="548DD4"/>
-                <w:sz w:val="20"/>
-                <w:szCs w:val="20"/>
-                <w:lang w:eastAsia="es-CL"/>
-              </w:rPr>
-              <w:t xml:space="preserve">stos representan las grandes metas </w:t>
-            </w:r>
-            <w:r>
-              <w:rPr>
-                <w:rFonts w:ascii="Calibri" w:hAnsi="Calibri" w:cs="Arial"/>
-                <w:i/>
-                <w:color w:val="548DD4"/>
-                <w:sz w:val="20"/>
-                <w:szCs w:val="20"/>
-                <w:lang w:eastAsia="es-CL"/>
-              </w:rPr>
-              <w:t xml:space="preserve">del </w:t>
-            </w:r>
-            <w:r>
-              <w:rPr>
-                <w:rFonts w:ascii="Calibri" w:hAnsi="Calibri" w:cs="Arial"/>
-                <w:i/>
-                <w:color w:val="548DD4"/>
-                <w:sz w:val="20"/>
-                <w:szCs w:val="20"/>
-                <w:lang w:eastAsia="es-CL"/>
-              </w:rPr>
-              <w:t>proyecto</w:t>
-            </w:r>
-            <w:r>
-              <w:rPr>
-                <w:rFonts w:ascii="Calibri" w:hAnsi="Calibri" w:cs="Arial"/>
-                <w:i/>
-                <w:color w:val="548DD4"/>
-                <w:sz w:val="20"/>
-                <w:szCs w:val="20"/>
-                <w:lang w:eastAsia="es-CL"/>
-              </w:rPr>
-              <w:t xml:space="preserve"> </w:t>
-            </w:r>
-            <w:r>
-              <w:rPr>
-                <w:rFonts w:ascii="Calibri" w:hAnsi="Calibri" w:cs="Arial"/>
-                <w:i/>
-                <w:color w:val="548DD4"/>
-                <w:sz w:val="20"/>
-                <w:szCs w:val="20"/>
-                <w:lang w:eastAsia="es-CL"/>
-              </w:rPr>
-              <w:t>que realiza</w:t>
-            </w:r>
-            <w:r>
-              <w:rPr>
-                <w:rFonts w:ascii="Calibri" w:hAnsi="Calibri" w:cs="Arial"/>
-                <w:i/>
-                <w:color w:val="548DD4"/>
-                <w:sz w:val="20"/>
-                <w:szCs w:val="20"/>
-                <w:lang w:eastAsia="es-CL"/>
-              </w:rPr>
-              <w:t>rás</w:t>
-            </w:r>
-            <w:r>
-              <w:rPr>
-                <w:rFonts w:ascii="Calibri" w:hAnsi="Calibri" w:cs="Arial"/>
-                <w:i/>
-                <w:color w:val="548DD4"/>
-                <w:sz w:val="20"/>
-                <w:szCs w:val="20"/>
-                <w:lang w:eastAsia="es-CL"/>
-              </w:rPr>
-              <w:t xml:space="preserve">, de manera que </w:t>
-            </w:r>
-            <w:r>
-              <w:rPr>
-                <w:rFonts w:ascii="Calibri" w:hAnsi="Calibri" w:cs="Arial"/>
-                <w:i/>
-                <w:color w:val="548DD4"/>
-                <w:sz w:val="20"/>
-                <w:szCs w:val="20"/>
-                <w:lang w:eastAsia="es-CL"/>
-              </w:rPr>
-              <w:t>te</w:t>
-            </w:r>
-            <w:r>
-              <w:rPr>
-                <w:rFonts w:ascii="Calibri" w:hAnsi="Calibri" w:cs="Arial"/>
-                <w:i/>
-                <w:color w:val="548DD4"/>
-                <w:sz w:val="20"/>
-                <w:szCs w:val="20"/>
-                <w:lang w:eastAsia="es-CL"/>
-              </w:rPr>
-              <w:t xml:space="preserve"> servirán de guía para que</w:t>
-            </w:r>
-            <w:r>
-              <w:rPr>
-                <w:rFonts w:ascii="Calibri" w:hAnsi="Calibri" w:cs="Arial"/>
-                <w:i/>
-                <w:color w:val="548DD4"/>
-                <w:sz w:val="20"/>
-                <w:szCs w:val="20"/>
-                <w:lang w:eastAsia="es-CL"/>
-              </w:rPr>
-              <w:t>,</w:t>
-            </w:r>
-            <w:r>
-              <w:rPr>
-                <w:rFonts w:ascii="Calibri" w:hAnsi="Calibri" w:cs="Arial"/>
-                <w:i/>
-                <w:color w:val="548DD4"/>
-                <w:sz w:val="20"/>
-                <w:szCs w:val="20"/>
-                <w:lang w:eastAsia="es-CL"/>
-              </w:rPr>
-              <w:t xml:space="preserve"> una vez finalizado todo el proceso, </w:t>
-            </w:r>
-            <w:r>
-              <w:rPr>
-                <w:rFonts w:ascii="Calibri" w:hAnsi="Calibri" w:cs="Arial"/>
-                <w:i/>
-                <w:color w:val="548DD4"/>
-                <w:sz w:val="20"/>
-                <w:szCs w:val="20"/>
-                <w:lang w:eastAsia="es-CL"/>
-              </w:rPr>
-              <w:t>puedas</w:t>
-            </w:r>
-            <w:r>
-              <w:rPr>
-                <w:rFonts w:ascii="Calibri" w:hAnsi="Calibri" w:cs="Arial"/>
-                <w:i/>
-                <w:color w:val="548DD4"/>
-                <w:sz w:val="20"/>
-                <w:szCs w:val="20"/>
-                <w:lang w:eastAsia="es-CL"/>
-              </w:rPr>
-              <w:t xml:space="preserve"> contrastar el resultado </w:t>
-            </w:r>
-            <w:r>
-              <w:rPr>
-                <w:rFonts w:ascii="Calibri" w:hAnsi="Calibri" w:cs="Arial"/>
-                <w:i/>
-                <w:color w:val="548DD4"/>
-                <w:sz w:val="20"/>
-                <w:szCs w:val="20"/>
-                <w:lang w:eastAsia="es-CL"/>
-              </w:rPr>
-              <w:t>con</w:t>
-            </w:r>
-            <w:r>
-              <w:rPr>
-                <w:rFonts w:ascii="Calibri" w:hAnsi="Calibri" w:cs="Arial"/>
-                <w:i/>
-                <w:color w:val="548DD4"/>
-                <w:sz w:val="20"/>
-                <w:szCs w:val="20"/>
-                <w:lang w:eastAsia="es-CL"/>
-              </w:rPr>
-              <w:t xml:space="preserve"> lo </w:t>
-            </w:r>
-            <w:r>
-              <w:rPr>
-                <w:rFonts w:ascii="Calibri" w:hAnsi="Calibri" w:cs="Arial"/>
-                <w:i/>
-                <w:color w:val="548DD4"/>
-                <w:sz w:val="20"/>
-                <w:szCs w:val="20"/>
-                <w:lang w:eastAsia="es-CL"/>
-              </w:rPr>
-              <w:t>p</w:t>
-            </w:r>
-            <w:r>
-              <w:rPr>
-                <w:rFonts w:ascii="Calibri" w:hAnsi="Calibri" w:cs="Arial"/>
-                <w:i/>
-                <w:color w:val="548DD4"/>
-                <w:sz w:val="20"/>
-                <w:szCs w:val="20"/>
-                <w:lang w:eastAsia="es-CL"/>
-              </w:rPr>
-              <w:t>lanificado y así</w:t>
-            </w:r>
-            <w:r>
-              <w:rPr>
-                <w:rFonts w:ascii="Calibri" w:hAnsi="Calibri" w:cs="Arial"/>
-                <w:i/>
-                <w:color w:val="548DD4"/>
-                <w:sz w:val="20"/>
-                <w:szCs w:val="20"/>
-                <w:lang w:eastAsia="es-CL"/>
-              </w:rPr>
-              <w:t xml:space="preserve"> ver en qué medida fue posible</w:t>
-            </w:r>
-            <w:r>
-              <w:rPr>
-                <w:rFonts w:ascii="Calibri" w:hAnsi="Calibri" w:cs="Arial"/>
-                <w:i/>
-                <w:color w:val="548DD4"/>
-                <w:sz w:val="20"/>
-                <w:szCs w:val="20"/>
-                <w:lang w:eastAsia="es-CL"/>
-              </w:rPr>
-              <w:t xml:space="preserve"> </w:t>
-            </w:r>
-            <w:r>
-              <w:rPr>
-                <w:rFonts w:ascii="Calibri" w:hAnsi="Calibri" w:cs="Arial"/>
-                <w:i/>
-                <w:color w:val="548DD4"/>
-                <w:sz w:val="20"/>
-                <w:szCs w:val="20"/>
-                <w:lang w:eastAsia="es-CL"/>
-              </w:rPr>
-              <w:t>cumpli</w:t>
-            </w:r>
-            <w:r>
-              <w:rPr>
-                <w:rFonts w:ascii="Calibri" w:hAnsi="Calibri" w:cs="Arial"/>
-                <w:i/>
-                <w:color w:val="548DD4"/>
-                <w:sz w:val="20"/>
-                <w:szCs w:val="20"/>
-                <w:lang w:eastAsia="es-CL"/>
-              </w:rPr>
-              <w:t>rlo.</w:t>
-            </w:r>
           </w:p>
         </w:tc>
       </w:tr>
@@ -3572,6 +2168,7 @@
               <w:ind w:left="720" w:hanging="360"/>
             </w:pPr>
             <w:r>
+              <w:lastRenderedPageBreak/>
               <w:t>·</w:t>
             </w:r>
             <w:r>
@@ -3629,7 +2226,6 @@
               <w:ind w:left="720" w:hanging="360"/>
             </w:pPr>
             <w:r>
-              <w:lastRenderedPageBreak/>
               <w:t>·</w:t>
             </w:r>
             <w:r>
@@ -3784,105 +2380,6 @@
                 <w:lang w:eastAsia="es-CL"/>
               </w:rPr>
             </w:pPr>
-            <w:r>
-              <w:rPr>
-                <w:rFonts w:ascii="Calibri" w:hAnsi="Calibri" w:cs="Arial"/>
-                <w:i/>
-                <w:color w:val="548DD4"/>
-                <w:sz w:val="20"/>
-                <w:szCs w:val="20"/>
-                <w:lang w:eastAsia="es-CL"/>
-              </w:rPr>
-              <w:t>D</w:t>
-            </w:r>
-            <w:r>
-              <w:rPr>
-                <w:rFonts w:ascii="Calibri" w:hAnsi="Calibri" w:cs="Arial"/>
-                <w:i/>
-                <w:color w:val="548DD4"/>
-                <w:sz w:val="20"/>
-                <w:szCs w:val="20"/>
-                <w:lang w:eastAsia="es-CL"/>
-              </w:rPr>
-              <w:t>escrib</w:t>
-            </w:r>
-            <w:r>
-              <w:rPr>
-                <w:rFonts w:ascii="Calibri" w:hAnsi="Calibri" w:cs="Arial"/>
-                <w:i/>
-                <w:color w:val="548DD4"/>
-                <w:sz w:val="20"/>
-                <w:szCs w:val="20"/>
-                <w:lang w:eastAsia="es-CL"/>
-              </w:rPr>
-              <w:t>e</w:t>
-            </w:r>
-            <w:r>
-              <w:rPr>
-                <w:rFonts w:ascii="Calibri" w:hAnsi="Calibri" w:cs="Arial"/>
-                <w:i/>
-                <w:color w:val="548DD4"/>
-                <w:sz w:val="20"/>
-                <w:szCs w:val="20"/>
-                <w:lang w:eastAsia="es-CL"/>
-              </w:rPr>
-              <w:t xml:space="preserve"> los objetivos específicos</w:t>
-            </w:r>
-            <w:r>
-              <w:rPr>
-                <w:rFonts w:ascii="Calibri" w:hAnsi="Calibri" w:cs="Arial"/>
-                <w:i/>
-                <w:color w:val="548DD4"/>
-                <w:sz w:val="20"/>
-                <w:szCs w:val="20"/>
-                <w:lang w:eastAsia="es-CL"/>
-              </w:rPr>
-              <w:t xml:space="preserve"> del proyecto. Estos</w:t>
-            </w:r>
-            <w:r>
-              <w:rPr>
-                <w:rFonts w:ascii="Calibri" w:hAnsi="Calibri" w:cs="Arial"/>
-                <w:i/>
-                <w:color w:val="548DD4"/>
-                <w:sz w:val="20"/>
-                <w:szCs w:val="20"/>
-                <w:lang w:eastAsia="es-CL"/>
-              </w:rPr>
-              <w:t xml:space="preserve"> permiten aterrizar el trabajo y trazar procedimientos concretos a seguir.</w:t>
-            </w:r>
-            <w:r>
-              <w:rPr>
-                <w:rFonts w:ascii="Calibri" w:hAnsi="Calibri" w:cs="Arial"/>
-                <w:i/>
-                <w:color w:val="548DD4"/>
-                <w:sz w:val="20"/>
-                <w:szCs w:val="20"/>
-                <w:lang w:eastAsia="es-CL"/>
-              </w:rPr>
-              <w:t xml:space="preserve"> </w:t>
-            </w:r>
-            <w:r>
-              <w:rPr>
-                <w:rFonts w:ascii="Calibri" w:hAnsi="Calibri" w:cs="Arial"/>
-                <w:i/>
-                <w:color w:val="548DD4"/>
-                <w:sz w:val="20"/>
-                <w:szCs w:val="20"/>
-                <w:lang w:eastAsia="es-CL"/>
-              </w:rPr>
-              <w:t>Se desprenden del objetivo general</w:t>
-            </w:r>
-            <w:r>
-              <w:rPr>
-                <w:rFonts w:ascii="Calibri" w:hAnsi="Calibri" w:cs="Arial"/>
-                <w:i/>
-                <w:color w:val="548DD4"/>
-                <w:sz w:val="20"/>
-                <w:szCs w:val="20"/>
-                <w:lang w:eastAsia="es-CL"/>
-              </w:rPr>
-              <w:t xml:space="preserve">. </w:t>
-            </w:r>
           </w:p>
         </w:tc>
       </w:tr>
@@ -4263,234 +2760,12 @@
               <w:rPr>
                 <w:rFonts w:ascii="Calibri" w:hAnsi="Calibri" w:cs="Arial"/>
                 <w:i/>
-                <w:color w:val="548DD4"/>
-                <w:sz w:val="20"/>
-                <w:szCs w:val="20"/>
-                <w:lang w:eastAsia="es-CL"/>
-              </w:rPr>
-            </w:pPr>
-            <w:r>
-              <w:rPr>
-                <w:rFonts w:ascii="Calibri" w:hAnsi="Calibri" w:cs="Arial"/>
-                <w:i/>
-                <w:color w:val="548DD4"/>
-                <w:sz w:val="20"/>
-                <w:szCs w:val="20"/>
-                <w:lang w:eastAsia="es-CL"/>
-              </w:rPr>
-              <w:t>Describe</w:t>
-            </w:r>
-            <w:r>
-              <w:rPr>
-                <w:rFonts w:ascii="Calibri" w:hAnsi="Calibri" w:cs="Arial"/>
-                <w:i/>
-                <w:color w:val="548DD4"/>
-                <w:sz w:val="20"/>
-                <w:szCs w:val="20"/>
-                <w:lang w:eastAsia="es-CL"/>
-              </w:rPr>
-              <w:t xml:space="preserve"> cómo abordará</w:t>
-            </w:r>
-            <w:r>
-              <w:rPr>
-                <w:rFonts w:ascii="Calibri" w:hAnsi="Calibri" w:cs="Arial"/>
-                <w:i/>
-                <w:color w:val="548DD4"/>
-                <w:sz w:val="20"/>
-                <w:szCs w:val="20"/>
-                <w:lang w:eastAsia="es-CL"/>
-              </w:rPr>
-              <w:t>s</w:t>
-            </w:r>
-            <w:r>
-              <w:rPr>
-                <w:rFonts w:ascii="Calibri" w:hAnsi="Calibri" w:cs="Arial"/>
-                <w:i/>
-                <w:color w:val="548DD4"/>
-                <w:sz w:val="20"/>
-                <w:szCs w:val="20"/>
-                <w:lang w:eastAsia="es-CL"/>
-              </w:rPr>
-              <w:t xml:space="preserve"> </w:t>
-            </w:r>
-            <w:r>
-              <w:rPr>
-                <w:rFonts w:ascii="Calibri" w:hAnsi="Calibri" w:cs="Arial"/>
-                <w:i/>
-                <w:color w:val="548DD4"/>
-                <w:sz w:val="20"/>
-                <w:szCs w:val="20"/>
-                <w:lang w:eastAsia="es-CL"/>
-              </w:rPr>
-              <w:t>el</w:t>
-            </w:r>
-            <w:r>
-              <w:rPr>
-                <w:rFonts w:ascii="Calibri" w:hAnsi="Calibri" w:cs="Arial"/>
-                <w:i/>
-                <w:color w:val="548DD4"/>
-                <w:sz w:val="20"/>
-                <w:szCs w:val="20"/>
-                <w:lang w:eastAsia="es-CL"/>
-              </w:rPr>
-              <w:t xml:space="preserve"> problema o </w:t>
-            </w:r>
-            <w:r>
-              <w:rPr>
-                <w:rFonts w:ascii="Calibri" w:hAnsi="Calibri" w:cs="Arial"/>
-                <w:i/>
-                <w:color w:val="548DD4"/>
-                <w:sz w:val="20"/>
-                <w:szCs w:val="20"/>
-                <w:lang w:eastAsia="es-CL"/>
-              </w:rPr>
-              <w:t>situación</w:t>
-            </w:r>
-            <w:r>
-              <w:rPr>
-                <w:rFonts w:ascii="Calibri" w:hAnsi="Calibri" w:cs="Arial"/>
-                <w:i/>
-                <w:color w:val="548DD4"/>
-                <w:sz w:val="20"/>
-                <w:szCs w:val="20"/>
-                <w:lang w:eastAsia="es-CL"/>
-              </w:rPr>
-              <w:t xml:space="preserve"> que</w:t>
-            </w:r>
-            <w:r>
-              <w:rPr>
-                <w:rFonts w:ascii="Calibri" w:hAnsi="Calibri" w:cs="Arial"/>
-                <w:i/>
-                <w:color w:val="548DD4"/>
-                <w:sz w:val="20"/>
-                <w:szCs w:val="20"/>
-                <w:lang w:eastAsia="es-CL"/>
-              </w:rPr>
-              <w:t xml:space="preserve"> se</w:t>
-            </w:r>
-            <w:r>
-              <w:rPr>
-                <w:rFonts w:ascii="Calibri" w:hAnsi="Calibri" w:cs="Arial"/>
-                <w:i/>
-                <w:color w:val="548DD4"/>
-                <w:sz w:val="20"/>
-                <w:szCs w:val="20"/>
-                <w:lang w:eastAsia="es-CL"/>
-              </w:rPr>
-              <w:t xml:space="preserve"> identific</w:t>
-            </w:r>
-            <w:r>
-              <w:rPr>
-                <w:rFonts w:ascii="Calibri" w:hAnsi="Calibri" w:cs="Arial"/>
-                <w:i/>
-                <w:color w:val="548DD4"/>
-                <w:sz w:val="20"/>
-                <w:szCs w:val="20"/>
-                <w:lang w:eastAsia="es-CL"/>
-              </w:rPr>
-              <w:t>ó anteriormente</w:t>
-            </w:r>
-            <w:r>
-              <w:rPr>
-                <w:rFonts w:ascii="Calibri" w:hAnsi="Calibri" w:cs="Arial"/>
-                <w:i/>
-                <w:color w:val="548DD4"/>
-                <w:sz w:val="20"/>
-                <w:szCs w:val="20"/>
-                <w:lang w:eastAsia="es-CL"/>
-              </w:rPr>
-              <w:t>, señalando</w:t>
-            </w:r>
-            <w:r>
-              <w:rPr>
-                <w:rFonts w:ascii="Calibri" w:hAnsi="Calibri" w:cs="Arial"/>
-                <w:i/>
-                <w:color w:val="548DD4"/>
-                <w:sz w:val="20"/>
-                <w:szCs w:val="20"/>
-                <w:lang w:eastAsia="es-CL"/>
-              </w:rPr>
-              <w:t xml:space="preserve"> </w:t>
-            </w:r>
-            <w:r>
-              <w:rPr>
-                <w:rFonts w:ascii="Calibri" w:hAnsi="Calibri" w:cs="Arial"/>
-                <w:i/>
-                <w:color w:val="548DD4"/>
-                <w:sz w:val="20"/>
-                <w:szCs w:val="20"/>
-                <w:lang w:eastAsia="es-CL"/>
-              </w:rPr>
-              <w:t>l</w:t>
-            </w:r>
-            <w:r>
-              <w:rPr>
-                <w:rFonts w:ascii="Calibri" w:hAnsi="Calibri" w:cs="Arial"/>
-                <w:i/>
-                <w:color w:val="548DD4"/>
-                <w:sz w:val="20"/>
-                <w:szCs w:val="20"/>
-                <w:lang w:eastAsia="es-CL"/>
-              </w:rPr>
-              <w:t>a</w:t>
-            </w:r>
-            <w:r>
-              <w:rPr>
-                <w:rFonts w:ascii="Calibri" w:hAnsi="Calibri" w:cs="Arial"/>
-                <w:i/>
-                <w:color w:val="548DD4"/>
-                <w:sz w:val="20"/>
-                <w:szCs w:val="20"/>
-                <w:lang w:eastAsia="es-CL"/>
-              </w:rPr>
-              <w:t xml:space="preserve"> </w:t>
-            </w:r>
-            <w:r>
-              <w:rPr>
-                <w:rFonts w:ascii="Calibri" w:hAnsi="Calibri" w:cs="Arial"/>
-                <w:i/>
-                <w:color w:val="548DD4"/>
-                <w:sz w:val="20"/>
-                <w:szCs w:val="20"/>
-                <w:lang w:eastAsia="es-CL"/>
-              </w:rPr>
-              <w:t xml:space="preserve">metodología que se utilizará </w:t>
-            </w:r>
-            <w:r>
-              <w:rPr>
-                <w:rFonts w:ascii="Calibri" w:hAnsi="Calibri" w:cs="Arial"/>
-                <w:i/>
-                <w:color w:val="548DD4"/>
-                <w:sz w:val="20"/>
-                <w:szCs w:val="20"/>
-                <w:lang w:eastAsia="es-CL"/>
-              </w:rPr>
-              <w:t xml:space="preserve">para cumplir con tu objetivo. </w:t>
-            </w:r>
-          </w:p>
-          <w:p>
-            <w:pPr>
-              <w:jc w:val="both"/>
-              <w:rPr>
-                <w:rFonts w:ascii="Calibri" w:hAnsi="Calibri" w:cs="Arial"/>
-                <w:i/>
                 <w:color w:val="FF0000"/>
                 <w:sz w:val="18"/>
                 <w:szCs w:val="20"/>
                 <w:lang w:eastAsia="es-CL"/>
               </w:rPr>
             </w:pPr>
-            <w:r>
-              <w:rPr>
-                <w:rFonts w:ascii="Calibri" w:hAnsi="Calibri" w:cs="Arial"/>
-                <w:i/>
-                <w:color w:val="548DD4"/>
-                <w:sz w:val="20"/>
-                <w:szCs w:val="20"/>
-                <w:lang w:eastAsia="es-CL"/>
-              </w:rPr>
-              <w:t>Cuando el proyecto a desarrollar es grupal, es necesario incorporar la definición de las funciones, tareas y responsabilidades asociadas a cada integrante del equipo.</w:t>
-            </w:r>
           </w:p>
         </w:tc>
       </w:tr>
@@ -4902,28 +3177,6 @@
                 <w:lang w:eastAsia="es-CL"/>
               </w:rPr>
             </w:pPr>
-            <w:r>
-              <w:rPr>
-                <w:rFonts w:ascii="Calibri" w:hAnsi="Calibri" w:cs="Arial"/>
-                <w:i/>
-                <w:color w:val="4472C4" w:themeColor="accent1"/>
-                <w:sz w:val="18"/>
-                <w:szCs w:val="20"/>
-                <w:lang w:eastAsia="es-CL"/>
-              </w:rPr>
-              <w:t>Describe las evidencias acordadas con tu docente, siempre teniendo en mente que estas deben dar cuenta del desarrollo de tu Proyecto APT</w:t>
-            </w:r>
-            <w:r>
-              <w:rPr>
-                <w:rFonts w:ascii="Calibri" w:hAnsi="Calibri" w:cs="Arial"/>
-                <w:i/>
-                <w:color w:val="4472C4" w:themeColor="accent1"/>
-                <w:sz w:val="18"/>
-                <w:szCs w:val="20"/>
-                <w:lang w:eastAsia="es-CL"/>
-              </w:rPr>
-              <w:t>.</w:t>
-            </w:r>
           </w:p>
         </w:tc>
         <w:tc>
@@ -4946,15 +3199,7 @@
                 <w:bCs/>
                 <w:color w:val="000000" w:themeColor="text1"/>
               </w:rPr>
-              <w:t>E</w:t>
-            </w:r>
-            <w:r>
-              <w:rPr>
-                <w:rFonts w:ascii="Calibri" w:hAnsi="Calibri"/>
-                <w:bCs/>
-                <w:color w:val="000000" w:themeColor="text1"/>
-              </w:rPr>
-              <w:t>videncia la planificación y diseño de la solución.</w:t>
+              <w:t>Evidencia la planificación y diseño de la solución.</w:t>
             </w:r>
           </w:p>
         </w:tc>
@@ -5291,7 +3536,7 @@
               <w:rPr>
                 <w:rFonts w:ascii="Calibri" w:hAnsi="Calibri"/>
                 <w:bCs/>
-                <w:color w:val="1F3864" w:themeColor="accent1" w:themeShade="80"/>
+                <w:color w:val="44546A" w:themeColor="text2"/>
               </w:rPr>
               <w:t>Evidencia la implementación de la solución propuesta.</w:t>
             </w:r>
@@ -5767,7 +4012,50 @@
                 <w:lang w:eastAsia="es-CL"/>
               </w:rPr>
             </w:pPr>
-            <w:r>
+          </w:p>
+        </w:tc>
+        <w:tc>
+          <w:tcPr>
+            <w:tcW w:w="1580" w:type="dxa"/>
+          </w:tcPr>
+          <w:p>
+            <w:pPr>
+              <w:jc w:val="both"/>
+              <w:rPr>
+                <w:rFonts w:ascii="Calibri" w:hAnsi="Calibri" w:cs="Arial"/>
+                <w:iCs/>
+                <w:color w:val="000000" w:themeColor="text1"/>
+                <w:sz w:val="18"/>
+                <w:szCs w:val="20"/>
+                <w:lang w:eastAsia="es-CL"/>
+              </w:rPr>
+            </w:pPr>
+            <w:r>
+              <w:rPr>
+                <w:rFonts w:ascii="Calibri" w:hAnsi="Calibri" w:cs="Arial"/>
+                <w:iCs/>
+                <w:color w:val="000000" w:themeColor="text1"/>
+                <w:sz w:val="18"/>
+                <w:szCs w:val="20"/>
+                <w:lang w:eastAsia="es-CL"/>
+              </w:rPr>
+              <w:t>Planificación del</w:t>
+            </w:r>
+            <w:r>
+              <w:rPr>
+                <w:rFonts w:ascii="Calibri" w:hAnsi="Calibri" w:cs="Arial"/>
+                <w:iCs/>
+                <w:color w:val="000000" w:themeColor="text1"/>
+                <w:sz w:val="18"/>
+                <w:szCs w:val="20"/>
+                <w:lang w:eastAsia="es-CL"/>
+              </w:rPr>
+              <w:t xml:space="preserve"> proyecto</w:t>
+            </w:r>
+          </w:p>
+          <w:p>
+            <w:pPr>
+              <w:jc w:val="both"/>
               <w:rPr>
                 <w:rFonts w:ascii="Calibri" w:hAnsi="Calibri" w:cs="Arial"/>
                 <w:i/>
@@ -5776,9 +4064,11 @@
                 <w:szCs w:val="20"/>
                 <w:lang w:eastAsia="es-CL"/>
               </w:rPr>
-              <w:t xml:space="preserve">Nombra las competencias o unidades de competencias </w:t>
-            </w:r>
-            <w:r>
+            </w:pPr>
+          </w:p>
+          <w:p>
+            <w:pPr>
+              <w:jc w:val="both"/>
               <w:rPr>
                 <w:rFonts w:ascii="Calibri" w:hAnsi="Calibri" w:cs="Arial"/>
                 <w:i/>
@@ -5787,9 +4077,40 @@
                 <w:szCs w:val="20"/>
                 <w:lang w:eastAsia="es-CL"/>
               </w:rPr>
-              <w:t xml:space="preserve">que se relacionan con </w:t>
-            </w:r>
-            <w:r>
+            </w:pPr>
+          </w:p>
+        </w:tc>
+        <w:tc>
+          <w:tcPr>
+            <w:tcW w:w="1580" w:type="dxa"/>
+          </w:tcPr>
+          <w:p>
+            <w:pPr>
+              <w:jc w:val="both"/>
+              <w:rPr>
+                <w:rFonts w:ascii="Calibri" w:hAnsi="Calibri" w:cs="Arial"/>
+                <w:iCs/>
+                <w:color w:val="000000" w:themeColor="text1"/>
+                <w:sz w:val="18"/>
+                <w:szCs w:val="20"/>
+                <w:lang w:eastAsia="es-CL"/>
+              </w:rPr>
+            </w:pPr>
+            <w:r>
+              <w:rPr>
+                <w:rFonts w:ascii="Calibri" w:hAnsi="Calibri" w:cs="Arial"/>
+                <w:iCs/>
+                <w:color w:val="000000" w:themeColor="text1"/>
+                <w:sz w:val="18"/>
+                <w:szCs w:val="20"/>
+                <w:lang w:eastAsia="es-CL"/>
+              </w:rPr>
+              <w:t>Requerimientos, HU, épicas, UML, arquitectura y backlog</w:t>
+            </w:r>
+          </w:p>
+          <w:p>
+            <w:pPr>
+              <w:jc w:val="both"/>
               <w:rPr>
                 <w:rFonts w:ascii="Calibri" w:hAnsi="Calibri" w:cs="Arial"/>
                 <w:i/>
@@ -5798,10 +4119,50 @@
                 <w:szCs w:val="20"/>
                 <w:lang w:eastAsia="es-CL"/>
               </w:rPr>
-              <w:lastRenderedPageBreak/>
-              <w:t xml:space="preserve">las diferentes actividades </w:t>
-            </w:r>
-            <w:r>
+            </w:pPr>
+          </w:p>
+          <w:p>
+            <w:pPr>
+              <w:jc w:val="both"/>
+              <w:rPr>
+                <w:b/>
+                <w:sz w:val="18"/>
+                <w:szCs w:val="24"/>
+              </w:rPr>
+            </w:pPr>
+          </w:p>
+        </w:tc>
+        <w:tc>
+          <w:tcPr>
+            <w:tcW w:w="1580" w:type="dxa"/>
+          </w:tcPr>
+          <w:p>
+            <w:pPr>
+              <w:jc w:val="both"/>
+              <w:rPr>
+                <w:rFonts w:ascii="Calibri" w:hAnsi="Calibri" w:cs="Arial"/>
+                <w:iCs/>
+                <w:color w:val="000000" w:themeColor="text1"/>
+                <w:sz w:val="18"/>
+                <w:szCs w:val="20"/>
+                <w:lang w:eastAsia="es-CL"/>
+              </w:rPr>
+            </w:pPr>
+            <w:r>
+              <w:rPr>
+                <w:rFonts w:ascii="Calibri" w:hAnsi="Calibri" w:cs="Arial"/>
+                <w:iCs/>
+                <w:color w:val="000000" w:themeColor="text1"/>
+                <w:sz w:val="18"/>
+                <w:szCs w:val="20"/>
+                <w:lang w:eastAsia="es-CL"/>
+              </w:rPr>
+              <w:t>Jira, Draw.io</w:t>
+            </w:r>
+          </w:p>
+          <w:p>
+            <w:pPr>
+              <w:jc w:val="both"/>
               <w:rPr>
                 <w:rFonts w:ascii="Calibri" w:hAnsi="Calibri" w:cs="Arial"/>
                 <w:i/>
@@ -5810,260 +4171,7 @@
                 <w:szCs w:val="20"/>
                 <w:lang w:eastAsia="es-CL"/>
               </w:rPr>
-              <w:t>requeridas para el desarrollo de la actividad.</w:t>
-            </w:r>
-          </w:p>
-        </w:tc>
-        <w:tc>
-          <w:tcPr>
-            <w:tcW w:w="1580" w:type="dxa"/>
-          </w:tcPr>
-          <w:p>
-            <w:pPr>
-              <w:jc w:val="both"/>
-              <w:rPr>
-                <w:rFonts w:ascii="Calibri" w:hAnsi="Calibri" w:cs="Arial"/>
-                <w:iCs/>
-                <w:color w:val="000000" w:themeColor="text1"/>
-                <w:sz w:val="18"/>
-                <w:szCs w:val="20"/>
-                <w:lang w:eastAsia="es-CL"/>
-              </w:rPr>
-            </w:pPr>
-            <w:r>
-              <w:rPr>
-                <w:rFonts w:ascii="Calibri" w:hAnsi="Calibri" w:cs="Arial"/>
-                <w:iCs/>
-                <w:color w:val="000000" w:themeColor="text1"/>
-                <w:sz w:val="18"/>
-                <w:szCs w:val="20"/>
-                <w:lang w:eastAsia="es-CL"/>
-              </w:rPr>
-              <w:lastRenderedPageBreak/>
-              <w:t>Planificación del</w:t>
-            </w:r>
-            <w:r>
-              <w:rPr>
-                <w:rFonts w:ascii="Calibri" w:hAnsi="Calibri" w:cs="Arial"/>
-                <w:iCs/>
-                <w:color w:val="000000" w:themeColor="text1"/>
-                <w:sz w:val="18"/>
-                <w:szCs w:val="20"/>
-                <w:lang w:eastAsia="es-CL"/>
-              </w:rPr>
-              <w:t xml:space="preserve"> proyecto</w:t>
-            </w:r>
-          </w:p>
-          <w:p>
-            <w:pPr>
-              <w:jc w:val="both"/>
-              <w:rPr>
-                <w:rFonts w:ascii="Calibri" w:hAnsi="Calibri" w:cs="Arial"/>
-                <w:i/>
-                <w:color w:val="548DD4"/>
-                <w:sz w:val="18"/>
-                <w:szCs w:val="20"/>
-                <w:lang w:eastAsia="es-CL"/>
-              </w:rPr>
-            </w:pPr>
-          </w:p>
-          <w:p>
-            <w:pPr>
-              <w:jc w:val="both"/>
-              <w:rPr>
-                <w:rFonts w:ascii="Calibri" w:hAnsi="Calibri" w:cs="Arial"/>
-                <w:i/>
-                <w:color w:val="548DD4"/>
-                <w:sz w:val="18"/>
-                <w:szCs w:val="20"/>
-                <w:lang w:eastAsia="es-CL"/>
-              </w:rPr>
-            </w:pPr>
-            <w:r>
-              <w:rPr>
-                <w:rFonts w:ascii="Calibri" w:hAnsi="Calibri" w:cs="Arial"/>
-                <w:i/>
-                <w:color w:val="548DD4"/>
-                <w:sz w:val="18"/>
-                <w:szCs w:val="20"/>
-                <w:lang w:eastAsia="es-CL"/>
-              </w:rPr>
-              <w:t>Señale el nombre de la tarea o actividad.</w:t>
-            </w:r>
-          </w:p>
-        </w:tc>
-        <w:tc>
-          <w:tcPr>
-            <w:tcW w:w="1580" w:type="dxa"/>
-          </w:tcPr>
-          <w:p>
-            <w:pPr>
-              <w:jc w:val="both"/>
-              <w:rPr>
-                <w:rFonts w:ascii="Calibri" w:hAnsi="Calibri" w:cs="Arial"/>
-                <w:iCs/>
-                <w:color w:val="000000" w:themeColor="text1"/>
-                <w:sz w:val="18"/>
-                <w:szCs w:val="20"/>
-                <w:lang w:eastAsia="es-CL"/>
-              </w:rPr>
-            </w:pPr>
-            <w:r>
-              <w:rPr>
-                <w:rFonts w:ascii="Calibri" w:hAnsi="Calibri" w:cs="Arial"/>
-                <w:iCs/>
-                <w:color w:val="000000" w:themeColor="text1"/>
-                <w:sz w:val="18"/>
-                <w:szCs w:val="20"/>
-                <w:lang w:eastAsia="es-CL"/>
-              </w:rPr>
-              <w:t>Requerimientos, HU, épicas, UML, arquitectura y backlog</w:t>
-            </w:r>
-          </w:p>
-          <w:p>
-            <w:pPr>
-              <w:jc w:val="both"/>
-              <w:rPr>
-                <w:rFonts w:ascii="Calibri" w:hAnsi="Calibri" w:cs="Arial"/>
-                <w:i/>
-                <w:color w:val="548DD4"/>
-                <w:sz w:val="18"/>
-                <w:szCs w:val="20"/>
-                <w:lang w:eastAsia="es-CL"/>
-              </w:rPr>
-            </w:pPr>
-          </w:p>
-          <w:p>
-            <w:pPr>
-              <w:jc w:val="both"/>
-              <w:rPr>
-                <w:b/>
-                <w:sz w:val="18"/>
-                <w:szCs w:val="24"/>
-              </w:rPr>
-            </w:pPr>
-            <w:r>
-              <w:rPr>
-                <w:rFonts w:ascii="Calibri" w:hAnsi="Calibri" w:cs="Arial"/>
-                <w:i/>
-                <w:color w:val="548DD4"/>
-                <w:sz w:val="18"/>
-                <w:szCs w:val="20"/>
-                <w:lang w:eastAsia="es-CL"/>
-              </w:rPr>
-              <w:lastRenderedPageBreak/>
-              <w:t>Descri</w:t>
-            </w:r>
-            <w:r>
-              <w:rPr>
-                <w:rFonts w:ascii="Calibri" w:hAnsi="Calibri" w:cs="Arial"/>
-                <w:i/>
-                <w:color w:val="548DD4"/>
-                <w:sz w:val="18"/>
-                <w:szCs w:val="20"/>
-                <w:lang w:eastAsia="es-CL"/>
-              </w:rPr>
-              <w:t>be</w:t>
-            </w:r>
-            <w:r>
-              <w:rPr>
-                <w:rFonts w:ascii="Calibri" w:hAnsi="Calibri" w:cs="Arial"/>
-                <w:i/>
-                <w:color w:val="548DD4"/>
-                <w:sz w:val="18"/>
-                <w:szCs w:val="20"/>
-                <w:lang w:eastAsia="es-CL"/>
-              </w:rPr>
-              <w:t xml:space="preserve"> la tarea</w:t>
-            </w:r>
-            <w:r>
-              <w:rPr>
-                <w:rFonts w:ascii="Calibri" w:hAnsi="Calibri" w:cs="Arial"/>
-                <w:i/>
-                <w:color w:val="548DD4"/>
-                <w:sz w:val="18"/>
-                <w:szCs w:val="20"/>
-                <w:lang w:eastAsia="es-CL"/>
-              </w:rPr>
-              <w:t xml:space="preserve"> o actividad.</w:t>
-            </w:r>
-          </w:p>
-        </w:tc>
-        <w:tc>
-          <w:tcPr>
-            <w:tcW w:w="1580" w:type="dxa"/>
-          </w:tcPr>
-          <w:p>
-            <w:pPr>
-              <w:jc w:val="both"/>
-              <w:rPr>
-                <w:rFonts w:ascii="Calibri" w:hAnsi="Calibri" w:cs="Arial"/>
-                <w:iCs/>
-                <w:color w:val="000000" w:themeColor="text1"/>
-                <w:sz w:val="18"/>
-                <w:szCs w:val="20"/>
-                <w:lang w:eastAsia="es-CL"/>
-              </w:rPr>
-            </w:pPr>
-            <w:r>
-              <w:rPr>
-                <w:rFonts w:ascii="Calibri" w:hAnsi="Calibri" w:cs="Arial"/>
-                <w:iCs/>
-                <w:color w:val="000000" w:themeColor="text1"/>
-                <w:sz w:val="18"/>
-                <w:szCs w:val="20"/>
-                <w:lang w:eastAsia="es-CL"/>
-              </w:rPr>
-              <w:lastRenderedPageBreak/>
-              <w:t>Jira, Draw.io/StarUML</w:t>
-            </w:r>
-          </w:p>
-          <w:p>
-            <w:pPr>
-              <w:jc w:val="both"/>
-              <w:rPr>
-                <w:rFonts w:ascii="Calibri" w:hAnsi="Calibri" w:cs="Arial"/>
-                <w:i/>
-                <w:color w:val="548DD4"/>
-                <w:sz w:val="18"/>
-                <w:szCs w:val="20"/>
-                <w:lang w:eastAsia="es-CL"/>
-              </w:rPr>
-            </w:pPr>
-            <w:r>
-              <w:rPr>
-                <w:rFonts w:ascii="Calibri" w:hAnsi="Calibri" w:cs="Arial"/>
-                <w:i/>
-                <w:color w:val="548DD4"/>
-                <w:sz w:val="18"/>
-                <w:szCs w:val="20"/>
-                <w:lang w:eastAsia="es-CL"/>
-              </w:rPr>
-              <w:t xml:space="preserve">Nombra los recursos necesarios para llevar a cabo las </w:t>
-            </w:r>
-            <w:r>
-              <w:rPr>
-                <w:rFonts w:ascii="Calibri" w:hAnsi="Calibri" w:cs="Arial"/>
-                <w:i/>
-                <w:color w:val="548DD4"/>
-                <w:sz w:val="18"/>
-                <w:szCs w:val="20"/>
-                <w:lang w:eastAsia="es-CL"/>
-              </w:rPr>
-              <w:lastRenderedPageBreak/>
-              <w:t>actividades definidas</w:t>
-            </w:r>
-            <w:r>
-              <w:rPr>
-                <w:rFonts w:ascii="Calibri" w:hAnsi="Calibri" w:cs="Arial"/>
-                <w:i/>
-                <w:color w:val="548DD4"/>
-                <w:sz w:val="18"/>
-                <w:szCs w:val="20"/>
-                <w:lang w:eastAsia="es-CL"/>
-              </w:rPr>
-              <w:t>.</w:t>
-            </w:r>
+            </w:pPr>
           </w:p>
         </w:tc>
         <w:tc>
@@ -6094,7 +4202,6 @@
                 <w:szCs w:val="20"/>
                 <w:lang w:eastAsia="es-CL"/>
               </w:rPr>
-              <w:lastRenderedPageBreak/>
               <w:t>Sprint 0</w:t>
             </w:r>
           </w:p>
@@ -6120,52 +4227,6 @@
                 <w:lang w:eastAsia="es-CL"/>
               </w:rPr>
               <w:t xml:space="preserve">1 semana </w:t>
-            </w:r>
-          </w:p>
-          <w:p>
-            <w:pPr>
-              <w:jc w:val="both"/>
-              <w:rPr>
-                <w:rFonts w:ascii="Calibri" w:hAnsi="Calibri" w:cs="Arial"/>
-                <w:i/>
-                <w:color w:val="548DD4"/>
-                <w:sz w:val="18"/>
-                <w:szCs w:val="20"/>
-                <w:lang w:eastAsia="es-CL"/>
-              </w:rPr>
-            </w:pPr>
-            <w:r>
-              <w:rPr>
-                <w:rFonts w:ascii="Calibri" w:hAnsi="Calibri" w:cs="Arial"/>
-                <w:i/>
-                <w:color w:val="548DD4"/>
-                <w:sz w:val="18"/>
-                <w:szCs w:val="20"/>
-                <w:lang w:eastAsia="es-CL"/>
-              </w:rPr>
-              <w:t xml:space="preserve">la </w:t>
-            </w:r>
-            <w:r>
-              <w:rPr>
-                <w:rFonts w:ascii="Calibri" w:hAnsi="Calibri" w:cs="Arial"/>
-                <w:i/>
-                <w:color w:val="548DD4"/>
-                <w:sz w:val="18"/>
-                <w:szCs w:val="20"/>
-                <w:lang w:eastAsia="es-CL"/>
-              </w:rPr>
-              <w:t>duración de actividades o tarea</w:t>
-            </w:r>
-            <w:r>
-              <w:rPr>
-                <w:rFonts w:ascii="Calibri" w:hAnsi="Calibri" w:cs="Arial"/>
-                <w:i/>
-                <w:color w:val="548DD4"/>
-                <w:sz w:val="18"/>
-                <w:szCs w:val="20"/>
-                <w:lang w:eastAsia="es-CL"/>
-              </w:rPr>
-              <w:t>.</w:t>
             </w:r>
           </w:p>
           <w:p>
@@ -6223,6 +4284,21 @@
                 <w:szCs w:val="24"/>
               </w:rPr>
             </w:pPr>
+          </w:p>
+        </w:tc>
+        <w:tc>
+          <w:tcPr>
+            <w:tcW w:w="1581" w:type="dxa"/>
+          </w:tcPr>
+          <w:p>
+            <w:pPr>
+              <w:jc w:val="both"/>
+              <w:rPr>
+                <w:b/>
+                <w:sz w:val="18"/>
+                <w:szCs w:val="24"/>
+              </w:rPr>
+            </w:pPr>
             <w:r>
               <w:rPr>
                 <w:rFonts w:ascii="Calibri" w:hAnsi="Calibri" w:cs="Arial"/>
@@ -6254,7 +4330,7 @@
                 <w:szCs w:val="20"/>
                 <w:lang w:eastAsia="es-CL"/>
               </w:rPr>
-              <w:t xml:space="preserve"> </w:t>
+              <w:t xml:space="preserve"> las dificultades o facilitadores que se </w:t>
             </w:r>
             <w:r>
               <w:rPr>
@@ -6265,7 +4341,7 @@
                 <w:szCs w:val="20"/>
                 <w:lang w:eastAsia="es-CL"/>
               </w:rPr>
-              <w:t xml:space="preserve">el </w:t>
+              <w:t xml:space="preserve">podrían </w:t>
             </w:r>
             <w:r>
               <w:rPr>
@@ -6276,7 +4352,7 @@
                 <w:szCs w:val="20"/>
                 <w:lang w:eastAsia="es-CL"/>
               </w:rPr>
-              <w:t xml:space="preserve">nombre </w:t>
+              <w:t xml:space="preserve">presentar durante la ejecución de cada una de las actividades propuestas para </w:t>
             </w:r>
             <w:r>
               <w:rPr>
@@ -6287,100 +4363,8 @@
                 <w:szCs w:val="20"/>
                 <w:lang w:eastAsia="es-CL"/>
               </w:rPr>
-              <w:t>del</w:t>
-            </w:r>
-            <w:r>
-              <w:rPr>
-                <w:rFonts w:ascii="Calibri" w:hAnsi="Calibri" w:cs="Arial"/>
-                <w:i/>
-                <w:color w:val="548DD4"/>
-                <w:sz w:val="18"/>
-                <w:szCs w:val="20"/>
-                <w:lang w:eastAsia="es-CL"/>
-              </w:rPr>
-              <w:t xml:space="preserve"> integrante del equipo responsable de la actividad y tareas asociadas.</w:t>
-            </w:r>
-          </w:p>
-        </w:tc>
-        <w:tc>
-          <w:tcPr>
-            <w:tcW w:w="1581" w:type="dxa"/>
-          </w:tcPr>
-          <w:p>
-            <w:pPr>
-              <w:jc w:val="both"/>
-              <w:rPr>
-                <w:b/>
-                <w:sz w:val="18"/>
-                <w:szCs w:val="24"/>
-              </w:rPr>
-            </w:pPr>
-            <w:r>
-              <w:rPr>
-                <w:rFonts w:ascii="Calibri" w:hAnsi="Calibri" w:cs="Arial"/>
-                <w:i/>
-                <w:color w:val="548DD4"/>
-                <w:sz w:val="18"/>
-                <w:szCs w:val="20"/>
-                <w:lang w:eastAsia="es-CL"/>
-              </w:rPr>
-              <w:t>Escrib</w:t>
-            </w:r>
-            <w:r>
-              <w:rPr>
-                <w:rFonts w:ascii="Calibri" w:hAnsi="Calibri" w:cs="Arial"/>
-                <w:i/>
-                <w:color w:val="548DD4"/>
-                <w:sz w:val="18"/>
-                <w:szCs w:val="20"/>
-                <w:lang w:eastAsia="es-CL"/>
-              </w:rPr>
-              <w:t>e</w:t>
-            </w:r>
-            <w:r>
-              <w:rPr>
-                <w:rFonts w:ascii="Calibri" w:hAnsi="Calibri" w:cs="Arial"/>
-                <w:i/>
-                <w:color w:val="548DD4"/>
-                <w:sz w:val="18"/>
-                <w:szCs w:val="20"/>
-                <w:lang w:eastAsia="es-CL"/>
-              </w:rPr>
-              <w:t xml:space="preserve"> las dificultades o facilitadores que se </w:t>
-            </w:r>
-            <w:r>
-              <w:rPr>
-                <w:rFonts w:ascii="Calibri" w:hAnsi="Calibri" w:cs="Arial"/>
-                <w:i/>
-                <w:color w:val="548DD4"/>
-                <w:sz w:val="18"/>
-                <w:szCs w:val="20"/>
-                <w:lang w:eastAsia="es-CL"/>
-              </w:rPr>
-              <w:t xml:space="preserve">podrían </w:t>
-            </w:r>
-            <w:r>
-              <w:rPr>
-                <w:rFonts w:ascii="Calibri" w:hAnsi="Calibri" w:cs="Arial"/>
-                <w:i/>
-                <w:color w:val="548DD4"/>
-                <w:sz w:val="18"/>
-                <w:szCs w:val="20"/>
-                <w:lang w:eastAsia="es-CL"/>
-              </w:rPr>
-              <w:t xml:space="preserve">presentar durante la ejecución de cada una de las actividades </w:t>
-            </w:r>
-            <w:r>
-              <w:rPr>
-                <w:rFonts w:ascii="Calibri" w:hAnsi="Calibri" w:cs="Arial"/>
-                <w:i/>
-                <w:color w:val="548DD4"/>
-                <w:sz w:val="18"/>
-                <w:szCs w:val="20"/>
-                <w:lang w:eastAsia="es-CL"/>
-              </w:rPr>
               <w:lastRenderedPageBreak/>
-              <w:t>propuestas para llevar a cabo el plan de trabajo</w:t>
+              <w:t>llevar a cabo el plan de trabajo</w:t>
             </w:r>
             <w:r>
               <w:rPr>
@@ -6425,7 +4409,6 @@
                 <w:szCs w:val="20"/>
                 <w:lang w:eastAsia="es-CL"/>
               </w:rPr>
-              <w:lastRenderedPageBreak/>
               <w:t>Infraestructura y autenticación</w:t>
             </w:r>
           </w:p>
@@ -6578,7 +4561,7 @@
               <w:rPr>
                 <w:rFonts w:ascii="Calibri" w:hAnsi="Calibri" w:cs="Arial"/>
                 <w:iCs/>
-                <w:color w:val="548DD4"/>
+                <w:color w:val="44546A" w:themeColor="text2"/>
                 <w:sz w:val="18"/>
                 <w:szCs w:val="20"/>
                 <w:lang w:eastAsia="es-CL"/>
@@ -6588,7 +4571,7 @@
               <w:rPr>
                 <w:rFonts w:ascii="Calibri" w:hAnsi="Calibri" w:cs="Arial"/>
                 <w:iCs/>
-                <w:color w:val="548DD4"/>
+                <w:color w:val="44546A" w:themeColor="text2"/>
                 <w:sz w:val="18"/>
                 <w:szCs w:val="20"/>
                 <w:lang w:eastAsia="es-CL"/>
@@ -6602,7 +4585,7 @@
               <w:rPr>
                 <w:rFonts w:ascii="Calibri" w:hAnsi="Calibri" w:cs="Arial"/>
                 <w:i/>
-                <w:color w:val="548DD4"/>
+                <w:color w:val="44546A" w:themeColor="text2"/>
                 <w:sz w:val="18"/>
                 <w:szCs w:val="20"/>
                 <w:lang w:eastAsia="es-CL"/>
@@ -6612,7 +4595,7 @@
               <w:rPr>
                 <w:rFonts w:ascii="Calibri" w:hAnsi="Calibri" w:cs="Arial"/>
                 <w:iCs/>
-                <w:color w:val="548DD4"/>
+                <w:color w:val="44546A" w:themeColor="text2"/>
                 <w:sz w:val="18"/>
                 <w:szCs w:val="20"/>
                 <w:lang w:eastAsia="es-CL"/>
@@ -6623,7 +4606,7 @@
               <w:rPr>
                 <w:rFonts w:ascii="Calibri" w:hAnsi="Calibri" w:cs="Arial"/>
                 <w:i/>
-                <w:color w:val="548DD4"/>
+                <w:color w:val="44546A" w:themeColor="text2"/>
                 <w:sz w:val="18"/>
                 <w:szCs w:val="20"/>
                 <w:lang w:eastAsia="es-CL"/>
@@ -8870,6 +6853,155 @@
 <file path=word/numbering.xml><?xml version="1.0" encoding="utf-8"?>
 <w:numbering xmlns:wpc="http://schemas.microsoft.com/office/word/2010/wordprocessingCanvas" xmlns:cx="http://schemas.microsoft.com/office/drawing/2014/chartex" xmlns:cx1="http://schemas.microsoft.com/office/drawing/2015/9/8/chartex" xmlns:cx2="http://schemas.microsoft.com/office/drawing/2015/10/21/chartex" xmlns:cx3="http://schemas.microsoft.com/office/drawing/2016/5/9/chartex" xmlns:cx4="http://schemas.microsoft.com/office/drawing/2016/5/10/chartex" xmlns:cx5="http://schemas.microsoft.com/office/drawing/2016/5/11/chartex" xmlns:cx6="http://schemas.microsoft.com/office/drawing/2016/5/12/chartex" xmlns:cx7="http://schemas.microsoft.com/office/drawing/2016/5/13/chartex" xmlns:cx8="http://schemas.microsoft.com/office/drawing/2016/5/14/chartex" xmlns:mc="http://schemas.openxmlformats.org/markup-compatibility/2006" xmlns:aink="http://schemas.microsoft.com/office/drawing/2016/ink" xmlns:am3d="http://schemas.microsoft.com/office/drawing/2017/model3d" xmlns:o="urn:schemas-microsoft-com:office:office" xmlns:oel="http://schemas.microsoft.com/office/2019/extlst" xmlns:r="http://schemas.openxmlformats.org/officeDocument/2006/relationships" xmlns:m="http://schemas.openxmlformats.org/officeDocument/2006/math" xmlns:v="urn:schemas-microsoft-com:vml" xmlns:wp14="http://schemas.microsoft.com/office/word/2010/wordprocessingDrawing" xmlns:wp="http://schemas.openxmlformats.org/drawingml/2006/wordprocessingDrawing" xmlns:w10="urn:schemas-microsoft-com:office:word" xmlns:w="http://schemas.openxmlformats.org/wordprocessingml/2006/main" xmlns:w14="http://schemas.microsoft.com/office/word/2010/wordml" xmlns:w15="http://schemas.microsoft.com/office/word/2012/wordml" xmlns:w16cex="http://schemas.microsoft.com/office/word/2018/wordml/cex" xmlns:w16cid="http://schemas.microsoft.com/office/word/2016/wordml/cid" xmlns:w16="http://schemas.microsoft.com/office/word/2018/wordml" xmlns:w16du="http://schemas.microsoft.com/office/word/2023/wordml/word16du" xmlns:w16sdtdh="http://schemas.microsoft.com/office/word/2020/wordml/sdtdatahash" xmlns:w16sdtfl="http://schemas.microsoft.com/office/word/2024/wordml/sdtformatlock" xmlns:w16se="http://schemas.microsoft.com/office/word/2015/wordml/symex" xmlns:wpg="http://schemas.microsoft.com/office/word/2010/wordprocessingGroup" xmlns:wpi="http://schemas.microsoft.com/office/word/2010/wordprocessingInk" xmlns:wne="http://schemas.microsoft.com/office/word/2006/wordml" xmlns:wps="http://schemas.microsoft.com/office/word/2010/wordprocessingShape" mc:Ignorable="w14 w15 w16se w16cid w16 w16cex w16sdtdh w16sdtfl w16du wp14">
   <w:abstractNum w:abstractNumId="0" w15:restartNumberingAfterBreak="0">
+    <w:nsid w:val="01217D7C"/>
+    <w:multiLevelType w:val="multilevel"/>
+    <w:tmpl w:val="A3881620"/>
+    <w:lvl w:ilvl="0">
+      <w:start w:val="1"/>
+      <w:numFmt w:val="bullet"/>
+      <w:lvlText w:val=""/>
+      <w:lvlJc w:val="left"/>
+      <w:pPr>
+        <w:tabs>
+          <w:tab w:val="num" w:pos="720"/>
+        </w:tabs>
+        <w:ind w:left="720" w:hanging="360"/>
+      </w:pPr>
+      <w:rPr>
+        <w:rFonts w:ascii="Symbol" w:hAnsi="Symbol" w:hint="default"/>
+        <w:sz w:val="20"/>
+      </w:rPr>
+    </w:lvl>
+    <w:lvl w:ilvl="1" w:tentative="1">
+      <w:start w:val="1"/>
+      <w:numFmt w:val="bullet"/>
+      <w:lvlText w:val="o"/>
+      <w:lvlJc w:val="left"/>
+      <w:pPr>
+        <w:tabs>
+          <w:tab w:val="num" w:pos="1440"/>
+        </w:tabs>
+        <w:ind w:left="1440" w:hanging="360"/>
+      </w:pPr>
+      <w:rPr>
+        <w:rFonts w:ascii="Courier New" w:hAnsi="Courier New" w:hint="default"/>
+        <w:sz w:val="20"/>
+      </w:rPr>
+    </w:lvl>
+    <w:lvl w:ilvl="2" w:tentative="1">
+      <w:start w:val="1"/>
+      <w:numFmt w:val="bullet"/>
+      <w:lvlText w:val=""/>
+      <w:lvlJc w:val="left"/>
+      <w:pPr>
+        <w:tabs>
+          <w:tab w:val="num" w:pos="2160"/>
+        </w:tabs>
+        <w:ind w:left="2160" w:hanging="360"/>
+      </w:pPr>
+      <w:rPr>
+        <w:rFonts w:ascii="Wingdings" w:hAnsi="Wingdings" w:hint="default"/>
+        <w:sz w:val="20"/>
+      </w:rPr>
+    </w:lvl>
+    <w:lvl w:ilvl="3" w:tentative="1">
+      <w:start w:val="1"/>
+      <w:numFmt w:val="bullet"/>
+      <w:lvlText w:val=""/>
+      <w:lvlJc w:val="left"/>
+      <w:pPr>
+        <w:tabs>
+          <w:tab w:val="num" w:pos="2880"/>
+        </w:tabs>
+        <w:ind w:left="2880" w:hanging="360"/>
+      </w:pPr>
+      <w:rPr>
+        <w:rFonts w:ascii="Wingdings" w:hAnsi="Wingdings" w:hint="default"/>
+        <w:sz w:val="20"/>
+      </w:rPr>
+    </w:lvl>
+    <w:lvl w:ilvl="4" w:tentative="1">
+      <w:start w:val="1"/>
+      <w:numFmt w:val="bullet"/>
+      <w:lvlText w:val=""/>
+      <w:lvlJc w:val="left"/>
+      <w:pPr>
+        <w:tabs>
+          <w:tab w:val="num" w:pos="3600"/>
+        </w:tabs>
+        <w:ind w:left="3600" w:hanging="360"/>
+      </w:pPr>
+      <w:rPr>
+        <w:rFonts w:ascii="Wingdings" w:hAnsi="Wingdings" w:hint="default"/>
+        <w:sz w:val="20"/>
+      </w:rPr>
+    </w:lvl>
+    <w:lvl w:ilvl="5" w:tentative="1">
+      <w:start w:val="1"/>
+      <w:numFmt w:val="bullet"/>
+      <w:lvlText w:val=""/>
+      <w:lvlJc w:val="left"/>
+      <w:pPr>
+        <w:tabs>
+          <w:tab w:val="num" w:pos="4320"/>
+        </w:tabs>
+        <w:ind w:left="4320" w:hanging="360"/>
+      </w:pPr>
+      <w:rPr>
+        <w:rFonts w:ascii="Wingdings" w:hAnsi="Wingdings" w:hint="default"/>
+        <w:sz w:val="20"/>
+      </w:rPr>
+    </w:lvl>
+    <w:lvl w:ilvl="6" w:tentative="1">
+      <w:start w:val="1"/>
+      <w:numFmt w:val="bullet"/>
+      <w:lvlText w:val=""/>
+      <w:lvlJc w:val="left"/>
+      <w:pPr>
+        <w:tabs>
+          <w:tab w:val="num" w:pos="5040"/>
+        </w:tabs>
+        <w:ind w:left="5040" w:hanging="360"/>
+      </w:pPr>
+      <w:rPr>
+        <w:rFonts w:ascii="Wingdings" w:hAnsi="Wingdings" w:hint="default"/>
+        <w:sz w:val="20"/>
+      </w:rPr>
+    </w:lvl>
+    <w:lvl w:ilvl="7" w:tentative="1">
+      <w:start w:val="1"/>
+      <w:numFmt w:val="bullet"/>
+      <w:lvlText w:val=""/>
+      <w:lvlJc w:val="left"/>
+      <w:pPr>
+        <w:tabs>
+          <w:tab w:val="num" w:pos="5760"/>
+        </w:tabs>
+        <w:ind w:left="5760" w:hanging="360"/>
+      </w:pPr>
+      <w:rPr>
+        <w:rFonts w:ascii="Wingdings" w:hAnsi="Wingdings" w:hint="default"/>
+        <w:sz w:val="20"/>
+      </w:rPr>
+    </w:lvl>
+    <w:lvl w:ilvl="8" w:tentative="1">
+      <w:start w:val="1"/>
+      <w:numFmt w:val="bullet"/>
+      <w:lvlText w:val=""/>
+      <w:lvlJc w:val="left"/>
+      <w:pPr>
+        <w:tabs>
+          <w:tab w:val="num" w:pos="6480"/>
+        </w:tabs>
+        <w:ind w:left="6480" w:hanging="360"/>
+      </w:pPr>
+      <w:rPr>
+        <w:rFonts w:ascii="Wingdings" w:hAnsi="Wingdings" w:hint="default"/>
+        <w:sz w:val="20"/>
+      </w:rPr>
+    </w:lvl>
+  </w:abstractNum>
+  <w:abstractNum w:abstractNumId="1" w15:restartNumberingAfterBreak="0">
     <w:nsid w:val="129E5F86"/>
     <w:multiLevelType w:val="hybridMultilevel"/>
     <w:tmpl w:val="B158EC90"/>
@@ -8958,7 +7090,7 @@
       </w:pPr>
     </w:lvl>
   </w:abstractNum>
-  <w:abstractNum w:abstractNumId="1" w15:restartNumberingAfterBreak="0">
+  <w:abstractNum w:abstractNumId="2" w15:restartNumberingAfterBreak="0">
     <w:nsid w:val="2FFD4C7F"/>
     <w:multiLevelType w:val="multilevel"/>
     <w:tmpl w:val="CAF0F936"/>
@@ -9079,7 +7211,7 @@
       </w:rPr>
     </w:lvl>
   </w:abstractNum>
-  <w:abstractNum w:abstractNumId="2" w15:restartNumberingAfterBreak="0">
+  <w:abstractNum w:abstractNumId="3" w15:restartNumberingAfterBreak="0">
     <w:nsid w:val="6BDB0362"/>
     <w:multiLevelType w:val="hybridMultilevel"/>
     <w:tmpl w:val="8106327E"/>
@@ -9168,7 +7300,7 @@
       </w:pPr>
     </w:lvl>
   </w:abstractNum>
-  <w:abstractNum w:abstractNumId="3" w15:restartNumberingAfterBreak="0">
+  <w:abstractNum w:abstractNumId="4" w15:restartNumberingAfterBreak="0">
     <w:nsid w:val="6F5F64B1"/>
     <w:multiLevelType w:val="hybridMultilevel"/>
     <w:tmpl w:val="999C60C0"/>
@@ -9258,16 +7390,19 @@
     </w:lvl>
   </w:abstractNum>
   <w:num w:numId="1" w16cid:durableId="1296449717">
+    <w:abstractNumId w:val="3"/>
+  </w:num>
+  <w:num w:numId="2" w16cid:durableId="649797644">
+    <w:abstractNumId w:val="4"/>
+  </w:num>
+  <w:num w:numId="3" w16cid:durableId="50466047">
+    <w:abstractNumId w:val="1"/>
+  </w:num>
+  <w:num w:numId="4" w16cid:durableId="166335601">
     <w:abstractNumId w:val="2"/>
   </w:num>
-  <w:num w:numId="2" w16cid:durableId="649797644">
-    <w:abstractNumId w:val="3"/>
-  </w:num>
-  <w:num w:numId="3" w16cid:durableId="50466047">
+  <w:num w:numId="5" w16cid:durableId="662512449">
     <w:abstractNumId w:val="0"/>
-  </w:num>
-  <w:num w:numId="4" w16cid:durableId="166335601">
-    <w:abstractNumId w:val="1"/>
   </w:num>
 </w:numbering>
 </file>
@@ -10302,6 +8437,12 @@
 </file>
 
 <file path=customXml/item2.xml><?xml version="1.0" encoding="utf-8"?>
+<p:properties xmlns:p="http://schemas.microsoft.com/office/2006/metadata/properties" xmlns:xsi="http://www.w3.org/2001/XMLSchema-instance" xmlns:pc="http://schemas.microsoft.com/office/infopath/2007/PartnerControls">
+  <documentManagement/>
+</p:properties>
+</file>
+
+<file path=customXml/item3.xml><?xml version="1.0" encoding="utf-8"?>
 <ct:contentTypeSchema xmlns:ct="http://schemas.microsoft.com/office/2006/metadata/contentType" xmlns:ma="http://schemas.microsoft.com/office/2006/metadata/properties/metaAttributes" ct:_="" ma:_="" ma:contentTypeName="Documento" ma:contentTypeID="0x010100E96778489EE7714D8BD12CC105EB918B" ma:contentTypeVersion="2" ma:contentTypeDescription="Crear nuevo documento." ma:contentTypeScope="" ma:versionID="416c5c7ae9b5d54d83875cd3c65194e3">
   <xsd:schema xmlns:xsd="http://www.w3.org/2001/XMLSchema" xmlns:xs="http://www.w3.org/2001/XMLSchema" xmlns:p="http://schemas.microsoft.com/office/2006/metadata/properties" xmlns:ns2="126e8a1c-9ea9-435a-ac89-d06c80d62e30" targetNamespace="http://schemas.microsoft.com/office/2006/metadata/properties" ma:root="true" ma:fieldsID="70a237c842677bd850644f8595079f5e" ns2:_="">
     <xsd:import namespace="126e8a1c-9ea9-435a-ac89-d06c80d62e30"/>
@@ -10433,12 +8574,6 @@
 </ct:contentTypeSchema>
 </file>
 
-<file path=customXml/item3.xml><?xml version="1.0" encoding="utf-8"?>
-<p:properties xmlns:p="http://schemas.microsoft.com/office/2006/metadata/properties" xmlns:xsi="http://www.w3.org/2001/XMLSchema-instance" xmlns:pc="http://schemas.microsoft.com/office/infopath/2007/PartnerControls">
-  <documentManagement/>
-</p:properties>
-</file>
-
 <file path=customXml/itemProps1.xml><?xml version="1.0" encoding="utf-8"?>
 <ds:datastoreItem xmlns:ds="http://schemas.openxmlformats.org/officeDocument/2006/customXml" ds:itemID="{F3E3E2F7-59E7-4722-B872-D023DC9D1CC1}">
   <ds:schemaRefs>
@@ -10448,6 +8583,15 @@
 </file>
 
 <file path=customXml/itemProps2.xml><?xml version="1.0" encoding="utf-8"?>
+<ds:datastoreItem xmlns:ds="http://schemas.openxmlformats.org/officeDocument/2006/customXml" ds:itemID="{38174882-579A-45DC-A704-C035A9357F73}">
+  <ds:schemaRefs>
+    <ds:schemaRef ds:uri="http://schemas.microsoft.com/office/2006/metadata/properties"/>
+    <ds:schemaRef ds:uri="http://schemas.microsoft.com/office/infopath/2007/PartnerControls"/>
+  </ds:schemaRefs>
+</ds:datastoreItem>
+</file>
+
+<file path=customXml/itemProps3.xml><?xml version="1.0" encoding="utf-8"?>
 <ds:datastoreItem xmlns:ds="http://schemas.openxmlformats.org/officeDocument/2006/customXml" ds:itemID="{7C9B9CFF-B258-43B4-948A-968A031773F5}">
   <ds:schemaRefs>
     <ds:schemaRef ds:uri="http://schemas.microsoft.com/office/2006/metadata/contentType"/>
@@ -10463,13 +8607,4 @@
     <ds:schemaRef ds:uri="http://schemas.microsoft.com/internal/obd"/>
   </ds:schemaRefs>
 </ds:datastoreItem>
-</file>
-
-<file path=customXml/itemProps3.xml><?xml version="1.0" encoding="utf-8"?>
-<ds:datastoreItem xmlns:ds="http://schemas.openxmlformats.org/officeDocument/2006/customXml" ds:itemID="{38174882-579A-45DC-A704-C035A9357F73}">
-  <ds:schemaRefs>
-    <ds:schemaRef ds:uri="http://schemas.microsoft.com/office/2006/metadata/properties"/>
-    <ds:schemaRef ds:uri="http://schemas.microsoft.com/office/infopath/2007/PartnerControls"/>
-  </ds:schemaRefs>
-</ds:datastoreItem>
 </file>
--- a/Fase 1/Evidencias grupales/1.5_GuiaEstudiante_Fase 1_Definicion Proyecto APT.docx
+++ b/Fase 1/Evidencias grupales/1.5_GuiaEstudiante_Fase 1_Definicion Proyecto APT.docx
@@ -156,7 +156,6 @@
                                 </w:rPr>
                                 <w:t xml:space="preserve">Asignatura </w:t>
                               </w:r>
-                              <w:proofErr w:type="spellStart"/>
                               <w:r>
                                 <w:rPr>
                                   <w:b/>
@@ -166,7 +165,6 @@
                                 </w:rPr>
                                 <w:t>Capstone</w:t>
                               </w:r>
-                              <w:proofErr w:type="spellEnd"/>
                             </w:p>
                           </w:txbxContent>
                         </wps:txbx>
@@ -331,7 +329,6 @@
                           </w:rPr>
                           <w:t xml:space="preserve">Asignatura </w:t>
                         </w:r>
-                        <w:proofErr w:type="spellStart"/>
                         <w:r>
                           <w:rPr>
                             <w:b/>
@@ -341,7 +338,6 @@
                           </w:rPr>
                           <w:t>Capstone</w:t>
                         </w:r>
-                        <w:proofErr w:type="spellEnd"/>
                       </w:p>
                     </w:txbxContent>
                   </v:textbox>
@@ -3652,23 +3648,7 @@
                 <w:rFonts w:ascii="Calibri" w:hAnsi="Calibri"/>
                 <w:color w:val="1F3864" w:themeColor="accent1" w:themeShade="80"/>
               </w:rPr>
-              <w:t xml:space="preserve">efine la planificación de tu Proyecto APT </w:t>
-            </w:r>
-            <w:proofErr w:type="gramStart"/>
-            <w:r>
-              <w:rPr>
-                <w:rFonts w:ascii="Calibri" w:hAnsi="Calibri"/>
-                <w:color w:val="1F3864" w:themeColor="accent1" w:themeShade="80"/>
-              </w:rPr>
-              <w:t>de acuerdo a</w:t>
-            </w:r>
-            <w:proofErr w:type="gramEnd"/>
-            <w:r>
-              <w:rPr>
-                <w:rFonts w:ascii="Calibri" w:hAnsi="Calibri"/>
-                <w:color w:val="1F3864" w:themeColor="accent1" w:themeShade="80"/>
-              </w:rPr>
-              <w:t xml:space="preserve"> lo requerido</w:t>
+              <w:t>efine la planificación de tu Proyecto APT de acuerdo a lo requerido</w:t>
             </w:r>
             <w:r>
               <w:rPr>
@@ -3806,30 +3786,14 @@
                 <w:rFonts w:ascii="Calibri" w:hAnsi="Calibri"/>
                 <w:color w:val="1F3864" w:themeColor="accent1" w:themeShade="80"/>
               </w:rPr>
-              <w:t xml:space="preserve">Nombre </w:t>
-            </w:r>
-            <w:proofErr w:type="gramStart"/>
-            <w:r>
-              <w:rPr>
-                <w:rFonts w:ascii="Calibri" w:hAnsi="Calibri"/>
-                <w:color w:val="1F3864" w:themeColor="accent1" w:themeShade="80"/>
-              </w:rPr>
-              <w:t xml:space="preserve">de </w:t>
-            </w:r>
-            <w:r>
-              <w:rPr>
-                <w:rFonts w:ascii="Calibri" w:hAnsi="Calibri"/>
-                <w:color w:val="1F3864" w:themeColor="accent1" w:themeShade="80"/>
-              </w:rPr>
-              <w:t xml:space="preserve"> Actividades</w:t>
-            </w:r>
-            <w:proofErr w:type="gramEnd"/>
-            <w:r>
-              <w:rPr>
-                <w:rFonts w:ascii="Calibri" w:hAnsi="Calibri"/>
-                <w:color w:val="1F3864" w:themeColor="accent1" w:themeShade="80"/>
-              </w:rPr>
-              <w:t>/Tareas</w:t>
+              <w:t xml:space="preserve">Nombre de </w:t>
+            </w:r>
+            <w:r>
+              <w:rPr>
+                <w:rFonts w:ascii="Calibri" w:hAnsi="Calibri"/>
+                <w:color w:val="1F3864" w:themeColor="accent1" w:themeShade="80"/>
+              </w:rPr>
+              <w:t xml:space="preserve"> Actividades/Tareas</w:t>
             </w:r>
           </w:p>
         </w:tc>
@@ -4303,79 +4267,12 @@
               <w:rPr>
                 <w:rFonts w:ascii="Calibri" w:hAnsi="Calibri" w:cs="Arial"/>
                 <w:i/>
-                <w:color w:val="548DD4"/>
-                <w:sz w:val="18"/>
-                <w:szCs w:val="20"/>
-                <w:lang w:eastAsia="es-CL"/>
-              </w:rPr>
-              <w:t>Escrib</w:t>
-            </w:r>
-            <w:r>
-              <w:rPr>
-                <w:rFonts w:ascii="Calibri" w:hAnsi="Calibri" w:cs="Arial"/>
-                <w:i/>
-                <w:color w:val="548DD4"/>
-                <w:sz w:val="18"/>
-                <w:szCs w:val="20"/>
-                <w:lang w:eastAsia="es-CL"/>
-              </w:rPr>
-              <w:t>e</w:t>
-            </w:r>
-            <w:r>
-              <w:rPr>
-                <w:rFonts w:ascii="Calibri" w:hAnsi="Calibri" w:cs="Arial"/>
-                <w:i/>
-                <w:color w:val="548DD4"/>
-                <w:sz w:val="18"/>
-                <w:szCs w:val="20"/>
-                <w:lang w:eastAsia="es-CL"/>
-              </w:rPr>
-              <w:t xml:space="preserve"> las dificultades o facilitadores que se </w:t>
-            </w:r>
-            <w:r>
-              <w:rPr>
-                <w:rFonts w:ascii="Calibri" w:hAnsi="Calibri" w:cs="Arial"/>
-                <w:i/>
-                <w:color w:val="548DD4"/>
-                <w:sz w:val="18"/>
-                <w:szCs w:val="20"/>
-                <w:lang w:eastAsia="es-CL"/>
-              </w:rPr>
-              <w:t xml:space="preserve">podrían </w:t>
-            </w:r>
-            <w:r>
-              <w:rPr>
-                <w:rFonts w:ascii="Calibri" w:hAnsi="Calibri" w:cs="Arial"/>
-                <w:i/>
-                <w:color w:val="548DD4"/>
-                <w:sz w:val="18"/>
-                <w:szCs w:val="20"/>
-                <w:lang w:eastAsia="es-CL"/>
-              </w:rPr>
-              <w:t xml:space="preserve">presentar durante la ejecución de cada una de las actividades propuestas para </w:t>
-            </w:r>
-            <w:r>
-              <w:rPr>
-                <w:rFonts w:ascii="Calibri" w:hAnsi="Calibri" w:cs="Arial"/>
-                <w:i/>
-                <w:color w:val="548DD4"/>
-                <w:sz w:val="18"/>
-                <w:szCs w:val="20"/>
-                <w:lang w:eastAsia="es-CL"/>
-              </w:rPr>
-              <w:lastRenderedPageBreak/>
-              <w:t>llevar a cabo el plan de trabajo</w:t>
-            </w:r>
-            <w:r>
-              <w:rPr>
-                <w:rFonts w:ascii="Calibri" w:hAnsi="Calibri" w:cs="Arial"/>
-                <w:i/>
-                <w:color w:val="548DD4"/>
-                <w:sz w:val="18"/>
-                <w:szCs w:val="20"/>
-                <w:lang w:eastAsia="es-CL"/>
-              </w:rPr>
-              <w:t>.</w:t>
+                <w:color w:val="000000" w:themeColor="text1"/>
+                <w:sz w:val="18"/>
+                <w:szCs w:val="20"/>
+                <w:lang w:eastAsia="es-CL"/>
+              </w:rPr>
+              <w:t xml:space="preserve">Buena comunicación del equipo y entendimiento del proyecto </w:t>
             </w:r>
           </w:p>
         </w:tc>
@@ -4409,6 +4306,7 @@
                 <w:szCs w:val="20"/>
                 <w:lang w:eastAsia="es-CL"/>
               </w:rPr>
+              <w:lastRenderedPageBreak/>
               <w:t>Infraestructura y autenticación</w:t>
             </w:r>
           </w:p>
@@ -4561,7 +4459,7 @@
               <w:rPr>
                 <w:rFonts w:ascii="Calibri" w:hAnsi="Calibri" w:cs="Arial"/>
                 <w:iCs/>
-                <w:color w:val="44546A" w:themeColor="text2"/>
+                <w:color w:val="000000" w:themeColor="text1"/>
                 <w:sz w:val="18"/>
                 <w:szCs w:val="20"/>
                 <w:lang w:eastAsia="es-CL"/>
@@ -4571,7 +4469,7 @@
               <w:rPr>
                 <w:rFonts w:ascii="Calibri" w:hAnsi="Calibri" w:cs="Arial"/>
                 <w:iCs/>
-                <w:color w:val="44546A" w:themeColor="text2"/>
+                <w:color w:val="000000" w:themeColor="text1"/>
                 <w:sz w:val="18"/>
                 <w:szCs w:val="20"/>
                 <w:lang w:eastAsia="es-CL"/>
@@ -4698,6 +4596,17 @@
                 <w:lang w:eastAsia="es-CL"/>
               </w:rPr>
             </w:pPr>
+            <w:r>
+              <w:rPr>
+                <w:rFonts w:ascii="Calibri" w:hAnsi="Calibri" w:cs="Arial"/>
+                <w:i/>
+                <w:color w:val="000000" w:themeColor="text1"/>
+                <w:sz w:val="18"/>
+                <w:szCs w:val="20"/>
+                <w:lang w:eastAsia="es-CL"/>
+              </w:rPr>
+              <w:t xml:space="preserve">Desarrollo de Aplicación Movil </w:t>
+            </w:r>
           </w:p>
         </w:tc>
         <w:tc>
@@ -4716,6 +4625,17 @@
                 <w:lang w:eastAsia="es-CL"/>
               </w:rPr>
             </w:pPr>
+            <w:r>
+              <w:rPr>
+                <w:rFonts w:ascii="Calibri" w:hAnsi="Calibri" w:cs="Arial"/>
+                <w:i/>
+                <w:color w:val="000000" w:themeColor="text1"/>
+                <w:sz w:val="18"/>
+                <w:szCs w:val="20"/>
+                <w:lang w:eastAsia="es-CL"/>
+              </w:rPr>
+              <w:t xml:space="preserve">Desarrollo de la aplicación </w:t>
+            </w:r>
           </w:p>
         </w:tc>
         <w:tc>
@@ -4734,6 +4654,28 @@
                 <w:lang w:eastAsia="es-CL"/>
               </w:rPr>
             </w:pPr>
+            <w:r>
+              <w:rPr>
+                <w:rFonts w:ascii="Calibri" w:hAnsi="Calibri" w:cs="Arial"/>
+                <w:i/>
+                <w:color w:val="000000" w:themeColor="text1"/>
+                <w:sz w:val="18"/>
+                <w:szCs w:val="20"/>
+                <w:lang w:eastAsia="es-CL"/>
+              </w:rPr>
+              <w:t>Desa</w:t>
+            </w:r>
+            <w:r>
+              <w:rPr>
+                <w:rFonts w:ascii="Calibri" w:hAnsi="Calibri" w:cs="Arial"/>
+                <w:i/>
+                <w:color w:val="000000" w:themeColor="text1"/>
+                <w:sz w:val="18"/>
+                <w:szCs w:val="20"/>
+                <w:lang w:eastAsia="es-CL"/>
+              </w:rPr>
+              <w:t xml:space="preserve">rrollo y construcción de aplicación móvil por sprint </w:t>
+            </w:r>
           </w:p>
         </w:tc>
         <w:tc>
@@ -4746,12 +4688,71 @@
               <w:rPr>
                 <w:rFonts w:ascii="Calibri" w:hAnsi="Calibri" w:cs="Arial"/>
                 <w:i/>
-                <w:color w:val="548DD4"/>
-                <w:sz w:val="18"/>
-                <w:szCs w:val="20"/>
-                <w:lang w:eastAsia="es-CL"/>
-              </w:rPr>
-            </w:pPr>
+                <w:color w:val="000000" w:themeColor="text1"/>
+                <w:sz w:val="18"/>
+                <w:szCs w:val="20"/>
+                <w:lang w:eastAsia="es-CL"/>
+              </w:rPr>
+            </w:pPr>
+            <w:r>
+              <w:rPr>
+                <w:rFonts w:ascii="Calibri" w:hAnsi="Calibri" w:cs="Arial"/>
+                <w:i/>
+                <w:color w:val="000000" w:themeColor="text1"/>
+                <w:sz w:val="18"/>
+                <w:szCs w:val="20"/>
+                <w:lang w:eastAsia="es-CL"/>
+              </w:rPr>
+              <w:t xml:space="preserve">Visual </w:t>
+            </w:r>
+            <w:proofErr w:type="spellStart"/>
+            <w:r>
+              <w:rPr>
+                <w:rFonts w:ascii="Calibri" w:hAnsi="Calibri" w:cs="Arial"/>
+                <w:i/>
+                <w:color w:val="000000" w:themeColor="text1"/>
+                <w:sz w:val="18"/>
+                <w:szCs w:val="20"/>
+                <w:lang w:eastAsia="es-CL"/>
+              </w:rPr>
+              <w:t>stud</w:t>
+            </w:r>
+            <w:r>
+              <w:rPr>
+                <w:rFonts w:ascii="Calibri" w:hAnsi="Calibri" w:cs="Arial"/>
+                <w:i/>
+                <w:color w:val="000000" w:themeColor="text1"/>
+                <w:sz w:val="18"/>
+                <w:szCs w:val="20"/>
+                <w:lang w:eastAsia="es-CL"/>
+              </w:rPr>
+              <w:t>io</w:t>
+            </w:r>
+            <w:proofErr w:type="spellEnd"/>
+            <w:r>
+              <w:rPr>
+                <w:rFonts w:ascii="Calibri" w:hAnsi="Calibri" w:cs="Arial"/>
+                <w:i/>
+                <w:color w:val="000000" w:themeColor="text1"/>
+                <w:sz w:val="18"/>
+                <w:szCs w:val="20"/>
+                <w:lang w:eastAsia="es-CL"/>
+              </w:rPr>
+              <w:t xml:space="preserve"> </w:t>
+            </w:r>
+            <w:proofErr w:type="spellStart"/>
+            <w:r>
+              <w:rPr>
+                <w:rFonts w:ascii="Calibri" w:hAnsi="Calibri" w:cs="Arial"/>
+                <w:i/>
+                <w:color w:val="000000" w:themeColor="text1"/>
+                <w:sz w:val="18"/>
+                <w:szCs w:val="20"/>
+                <w:lang w:eastAsia="es-CL"/>
+              </w:rPr>
+              <w:t>code</w:t>
+            </w:r>
+            <w:proofErr w:type="spellEnd"/>
           </w:p>
         </w:tc>
         <w:tc>
@@ -4767,12 +4768,47 @@
               <w:rPr>
                 <w:rFonts w:ascii="Calibri" w:hAnsi="Calibri" w:cs="Arial"/>
                 <w:i/>
-                <w:color w:val="548DD4"/>
-                <w:sz w:val="18"/>
-                <w:szCs w:val="20"/>
-                <w:lang w:eastAsia="es-CL"/>
-              </w:rPr>
-            </w:pPr>
+                <w:color w:val="000000" w:themeColor="text1"/>
+                <w:sz w:val="18"/>
+                <w:szCs w:val="20"/>
+                <w:lang w:eastAsia="es-CL"/>
+              </w:rPr>
+            </w:pPr>
+            <w:r>
+              <w:rPr>
+                <w:rFonts w:ascii="Calibri" w:hAnsi="Calibri" w:cs="Arial"/>
+                <w:i/>
+                <w:color w:val="000000" w:themeColor="text1"/>
+                <w:sz w:val="18"/>
+                <w:szCs w:val="20"/>
+                <w:lang w:eastAsia="es-CL"/>
+              </w:rPr>
+              <w:t xml:space="preserve">Sprint 2-5 </w:t>
+            </w:r>
+          </w:p>
+          <w:p>
+            <w:pPr>
+              <w:jc w:val="both"/>
+              <w:rPr>
+                <w:rFonts w:ascii="Calibri" w:hAnsi="Calibri" w:cs="Arial"/>
+                <w:i/>
+                <w:color w:val="000000" w:themeColor="text1"/>
+                <w:sz w:val="18"/>
+                <w:szCs w:val="20"/>
+                <w:lang w:eastAsia="es-CL"/>
+              </w:rPr>
+            </w:pPr>
+            <w:r>
+              <w:rPr>
+                <w:rFonts w:ascii="Calibri" w:hAnsi="Calibri" w:cs="Arial"/>
+                <w:i/>
+                <w:color w:val="000000" w:themeColor="text1"/>
+                <w:sz w:val="18"/>
+                <w:szCs w:val="20"/>
+                <w:lang w:eastAsia="es-CL"/>
+              </w:rPr>
+              <w:t xml:space="preserve">6 semanas </w:t>
+            </w:r>
           </w:p>
         </w:tc>
         <w:tc>
@@ -4789,7 +4825,301 @@
               <w:rPr>
                 <w:rFonts w:ascii="Calibri" w:hAnsi="Calibri" w:cs="Arial"/>
                 <w:i/>
-                <w:color w:val="548DD4"/>
+                <w:color w:val="000000" w:themeColor="text1"/>
+                <w:sz w:val="18"/>
+                <w:szCs w:val="20"/>
+                <w:lang w:eastAsia="es-CL"/>
+              </w:rPr>
+            </w:pPr>
+            <w:r>
+              <w:rPr>
+                <w:rFonts w:ascii="Calibri" w:hAnsi="Calibri" w:cs="Arial"/>
+                <w:i/>
+                <w:color w:val="000000" w:themeColor="text1"/>
+                <w:sz w:val="18"/>
+                <w:szCs w:val="20"/>
+                <w:lang w:eastAsia="es-CL"/>
+              </w:rPr>
+              <w:t>Todo el equipo</w:t>
+            </w:r>
+          </w:p>
+        </w:tc>
+        <w:tc>
+          <w:tcPr>
+            <w:tcW w:w="1581" w:type="dxa"/>
+          </w:tcPr>
+          <w:p>
+            <w:pPr>
+              <w:jc w:val="both"/>
+              <w:rPr>
+                <w:rFonts w:ascii="Calibri" w:hAnsi="Calibri" w:cs="Arial"/>
+                <w:i/>
+                <w:color w:val="000000" w:themeColor="text1"/>
+                <w:sz w:val="18"/>
+                <w:szCs w:val="20"/>
+                <w:lang w:eastAsia="es-CL"/>
+              </w:rPr>
+            </w:pPr>
+            <w:r>
+              <w:rPr>
+                <w:rFonts w:ascii="Calibri" w:hAnsi="Calibri" w:cs="Arial"/>
+                <w:i/>
+                <w:color w:val="000000" w:themeColor="text1"/>
+                <w:sz w:val="18"/>
+                <w:szCs w:val="20"/>
+                <w:lang w:eastAsia="es-CL"/>
+              </w:rPr>
+              <w:t xml:space="preserve">Algunas fueron </w:t>
+            </w:r>
+            <w:r>
+              <w:rPr>
+                <w:rFonts w:ascii="Calibri" w:hAnsi="Calibri" w:cs="Arial"/>
+                <w:i/>
+                <w:color w:val="000000" w:themeColor="text1"/>
+                <w:sz w:val="18"/>
+                <w:szCs w:val="20"/>
+                <w:lang w:eastAsia="es-CL"/>
+              </w:rPr>
+              <w:t>las pruebas</w:t>
+            </w:r>
+            <w:r>
+              <w:rPr>
+                <w:rFonts w:ascii="Calibri" w:hAnsi="Calibri" w:cs="Arial"/>
+                <w:i/>
+                <w:color w:val="000000" w:themeColor="text1"/>
+                <w:sz w:val="18"/>
+                <w:szCs w:val="20"/>
+                <w:lang w:eastAsia="es-CL"/>
+              </w:rPr>
+              <w:t xml:space="preserve"> funcionales ya que base de datos nos limitaba </w:t>
+            </w:r>
+          </w:p>
+        </w:tc>
+      </w:tr>
+      <w:tr>
+        <w:trPr>
+          <w:jc w:val="center"/>
+        </w:trPr>
+        <w:tc>
+          <w:tcPr>
+            <w:tcW w:w="1580" w:type="dxa"/>
+          </w:tcPr>
+          <w:p>
+            <w:pPr>
+              <w:jc w:val="both"/>
+              <w:rPr>
+                <w:rFonts w:ascii="Calibri" w:hAnsi="Calibri" w:cs="Arial"/>
+                <w:i/>
+                <w:color w:val="000000" w:themeColor="text1"/>
+                <w:sz w:val="18"/>
+                <w:szCs w:val="20"/>
+                <w:lang w:eastAsia="es-CL"/>
+              </w:rPr>
+            </w:pPr>
+            <w:r>
+              <w:rPr>
+                <w:rFonts w:ascii="Calibri" w:hAnsi="Calibri" w:cs="Arial"/>
+                <w:i/>
+                <w:color w:val="000000" w:themeColor="text1"/>
+                <w:sz w:val="18"/>
+                <w:szCs w:val="20"/>
+                <w:lang w:eastAsia="es-CL"/>
+              </w:rPr>
+              <w:t xml:space="preserve">Implementación  </w:t>
+            </w:r>
+          </w:p>
+        </w:tc>
+        <w:tc>
+          <w:tcPr>
+            <w:tcW w:w="1580" w:type="dxa"/>
+          </w:tcPr>
+          <w:p>
+            <w:pPr>
+              <w:jc w:val="both"/>
+              <w:rPr>
+                <w:rFonts w:ascii="Calibri" w:hAnsi="Calibri" w:cs="Arial"/>
+                <w:i/>
+                <w:color w:val="000000" w:themeColor="text1"/>
+                <w:sz w:val="18"/>
+                <w:szCs w:val="20"/>
+                <w:lang w:eastAsia="es-CL"/>
+              </w:rPr>
+            </w:pPr>
+            <w:r>
+              <w:rPr>
+                <w:rFonts w:ascii="Calibri" w:hAnsi="Calibri" w:cs="Arial"/>
+                <w:i/>
+                <w:color w:val="000000" w:themeColor="text1"/>
+                <w:sz w:val="18"/>
+                <w:szCs w:val="20"/>
+                <w:lang w:eastAsia="es-CL"/>
+              </w:rPr>
+              <w:t xml:space="preserve">Cierre </w:t>
+            </w:r>
+            <w:r>
+              <w:rPr>
+                <w:rFonts w:ascii="Calibri" w:hAnsi="Calibri" w:cs="Arial"/>
+                <w:i/>
+                <w:color w:val="000000" w:themeColor="text1"/>
+                <w:sz w:val="18"/>
+                <w:szCs w:val="20"/>
+                <w:lang w:eastAsia="es-CL"/>
+              </w:rPr>
+              <w:t>e implementación</w:t>
+            </w:r>
+            <w:r>
+              <w:rPr>
+                <w:rFonts w:ascii="Calibri" w:hAnsi="Calibri" w:cs="Arial"/>
+                <w:i/>
+                <w:color w:val="000000" w:themeColor="text1"/>
+                <w:sz w:val="18"/>
+                <w:szCs w:val="20"/>
+                <w:lang w:eastAsia="es-CL"/>
+              </w:rPr>
+              <w:t xml:space="preserve"> del proyecto </w:t>
+            </w:r>
+          </w:p>
+        </w:tc>
+        <w:tc>
+          <w:tcPr>
+            <w:tcW w:w="1580" w:type="dxa"/>
+          </w:tcPr>
+          <w:p>
+            <w:pPr>
+              <w:jc w:val="both"/>
+              <w:rPr>
+                <w:rFonts w:ascii="Calibri" w:hAnsi="Calibri" w:cs="Arial"/>
+                <w:i/>
+                <w:color w:val="000000" w:themeColor="text1"/>
+                <w:sz w:val="18"/>
+                <w:szCs w:val="20"/>
+                <w:lang w:eastAsia="es-CL"/>
+              </w:rPr>
+            </w:pPr>
+            <w:r>
+              <w:rPr>
+                <w:rFonts w:ascii="Calibri" w:hAnsi="Calibri" w:cs="Arial"/>
+                <w:i/>
+                <w:color w:val="000000" w:themeColor="text1"/>
+                <w:sz w:val="18"/>
+                <w:szCs w:val="20"/>
+                <w:lang w:eastAsia="es-CL"/>
+              </w:rPr>
+              <w:t xml:space="preserve">Informe final y demo </w:t>
+            </w:r>
+          </w:p>
+        </w:tc>
+        <w:tc>
+          <w:tcPr>
+            <w:tcW w:w="1580" w:type="dxa"/>
+          </w:tcPr>
+          <w:p>
+            <w:pPr>
+              <w:jc w:val="both"/>
+              <w:rPr>
+                <w:rFonts w:ascii="Calibri" w:hAnsi="Calibri" w:cs="Arial"/>
+                <w:i/>
+                <w:color w:val="000000" w:themeColor="text1"/>
+                <w:sz w:val="18"/>
+                <w:szCs w:val="20"/>
+                <w:lang w:eastAsia="es-CL"/>
+              </w:rPr>
+            </w:pPr>
+            <w:r>
+              <w:rPr>
+                <w:rFonts w:ascii="Calibri" w:hAnsi="Calibri" w:cs="Arial"/>
+                <w:i/>
+                <w:color w:val="000000" w:themeColor="text1"/>
+                <w:sz w:val="18"/>
+                <w:szCs w:val="20"/>
+                <w:lang w:eastAsia="es-CL"/>
+              </w:rPr>
+              <w:t>Word, Aplicación</w:t>
+            </w:r>
+            <w:r>
+              <w:rPr>
+                <w:rFonts w:ascii="Calibri" w:hAnsi="Calibri" w:cs="Arial"/>
+                <w:i/>
+                <w:color w:val="000000" w:themeColor="text1"/>
+                <w:sz w:val="18"/>
+                <w:szCs w:val="20"/>
+                <w:lang w:eastAsia="es-CL"/>
+              </w:rPr>
+              <w:t xml:space="preserve"> móvil </w:t>
+            </w:r>
+          </w:p>
+        </w:tc>
+        <w:tc>
+          <w:tcPr>
+            <w:tcW w:w="1580" w:type="dxa"/>
+            <w:tcBorders>
+              <w:right w:val="single" w:sz="4" w:space="0" w:color="FFFFFF" w:themeColor="background1"/>
+            </w:tcBorders>
+          </w:tcPr>
+          <w:p>
+            <w:pPr>
+              <w:jc w:val="both"/>
+              <w:rPr>
+                <w:rFonts w:ascii="Calibri" w:hAnsi="Calibri" w:cs="Arial"/>
+                <w:i/>
+                <w:color w:val="000000" w:themeColor="text1"/>
+                <w:sz w:val="18"/>
+                <w:szCs w:val="20"/>
+                <w:lang w:eastAsia="es-CL"/>
+              </w:rPr>
+            </w:pPr>
+            <w:r>
+              <w:rPr>
+                <w:rFonts w:ascii="Calibri" w:hAnsi="Calibri" w:cs="Arial"/>
+                <w:i/>
+                <w:color w:val="000000" w:themeColor="text1"/>
+                <w:sz w:val="18"/>
+                <w:szCs w:val="20"/>
+                <w:lang w:eastAsia="es-CL"/>
+              </w:rPr>
+              <w:t xml:space="preserve">Sprint 6 </w:t>
+            </w:r>
+          </w:p>
+          <w:p>
+            <w:pPr>
+              <w:jc w:val="both"/>
+              <w:rPr>
+                <w:rFonts w:ascii="Calibri" w:hAnsi="Calibri" w:cs="Arial"/>
+                <w:i/>
+                <w:color w:val="000000" w:themeColor="text1"/>
+                <w:sz w:val="18"/>
+                <w:szCs w:val="20"/>
+                <w:lang w:eastAsia="es-CL"/>
+              </w:rPr>
+            </w:pPr>
+            <w:r>
+              <w:rPr>
+                <w:rFonts w:ascii="Calibri" w:hAnsi="Calibri" w:cs="Arial"/>
+                <w:i/>
+                <w:color w:val="000000" w:themeColor="text1"/>
+                <w:sz w:val="18"/>
+                <w:szCs w:val="20"/>
+                <w:lang w:eastAsia="es-CL"/>
+              </w:rPr>
+              <w:t xml:space="preserve">1 semana </w:t>
+            </w:r>
+          </w:p>
+        </w:tc>
+        <w:tc>
+          <w:tcPr>
+            <w:tcW w:w="1580" w:type="dxa"/>
+            <w:tcBorders>
+              <w:left w:val="single" w:sz="4" w:space="0" w:color="FFFFFF" w:themeColor="background1"/>
+            </w:tcBorders>
+            <w:shd w:val="clear" w:color="auto" w:fill="D9D9D9" w:themeFill="background1" w:themeFillShade="D9"/>
+          </w:tcPr>
+          <w:p>
+            <w:pPr>
+              <w:jc w:val="both"/>
+              <w:rPr>
+                <w:rFonts w:ascii="Calibri" w:hAnsi="Calibri" w:cs="Arial"/>
+                <w:i/>
+                <w:color w:val="000000" w:themeColor="text1"/>
                 <w:sz w:val="18"/>
                 <w:szCs w:val="20"/>
                 <w:lang w:eastAsia="es-CL"/>
@@ -7835,6 +8165,7 @@
   <w:style w:type="character" w:default="1" w:styleId="Fuentedeprrafopredeter">
     <w:name w:val="Default Paragraph Font"/>
     <w:uiPriority w:val="1"/>
+    <w:semiHidden/>
     <w:unhideWhenUsed/>
   </w:style>
   <w:style w:type="table" w:default="1" w:styleId="Tablanormal">
@@ -8437,12 +8768,6 @@
 </file>
 
 <file path=customXml/item2.xml><?xml version="1.0" encoding="utf-8"?>
-<p:properties xmlns:p="http://schemas.microsoft.com/office/2006/metadata/properties" xmlns:xsi="http://www.w3.org/2001/XMLSchema-instance" xmlns:pc="http://schemas.microsoft.com/office/infopath/2007/PartnerControls">
-  <documentManagement/>
-</p:properties>
-</file>
-
-<file path=customXml/item3.xml><?xml version="1.0" encoding="utf-8"?>
 <ct:contentTypeSchema xmlns:ct="http://schemas.microsoft.com/office/2006/metadata/contentType" xmlns:ma="http://schemas.microsoft.com/office/2006/metadata/properties/metaAttributes" ct:_="" ma:_="" ma:contentTypeName="Documento" ma:contentTypeID="0x010100E96778489EE7714D8BD12CC105EB918B" ma:contentTypeVersion="2" ma:contentTypeDescription="Crear nuevo documento." ma:contentTypeScope="" ma:versionID="416c5c7ae9b5d54d83875cd3c65194e3">
   <xsd:schema xmlns:xsd="http://www.w3.org/2001/XMLSchema" xmlns:xs="http://www.w3.org/2001/XMLSchema" xmlns:p="http://schemas.microsoft.com/office/2006/metadata/properties" xmlns:ns2="126e8a1c-9ea9-435a-ac89-d06c80d62e30" targetNamespace="http://schemas.microsoft.com/office/2006/metadata/properties" ma:root="true" ma:fieldsID="70a237c842677bd850644f8595079f5e" ns2:_="">
     <xsd:import namespace="126e8a1c-9ea9-435a-ac89-d06c80d62e30"/>
@@ -8574,6 +8899,12 @@
 </ct:contentTypeSchema>
 </file>
 
+<file path=customXml/item3.xml><?xml version="1.0" encoding="utf-8"?>
+<p:properties xmlns:p="http://schemas.microsoft.com/office/2006/metadata/properties" xmlns:xsi="http://www.w3.org/2001/XMLSchema-instance" xmlns:pc="http://schemas.microsoft.com/office/infopath/2007/PartnerControls">
+  <documentManagement/>
+</p:properties>
+</file>
+
 <file path=customXml/itemProps1.xml><?xml version="1.0" encoding="utf-8"?>
 <ds:datastoreItem xmlns:ds="http://schemas.openxmlformats.org/officeDocument/2006/customXml" ds:itemID="{F3E3E2F7-59E7-4722-B872-D023DC9D1CC1}">
   <ds:schemaRefs>
@@ -8583,15 +8914,6 @@
 </file>
 
 <file path=customXml/itemProps2.xml><?xml version="1.0" encoding="utf-8"?>
-<ds:datastoreItem xmlns:ds="http://schemas.openxmlformats.org/officeDocument/2006/customXml" ds:itemID="{38174882-579A-45DC-A704-C035A9357F73}">
-  <ds:schemaRefs>
-    <ds:schemaRef ds:uri="http://schemas.microsoft.com/office/2006/metadata/properties"/>
-    <ds:schemaRef ds:uri="http://schemas.microsoft.com/office/infopath/2007/PartnerControls"/>
-  </ds:schemaRefs>
-</ds:datastoreItem>
-</file>
-
-<file path=customXml/itemProps3.xml><?xml version="1.0" encoding="utf-8"?>
 <ds:datastoreItem xmlns:ds="http://schemas.openxmlformats.org/officeDocument/2006/customXml" ds:itemID="{7C9B9CFF-B258-43B4-948A-968A031773F5}">
   <ds:schemaRefs>
     <ds:schemaRef ds:uri="http://schemas.microsoft.com/office/2006/metadata/contentType"/>
@@ -8607,4 +8929,13 @@
     <ds:schemaRef ds:uri="http://schemas.microsoft.com/internal/obd"/>
   </ds:schemaRefs>
 </ds:datastoreItem>
+</file>
+
+<file path=customXml/itemProps3.xml><?xml version="1.0" encoding="utf-8"?>
+<ds:datastoreItem xmlns:ds="http://schemas.openxmlformats.org/officeDocument/2006/customXml" ds:itemID="{38174882-579A-45DC-A704-C035A9357F73}">
+  <ds:schemaRefs>
+    <ds:schemaRef ds:uri="http://schemas.microsoft.com/office/2006/metadata/properties"/>
+    <ds:schemaRef ds:uri="http://schemas.microsoft.com/office/infopath/2007/PartnerControls"/>
+  </ds:schemaRefs>
+</ds:datastoreItem>
 </file>
--- a/Fase 1/Evidencias grupales/1.5_GuiaEstudiante_Fase 1_Definicion Proyecto APT.docx
+++ b/Fase 1/Evidencias grupales/1.5_GuiaEstudiante_Fase 1_Definicion Proyecto APT.docx
@@ -1586,31 +1586,7 @@
                 <w:szCs w:val="20"/>
                 <w:lang w:eastAsia="es-CL"/>
               </w:rPr>
-              <w:t xml:space="preserve">El desarrollo de </w:t>
-            </w:r>
-            <w:proofErr w:type="spellStart"/>
-            <w:r>
-              <w:rPr>
-                <w:rFonts w:ascii="Calibri" w:hAnsi="Calibri" w:cs="Arial"/>
-                <w:i/>
-                <w:color w:val="000000" w:themeColor="text1"/>
-                <w:sz w:val="20"/>
-                <w:szCs w:val="20"/>
-                <w:lang w:eastAsia="es-CL"/>
-              </w:rPr>
-              <w:t>ServiMatch</w:t>
-            </w:r>
-            <w:proofErr w:type="spellEnd"/>
-            <w:r>
-              <w:rPr>
-                <w:rFonts w:ascii="Calibri" w:hAnsi="Calibri" w:cs="Arial"/>
-                <w:i/>
-                <w:color w:val="000000" w:themeColor="text1"/>
-                <w:sz w:val="20"/>
-                <w:szCs w:val="20"/>
-                <w:lang w:eastAsia="es-CL"/>
-              </w:rPr>
-              <w:t xml:space="preserve"> se relaciona con los intereses profesionales del equipo en áreas vinculadas al desarrollo de software, gestión de proyectos tecnológicos, bases de datos, aseguramiento de calidad y tecnologías de información. El proyecto permitirá fortalecer conocimientos técnicos y metodológicos mediante la construcción de una solución completa, desde su análisis y diseño hasta su implementación, pruebas y documentación</w:t>
+              <w:t>El desarrollo de ServiMatch se relaciona con los intereses profesionales del equipo en áreas vinculadas al desarrollo de software, gestión de proyectos tecnológicos, bases de datos, aseguramiento de calidad y tecnologías de información. El proyecto permitirá fortalecer conocimientos técnicos y metodológicos mediante la construcción de una solución completa, desde su análisis y diseño hasta su implementación, pruebas y documentación</w:t>
             </w:r>
             <w:r>
               <w:rPr>
@@ -1737,79 +1713,7 @@
                 <w:szCs w:val="20"/>
                 <w:lang w:eastAsia="es-CL"/>
               </w:rPr>
-              <w:t xml:space="preserve"> de herramientas de desarrollo y gestión como GitHub, Jira, Docker, </w:t>
-            </w:r>
-            <w:proofErr w:type="spellStart"/>
-            <w:r>
-              <w:rPr>
-                <w:rFonts w:ascii="Calibri" w:hAnsi="Calibri" w:cs="Arial"/>
-                <w:i/>
-                <w:color w:val="000000" w:themeColor="text1"/>
-                <w:sz w:val="20"/>
-                <w:szCs w:val="20"/>
-                <w:lang w:eastAsia="es-CL"/>
-              </w:rPr>
-              <w:t>React</w:t>
-            </w:r>
-            <w:proofErr w:type="spellEnd"/>
-            <w:r>
-              <w:rPr>
-                <w:rFonts w:ascii="Calibri" w:hAnsi="Calibri" w:cs="Arial"/>
-                <w:i/>
-                <w:color w:val="000000" w:themeColor="text1"/>
-                <w:sz w:val="20"/>
-                <w:szCs w:val="20"/>
-                <w:lang w:eastAsia="es-CL"/>
-              </w:rPr>
-              <w:t xml:space="preserve"> Native/Expo, </w:t>
-            </w:r>
-            <w:proofErr w:type="spellStart"/>
-            <w:r>
-              <w:rPr>
-                <w:rFonts w:ascii="Calibri" w:hAnsi="Calibri" w:cs="Arial"/>
-                <w:i/>
-                <w:color w:val="000000" w:themeColor="text1"/>
-                <w:sz w:val="20"/>
-                <w:szCs w:val="20"/>
-                <w:lang w:eastAsia="es-CL"/>
-              </w:rPr>
-              <w:t>FastAPI</w:t>
-            </w:r>
-            <w:proofErr w:type="spellEnd"/>
-            <w:r>
-              <w:rPr>
-                <w:rFonts w:ascii="Calibri" w:hAnsi="Calibri" w:cs="Arial"/>
-                <w:i/>
-                <w:color w:val="000000" w:themeColor="text1"/>
-                <w:sz w:val="20"/>
-                <w:szCs w:val="20"/>
-                <w:lang w:eastAsia="es-CL"/>
-              </w:rPr>
-              <w:t xml:space="preserve">, PostgreSQL y </w:t>
-            </w:r>
-            <w:proofErr w:type="spellStart"/>
-            <w:r>
-              <w:rPr>
-                <w:rFonts w:ascii="Calibri" w:hAnsi="Calibri" w:cs="Arial"/>
-                <w:i/>
-                <w:color w:val="000000" w:themeColor="text1"/>
-                <w:sz w:val="20"/>
-                <w:szCs w:val="20"/>
-                <w:lang w:eastAsia="es-CL"/>
-              </w:rPr>
-              <w:t>Supabase</w:t>
-            </w:r>
-            <w:proofErr w:type="spellEnd"/>
-            <w:r>
-              <w:rPr>
-                <w:rFonts w:ascii="Calibri" w:hAnsi="Calibri" w:cs="Arial"/>
-                <w:i/>
-                <w:color w:val="000000" w:themeColor="text1"/>
-                <w:sz w:val="20"/>
-                <w:szCs w:val="20"/>
-                <w:lang w:eastAsia="es-CL"/>
-              </w:rPr>
-              <w:t>. El trabajo será organizado mediante Sprint utilizando Scrum, permitiendo distribuir las actividades de manera incremental. Entre los posibles factores que podrían dificultar el proyecto se encuentran problemas técnicos, integración entre componentes, disponibilidad de tiempo y cambios de alcance; estos riesgos serán gestionados mediante planificación, priorización del backlog, pruebas continuas y seguimiento del avance.</w:t>
+              <w:t xml:space="preserve"> de herramientas de desarrollo y gestión como GitHub, Jira, Docker, React Native/Expo, FastAPI, PostgreSQL y Supabase. El trabajo será organizado mediante Sprint utilizando Scrum, permitiendo distribuir las actividades de manera incremental. Entre los posibles factores que podrían dificultar el proyecto se encuentran problemas técnicos, integración entre componentes, disponibilidad de tiempo y cambios de alcance; estos riesgos serán gestionados mediante planificación, priorización del backlog, pruebas continuas y seguimiento del avance.</w:t>
             </w:r>
           </w:p>
           <w:p>
@@ -2614,127 +2518,7 @@
                 <w:szCs w:val="20"/>
                 <w:lang w:eastAsia="es-CL"/>
               </w:rPr>
-              <w:t xml:space="preserve">Para el desarrollo de </w:t>
-            </w:r>
-            <w:proofErr w:type="spellStart"/>
-            <w:r>
-              <w:rPr>
-                <w:rFonts w:ascii="Calibri" w:hAnsi="Calibri" w:cs="Arial"/>
-                <w:i/>
-                <w:color w:val="000000" w:themeColor="text1"/>
-                <w:sz w:val="20"/>
-                <w:szCs w:val="20"/>
-                <w:lang w:eastAsia="es-CL"/>
-              </w:rPr>
-              <w:t>ServiMatch</w:t>
-            </w:r>
-            <w:proofErr w:type="spellEnd"/>
-            <w:r>
-              <w:rPr>
-                <w:rFonts w:ascii="Calibri" w:hAnsi="Calibri" w:cs="Arial"/>
-                <w:i/>
-                <w:color w:val="000000" w:themeColor="text1"/>
-                <w:sz w:val="20"/>
-                <w:szCs w:val="20"/>
-                <w:lang w:eastAsia="es-CL"/>
-              </w:rPr>
-              <w:t xml:space="preserve"> se utilizará la metodología ágil Scrum, organizando el trabajo mediante iteraciones o Sprint. Inicialmente se realizará la definición y priorización del </w:t>
-            </w:r>
-            <w:proofErr w:type="spellStart"/>
-            <w:r>
-              <w:rPr>
-                <w:rFonts w:ascii="Calibri" w:hAnsi="Calibri" w:cs="Arial"/>
-                <w:i/>
-                <w:color w:val="000000" w:themeColor="text1"/>
-                <w:sz w:val="20"/>
-                <w:szCs w:val="20"/>
-                <w:lang w:eastAsia="es-CL"/>
-              </w:rPr>
-              <w:t>Product</w:t>
-            </w:r>
-            <w:proofErr w:type="spellEnd"/>
-            <w:r>
-              <w:rPr>
-                <w:rFonts w:ascii="Calibri" w:hAnsi="Calibri" w:cs="Arial"/>
-                <w:i/>
-                <w:color w:val="000000" w:themeColor="text1"/>
-                <w:sz w:val="20"/>
-                <w:szCs w:val="20"/>
-                <w:lang w:eastAsia="es-CL"/>
-              </w:rPr>
-              <w:t xml:space="preserve"> Backlog a partir de los requerimientos e historias de usuario. Posteriormente, en cada Sprint se seleccionarán las actividades a desarrollar, distribuyéndolas entre los integrantes del equipo según sus responsabilidades. Al finalizar cada iteración se revisarán las funcionalidades implementadas, se ejecutarán pruebas y se registrarán los resultados y oportunidades de mejora. Para la gestión y seguimiento de las actividades se utilizará Jira, mientras que Git y GitHub permitirán gestionar las versiones del código fuente. El desarrollo se realizará de forma incremental, permitiendo integrar progresivamente </w:t>
-            </w:r>
-            <w:proofErr w:type="spellStart"/>
-            <w:r>
-              <w:rPr>
-                <w:rFonts w:ascii="Calibri" w:hAnsi="Calibri" w:cs="Arial"/>
-                <w:i/>
-                <w:color w:val="000000" w:themeColor="text1"/>
-                <w:sz w:val="20"/>
-                <w:szCs w:val="20"/>
-                <w:lang w:eastAsia="es-CL"/>
-              </w:rPr>
-              <w:t>frontend</w:t>
-            </w:r>
-            <w:proofErr w:type="spellEnd"/>
-            <w:r>
-              <w:rPr>
-                <w:rFonts w:ascii="Calibri" w:hAnsi="Calibri" w:cs="Arial"/>
-                <w:i/>
-                <w:color w:val="000000" w:themeColor="text1"/>
-                <w:sz w:val="20"/>
-                <w:szCs w:val="20"/>
-                <w:lang w:eastAsia="es-CL"/>
-              </w:rPr>
-              <w:t xml:space="preserve">, </w:t>
-            </w:r>
-            <w:proofErr w:type="spellStart"/>
-            <w:r>
-              <w:rPr>
-                <w:rFonts w:ascii="Calibri" w:hAnsi="Calibri" w:cs="Arial"/>
-                <w:i/>
-                <w:color w:val="000000" w:themeColor="text1"/>
-                <w:sz w:val="20"/>
-                <w:szCs w:val="20"/>
-                <w:lang w:eastAsia="es-CL"/>
-              </w:rPr>
-              <w:t>backend</w:t>
-            </w:r>
-            <w:proofErr w:type="spellEnd"/>
-            <w:r>
-              <w:rPr>
-                <w:rFonts w:ascii="Calibri" w:hAnsi="Calibri" w:cs="Arial"/>
-                <w:i/>
-                <w:color w:val="000000" w:themeColor="text1"/>
-                <w:sz w:val="20"/>
-                <w:szCs w:val="20"/>
-                <w:lang w:eastAsia="es-CL"/>
-              </w:rPr>
-              <w:t xml:space="preserve"> y base de datos hasta completar el MVP definido para </w:t>
-            </w:r>
-            <w:proofErr w:type="spellStart"/>
-            <w:r>
-              <w:rPr>
-                <w:rFonts w:ascii="Calibri" w:hAnsi="Calibri" w:cs="Arial"/>
-                <w:i/>
-                <w:color w:val="000000" w:themeColor="text1"/>
-                <w:sz w:val="20"/>
-                <w:szCs w:val="20"/>
-                <w:lang w:eastAsia="es-CL"/>
-              </w:rPr>
-              <w:t>ServiMatch</w:t>
-            </w:r>
-            <w:proofErr w:type="spellEnd"/>
-            <w:r>
-              <w:rPr>
-                <w:rFonts w:ascii="Calibri" w:hAnsi="Calibri" w:cs="Arial"/>
-                <w:i/>
-                <w:color w:val="000000" w:themeColor="text1"/>
-                <w:sz w:val="20"/>
-                <w:szCs w:val="20"/>
-                <w:lang w:eastAsia="es-CL"/>
-              </w:rPr>
-              <w:t>.</w:t>
+              <w:t>Para el desarrollo de ServiMatch se utilizará la metodología ágil Scrum, organizando el trabajo mediante iteraciones o Sprint. Inicialmente se realizará la definición y priorización del Product Backlog a partir de los requerimientos e historias de usuario. Posteriormente, en cada Sprint se seleccionarán las actividades a desarrollar, distribuyéndolas entre los integrantes del equipo según sus responsabilidades. Al finalizar cada iteración se revisarán las funcionalidades implementadas, se ejecutarán pruebas y se registrarán los resultados y oportunidades de mejora. Para la gestión y seguimiento de las actividades se utilizará Jira, mientras que Git y GitHub permitirán gestionar las versiones del código fuente. El desarrollo se realizará de forma incremental, permitiendo integrar progresivamente frontend, backend y base de datos hasta completar el MVP definido para ServiMatch.</w:t>
             </w:r>
           </w:p>
           <w:p>
@@ -3458,59 +3242,31 @@
                 <w:bCs/>
                 <w:color w:val="000000" w:themeColor="text1"/>
               </w:rPr>
-              <w:t xml:space="preserve">MVP </w:t>
-            </w:r>
-            <w:proofErr w:type="spellStart"/>
+              <w:t>MVP ServiMatch</w:t>
+            </w:r>
+          </w:p>
+        </w:tc>
+        <w:tc>
+          <w:tcPr>
+            <w:tcW w:w="3825" w:type="dxa"/>
+          </w:tcPr>
+          <w:p>
+            <w:pPr>
+              <w:pStyle w:val="Piedepgina"/>
+              <w:jc w:val="both"/>
+              <w:rPr>
+                <w:rFonts w:ascii="Calibri" w:hAnsi="Calibri"/>
+                <w:b/>
+                <w:color w:val="1F3864" w:themeColor="accent1" w:themeShade="80"/>
+              </w:rPr>
+            </w:pPr>
             <w:r>
               <w:rPr>
                 <w:rFonts w:ascii="Calibri" w:hAnsi="Calibri"/>
                 <w:bCs/>
                 <w:color w:val="000000" w:themeColor="text1"/>
               </w:rPr>
-              <w:t>ServiMatch</w:t>
-            </w:r>
-            <w:proofErr w:type="spellEnd"/>
-          </w:p>
-        </w:tc>
-        <w:tc>
-          <w:tcPr>
-            <w:tcW w:w="3825" w:type="dxa"/>
-          </w:tcPr>
-          <w:p>
-            <w:pPr>
-              <w:pStyle w:val="Piedepgina"/>
-              <w:jc w:val="both"/>
-              <w:rPr>
-                <w:rFonts w:ascii="Calibri" w:hAnsi="Calibri"/>
-                <w:b/>
-                <w:color w:val="1F3864" w:themeColor="accent1" w:themeShade="80"/>
-              </w:rPr>
-            </w:pPr>
-            <w:r>
-              <w:rPr>
-                <w:rFonts w:ascii="Calibri" w:hAnsi="Calibri"/>
-                <w:bCs/>
-                <w:color w:val="000000" w:themeColor="text1"/>
-              </w:rPr>
-              <w:t xml:space="preserve">Aplicación móvil, </w:t>
-            </w:r>
-            <w:proofErr w:type="spellStart"/>
-            <w:r>
-              <w:rPr>
-                <w:rFonts w:ascii="Calibri" w:hAnsi="Calibri"/>
-                <w:bCs/>
-                <w:color w:val="000000" w:themeColor="text1"/>
-              </w:rPr>
-              <w:t>backend</w:t>
-            </w:r>
-            <w:proofErr w:type="spellEnd"/>
-            <w:r>
-              <w:rPr>
-                <w:rFonts w:ascii="Calibri" w:hAnsi="Calibri"/>
-                <w:bCs/>
-                <w:color w:val="000000" w:themeColor="text1"/>
-              </w:rPr>
-              <w:t xml:space="preserve"> y base de datos integrados con las funcionalidades comprometidas.</w:t>
+              <w:t>Aplicación móvil, backend y base de datos integrados con las funcionalidades comprometidas.</w:t>
             </w:r>
           </w:p>
         </w:tc>
@@ -4394,55 +4150,7 @@
                 <w:szCs w:val="20"/>
                 <w:lang w:eastAsia="es-CL"/>
               </w:rPr>
-              <w:t xml:space="preserve">Docker, </w:t>
-            </w:r>
-            <w:proofErr w:type="spellStart"/>
-            <w:r>
-              <w:rPr>
-                <w:rFonts w:ascii="Calibri" w:hAnsi="Calibri" w:cs="Arial"/>
-                <w:iCs/>
-                <w:color w:val="000000" w:themeColor="text1"/>
-                <w:sz w:val="18"/>
-                <w:szCs w:val="20"/>
-                <w:lang w:eastAsia="es-CL"/>
-              </w:rPr>
-              <w:t>FastAPI</w:t>
-            </w:r>
-            <w:proofErr w:type="spellEnd"/>
-            <w:r>
-              <w:rPr>
-                <w:rFonts w:ascii="Calibri" w:hAnsi="Calibri" w:cs="Arial"/>
-                <w:iCs/>
-                <w:color w:val="000000" w:themeColor="text1"/>
-                <w:sz w:val="18"/>
-                <w:szCs w:val="20"/>
-                <w:lang w:eastAsia="es-CL"/>
-              </w:rPr>
-              <w:t xml:space="preserve">, </w:t>
-            </w:r>
-            <w:proofErr w:type="spellStart"/>
-            <w:r>
-              <w:rPr>
-                <w:rFonts w:ascii="Calibri" w:hAnsi="Calibri" w:cs="Arial"/>
-                <w:iCs/>
-                <w:color w:val="000000" w:themeColor="text1"/>
-                <w:sz w:val="18"/>
-                <w:szCs w:val="20"/>
-                <w:lang w:eastAsia="es-CL"/>
-              </w:rPr>
-              <w:t>Supabase</w:t>
-            </w:r>
-            <w:proofErr w:type="spellEnd"/>
-            <w:r>
-              <w:rPr>
-                <w:rFonts w:ascii="Calibri" w:hAnsi="Calibri" w:cs="Arial"/>
-                <w:iCs/>
-                <w:color w:val="000000" w:themeColor="text1"/>
-                <w:sz w:val="18"/>
-                <w:szCs w:val="20"/>
-                <w:lang w:eastAsia="es-CL"/>
-              </w:rPr>
-              <w:t>, Expo</w:t>
+              <w:t>Docker, FastAPI, Supabase, Expo</w:t>
             </w:r>
           </w:p>
         </w:tc>
@@ -4573,6 +4281,17 @@
                 <w:lang w:eastAsia="es-CL"/>
               </w:rPr>
             </w:pPr>
+            <w:r>
+              <w:rPr>
+                <w:rFonts w:ascii="Calibri" w:hAnsi="Calibri" w:cs="Arial"/>
+                <w:i/>
+                <w:color w:val="000000" w:themeColor="text1"/>
+                <w:sz w:val="18"/>
+                <w:szCs w:val="20"/>
+                <w:lang w:eastAsia="es-CL"/>
+              </w:rPr>
+              <w:t>Avanzamos sin problemas</w:t>
+            </w:r>
           </w:p>
         </w:tc>
       </w:tr>
@@ -4703,56 +4422,19 @@
                 <w:szCs w:val="20"/>
                 <w:lang w:eastAsia="es-CL"/>
               </w:rPr>
-              <w:t xml:space="preserve">Visual </w:t>
-            </w:r>
-            <w:proofErr w:type="spellStart"/>
-            <w:r>
-              <w:rPr>
-                <w:rFonts w:ascii="Calibri" w:hAnsi="Calibri" w:cs="Arial"/>
-                <w:i/>
-                <w:color w:val="000000" w:themeColor="text1"/>
-                <w:sz w:val="18"/>
-                <w:szCs w:val="20"/>
-                <w:lang w:eastAsia="es-CL"/>
-              </w:rPr>
-              <w:t>stud</w:t>
-            </w:r>
-            <w:r>
-              <w:rPr>
-                <w:rFonts w:ascii="Calibri" w:hAnsi="Calibri" w:cs="Arial"/>
-                <w:i/>
-                <w:color w:val="000000" w:themeColor="text1"/>
-                <w:sz w:val="18"/>
-                <w:szCs w:val="20"/>
-                <w:lang w:eastAsia="es-CL"/>
-              </w:rPr>
-              <w:t>io</w:t>
-            </w:r>
-            <w:proofErr w:type="spellEnd"/>
-            <w:r>
-              <w:rPr>
-                <w:rFonts w:ascii="Calibri" w:hAnsi="Calibri" w:cs="Arial"/>
-                <w:i/>
-                <w:color w:val="000000" w:themeColor="text1"/>
-                <w:sz w:val="18"/>
-                <w:szCs w:val="20"/>
-                <w:lang w:eastAsia="es-CL"/>
-              </w:rPr>
-              <w:t xml:space="preserve"> </w:t>
-            </w:r>
-            <w:proofErr w:type="spellStart"/>
-            <w:r>
-              <w:rPr>
-                <w:rFonts w:ascii="Calibri" w:hAnsi="Calibri" w:cs="Arial"/>
-                <w:i/>
-                <w:color w:val="000000" w:themeColor="text1"/>
-                <w:sz w:val="18"/>
-                <w:szCs w:val="20"/>
-                <w:lang w:eastAsia="es-CL"/>
-              </w:rPr>
-              <w:t>code</w:t>
-            </w:r>
-            <w:proofErr w:type="spellEnd"/>
+              <w:t>Visual stud</w:t>
+            </w:r>
+            <w:r>
+              <w:rPr>
+                <w:rFonts w:ascii="Calibri" w:hAnsi="Calibri" w:cs="Arial"/>
+                <w:i/>
+                <w:color w:val="000000" w:themeColor="text1"/>
+                <w:sz w:val="18"/>
+                <w:szCs w:val="20"/>
+                <w:lang w:eastAsia="es-CL"/>
+              </w:rPr>
+              <w:t>io code</w:t>
+            </w:r>
           </w:p>
         </w:tc>
         <w:tc>
@@ -4807,7 +4489,18 @@
                 <w:szCs w:val="20"/>
                 <w:lang w:eastAsia="es-CL"/>
               </w:rPr>
-              <w:t xml:space="preserve">6 semanas </w:t>
+              <w:t>7</w:t>
+            </w:r>
+            <w:r>
+              <w:rPr>
+                <w:rFonts w:ascii="Calibri" w:hAnsi="Calibri" w:cs="Arial"/>
+                <w:i/>
+                <w:color w:val="000000" w:themeColor="text1"/>
+                <w:sz w:val="18"/>
+                <w:szCs w:val="20"/>
+                <w:lang w:eastAsia="es-CL"/>
+              </w:rPr>
+              <w:t xml:space="preserve"> semanas </w:t>
             </w:r>
           </w:p>
         </w:tc>
@@ -4869,7 +4562,40 @@
                 <w:szCs w:val="20"/>
                 <w:lang w:eastAsia="es-CL"/>
               </w:rPr>
-              <w:t xml:space="preserve">Algunas fueron </w:t>
+              <w:t xml:space="preserve">Algunas </w:t>
+            </w:r>
+            <w:r>
+              <w:rPr>
+                <w:rFonts w:ascii="Calibri" w:hAnsi="Calibri" w:cs="Arial"/>
+                <w:i/>
+                <w:color w:val="000000" w:themeColor="text1"/>
+                <w:sz w:val="18"/>
+                <w:szCs w:val="20"/>
+                <w:lang w:eastAsia="es-CL"/>
+              </w:rPr>
+              <w:t>dificultades</w:t>
+            </w:r>
+            <w:r>
+              <w:rPr>
+                <w:rFonts w:ascii="Calibri" w:hAnsi="Calibri" w:cs="Arial"/>
+                <w:i/>
+                <w:color w:val="000000" w:themeColor="text1"/>
+                <w:sz w:val="18"/>
+                <w:szCs w:val="20"/>
+                <w:lang w:eastAsia="es-CL"/>
+              </w:rPr>
+              <w:t xml:space="preserve"> que tuvimos </w:t>
+            </w:r>
+            <w:r>
+              <w:rPr>
+                <w:rFonts w:ascii="Calibri" w:hAnsi="Calibri" w:cs="Arial"/>
+                <w:i/>
+                <w:color w:val="000000" w:themeColor="text1"/>
+                <w:sz w:val="18"/>
+                <w:szCs w:val="20"/>
+                <w:lang w:eastAsia="es-CL"/>
+              </w:rPr>
+              <w:t xml:space="preserve">fueron </w:t>
             </w:r>
             <w:r>
               <w:rPr>
@@ -5101,7 +4827,18 @@
                 <w:szCs w:val="20"/>
                 <w:lang w:eastAsia="es-CL"/>
               </w:rPr>
-              <w:t xml:space="preserve">1 semana </w:t>
+              <w:t xml:space="preserve">3 </w:t>
+            </w:r>
+            <w:r>
+              <w:rPr>
+                <w:rFonts w:ascii="Calibri" w:hAnsi="Calibri" w:cs="Arial"/>
+                <w:i/>
+                <w:color w:val="000000" w:themeColor="text1"/>
+                <w:sz w:val="18"/>
+                <w:szCs w:val="20"/>
+                <w:lang w:eastAsia="es-CL"/>
+              </w:rPr>
+              <w:t xml:space="preserve">semana </w:t>
             </w:r>
           </w:p>
         </w:tc>
@@ -5320,26 +5057,26 @@
         <w:tblLook w:val="04A0" w:firstRow="1" w:lastRow="0" w:firstColumn="1" w:lastColumn="0" w:noHBand="0" w:noVBand="1"/>
       </w:tblPr>
       <w:tblGrid>
-        <w:gridCol w:w="1351"/>
-        <w:gridCol w:w="536"/>
-        <w:gridCol w:w="522"/>
+        <w:gridCol w:w="1399"/>
+        <w:gridCol w:w="532"/>
+        <w:gridCol w:w="518"/>
+        <w:gridCol w:w="519"/>
         <w:gridCol w:w="523"/>
-        <w:gridCol w:w="526"/>
+        <w:gridCol w:w="520"/>
+        <w:gridCol w:w="520"/>
+        <w:gridCol w:w="520"/>
+        <w:gridCol w:w="520"/>
+        <w:gridCol w:w="520"/>
+        <w:gridCol w:w="521"/>
+        <w:gridCol w:w="521"/>
+        <w:gridCol w:w="521"/>
         <w:gridCol w:w="523"/>
         <w:gridCol w:w="523"/>
         <w:gridCol w:w="523"/>
+        <w:gridCol w:w="7"/>
+        <w:gridCol w:w="516"/>
         <w:gridCol w:w="523"/>
         <w:gridCol w:w="523"/>
-        <w:gridCol w:w="523"/>
-        <w:gridCol w:w="523"/>
-        <w:gridCol w:w="523"/>
-        <w:gridCol w:w="525"/>
-        <w:gridCol w:w="525"/>
-        <w:gridCol w:w="525"/>
-        <w:gridCol w:w="7"/>
-        <w:gridCol w:w="518"/>
-        <w:gridCol w:w="525"/>
-        <w:gridCol w:w="525"/>
         <w:gridCol w:w="10"/>
       </w:tblGrid>
       <w:tr>
@@ -5942,25 +5679,38 @@
           </w:tcPr>
           <w:p>
             <w:pPr>
-              <w:spacing w:line="360" w:lineRule="auto"/>
-              <w:jc w:val="both"/>
-              <w:rPr>
-                <w:b/>
-                <w:sz w:val="16"/>
-                <w:szCs w:val="16"/>
-              </w:rPr>
-            </w:pPr>
-            <w:r>
-              <w:rPr>
-                <w:rFonts w:ascii="Calibri" w:hAnsi="Calibri" w:cs="Arial"/>
-                <w:i/>
-                <w:color w:val="548DD4"/>
-                <w:sz w:val="16"/>
-                <w:szCs w:val="16"/>
-                <w:lang w:eastAsia="es-CL"/>
-              </w:rPr>
-              <w:t>Describe actividades del punto anterior</w:t>
-            </w:r>
+              <w:jc w:val="both"/>
+              <w:rPr>
+                <w:rFonts w:ascii="Calibri" w:hAnsi="Calibri" w:cs="Arial"/>
+                <w:iCs/>
+                <w:color w:val="000000" w:themeColor="text1"/>
+                <w:sz w:val="18"/>
+                <w:szCs w:val="20"/>
+                <w:lang w:eastAsia="es-CL"/>
+              </w:rPr>
+            </w:pPr>
+            <w:r>
+              <w:rPr>
+                <w:rFonts w:ascii="Calibri" w:hAnsi="Calibri" w:cs="Arial"/>
+                <w:iCs/>
+                <w:color w:val="000000" w:themeColor="text1"/>
+                <w:sz w:val="18"/>
+                <w:szCs w:val="20"/>
+                <w:lang w:eastAsia="es-CL"/>
+              </w:rPr>
+              <w:t xml:space="preserve">Análisis y definición del proyecto </w:t>
+            </w:r>
+          </w:p>
+          <w:p>
+            <w:pPr>
+              <w:spacing w:line="360" w:lineRule="auto"/>
+              <w:jc w:val="both"/>
+              <w:rPr>
+                <w:b/>
+                <w:sz w:val="16"/>
+                <w:szCs w:val="16"/>
+              </w:rPr>
+            </w:pPr>
           </w:p>
         </w:tc>
         <w:tc>
@@ -5977,6 +5727,14 @@
                 <w:szCs w:val="16"/>
               </w:rPr>
             </w:pPr>
+            <w:r>
+              <w:rPr>
+                <w:b/>
+                <w:sz w:val="16"/>
+                <w:szCs w:val="16"/>
+              </w:rPr>
+              <w:t>x</w:t>
+            </w:r>
           </w:p>
         </w:tc>
         <w:tc>
@@ -5993,6 +5751,14 @@
                 <w:szCs w:val="16"/>
               </w:rPr>
             </w:pPr>
+            <w:r>
+              <w:rPr>
+                <w:b/>
+                <w:sz w:val="16"/>
+                <w:szCs w:val="16"/>
+              </w:rPr>
+              <w:t>x</w:t>
+            </w:r>
           </w:p>
         </w:tc>
         <w:tc>
@@ -6273,6 +6039,17 @@
                 <w:szCs w:val="16"/>
               </w:rPr>
             </w:pPr>
+            <w:r>
+              <w:rPr>
+                <w:rFonts w:ascii="Calibri" w:hAnsi="Calibri" w:cs="Arial"/>
+                <w:iCs/>
+                <w:color w:val="000000" w:themeColor="text1"/>
+                <w:sz w:val="18"/>
+                <w:szCs w:val="20"/>
+                <w:lang w:eastAsia="es-CL"/>
+              </w:rPr>
+              <w:t>Infraestructura y autenticación</w:t>
+            </w:r>
           </w:p>
         </w:tc>
         <w:tc>
@@ -6321,6 +6098,14 @@
                 <w:szCs w:val="16"/>
               </w:rPr>
             </w:pPr>
+            <w:r>
+              <w:rPr>
+                <w:b/>
+                <w:sz w:val="16"/>
+                <w:szCs w:val="16"/>
+              </w:rPr>
+              <w:t>x</w:t>
+            </w:r>
           </w:p>
         </w:tc>
         <w:tc>
@@ -6337,6 +6122,14 @@
                 <w:szCs w:val="16"/>
               </w:rPr>
             </w:pPr>
+            <w:r>
+              <w:rPr>
+                <w:b/>
+                <w:sz w:val="16"/>
+                <w:szCs w:val="16"/>
+              </w:rPr>
+              <w:t>x</w:t>
+            </w:r>
           </w:p>
         </w:tc>
         <w:tc>
@@ -6585,6 +6378,17 @@
                 <w:szCs w:val="16"/>
               </w:rPr>
             </w:pPr>
+            <w:r>
+              <w:rPr>
+                <w:rFonts w:ascii="Calibri" w:hAnsi="Calibri" w:cs="Arial"/>
+                <w:i/>
+                <w:color w:val="000000" w:themeColor="text1"/>
+                <w:sz w:val="18"/>
+                <w:szCs w:val="20"/>
+                <w:lang w:eastAsia="es-CL"/>
+              </w:rPr>
+              <w:t>Desarrollo de Aplicación Movil</w:t>
+            </w:r>
           </w:p>
         </w:tc>
         <w:tc>
@@ -6681,6 +6485,14 @@
                 <w:szCs w:val="16"/>
               </w:rPr>
             </w:pPr>
+            <w:r>
+              <w:rPr>
+                <w:b/>
+                <w:sz w:val="16"/>
+                <w:szCs w:val="16"/>
+              </w:rPr>
+              <w:t>x</w:t>
+            </w:r>
           </w:p>
         </w:tc>
         <w:tc>
@@ -6697,6 +6509,14 @@
                 <w:szCs w:val="16"/>
               </w:rPr>
             </w:pPr>
+            <w:r>
+              <w:rPr>
+                <w:b/>
+                <w:sz w:val="16"/>
+                <w:szCs w:val="16"/>
+              </w:rPr>
+              <w:t>x</w:t>
+            </w:r>
           </w:p>
         </w:tc>
         <w:tc>
@@ -6713,6 +6533,14 @@
                 <w:szCs w:val="16"/>
               </w:rPr>
             </w:pPr>
+            <w:r>
+              <w:rPr>
+                <w:b/>
+                <w:sz w:val="16"/>
+                <w:szCs w:val="16"/>
+              </w:rPr>
+              <w:t>x</w:t>
+            </w:r>
           </w:p>
         </w:tc>
         <w:tc>
@@ -6729,6 +6557,14 @@
                 <w:szCs w:val="16"/>
               </w:rPr>
             </w:pPr>
+            <w:r>
+              <w:rPr>
+                <w:b/>
+                <w:sz w:val="16"/>
+                <w:szCs w:val="16"/>
+              </w:rPr>
+              <w:t>x</w:t>
+            </w:r>
           </w:p>
         </w:tc>
         <w:tc>
@@ -6745,6 +6581,14 @@
                 <w:szCs w:val="16"/>
               </w:rPr>
             </w:pPr>
+            <w:r>
+              <w:rPr>
+                <w:b/>
+                <w:sz w:val="16"/>
+                <w:szCs w:val="16"/>
+              </w:rPr>
+              <w:t>x</w:t>
+            </w:r>
           </w:p>
         </w:tc>
         <w:tc>
@@ -6761,6 +6605,14 @@
                 <w:szCs w:val="16"/>
               </w:rPr>
             </w:pPr>
+            <w:r>
+              <w:rPr>
+                <w:b/>
+                <w:sz w:val="16"/>
+                <w:szCs w:val="16"/>
+              </w:rPr>
+              <w:t>x</w:t>
+            </w:r>
           </w:p>
         </w:tc>
         <w:tc>
@@ -6777,6 +6629,14 @@
                 <w:szCs w:val="16"/>
               </w:rPr>
             </w:pPr>
+            <w:r>
+              <w:rPr>
+                <w:b/>
+                <w:sz w:val="16"/>
+                <w:szCs w:val="16"/>
+              </w:rPr>
+              <w:t>x</w:t>
+            </w:r>
           </w:p>
         </w:tc>
         <w:tc>
@@ -6842,6 +6702,356 @@
                 <w:szCs w:val="16"/>
               </w:rPr>
             </w:pPr>
+          </w:p>
+        </w:tc>
+        <w:tc>
+          <w:tcPr>
+            <w:tcW w:w="525" w:type="dxa"/>
+          </w:tcPr>
+          <w:p>
+            <w:pPr>
+              <w:spacing w:line="360" w:lineRule="auto"/>
+              <w:jc w:val="both"/>
+              <w:rPr>
+                <w:b/>
+                <w:sz w:val="16"/>
+                <w:szCs w:val="16"/>
+              </w:rPr>
+            </w:pPr>
+          </w:p>
+        </w:tc>
+        <w:tc>
+          <w:tcPr>
+            <w:tcW w:w="525" w:type="dxa"/>
+          </w:tcPr>
+          <w:p>
+            <w:pPr>
+              <w:spacing w:line="360" w:lineRule="auto"/>
+              <w:jc w:val="both"/>
+              <w:rPr>
+                <w:b/>
+                <w:sz w:val="16"/>
+                <w:szCs w:val="16"/>
+              </w:rPr>
+            </w:pPr>
+          </w:p>
+        </w:tc>
+      </w:tr>
+      <w:tr>
+        <w:trPr>
+          <w:gridAfter w:val="1"/>
+          <w:wAfter w:w="10" w:type="dxa"/>
+          <w:trHeight w:val="294"/>
+        </w:trPr>
+        <w:tc>
+          <w:tcPr>
+            <w:tcW w:w="1351" w:type="dxa"/>
+          </w:tcPr>
+          <w:p>
+            <w:pPr>
+              <w:spacing w:line="360" w:lineRule="auto"/>
+              <w:jc w:val="both"/>
+              <w:rPr>
+                <w:rFonts w:ascii="Calibri" w:hAnsi="Calibri" w:cs="Arial"/>
+                <w:i/>
+                <w:color w:val="000000" w:themeColor="text1"/>
+                <w:sz w:val="18"/>
+                <w:szCs w:val="20"/>
+                <w:lang w:eastAsia="es-CL"/>
+              </w:rPr>
+            </w:pPr>
+            <w:r>
+              <w:rPr>
+                <w:rFonts w:ascii="Calibri" w:hAnsi="Calibri" w:cs="Arial"/>
+                <w:i/>
+                <w:color w:val="000000" w:themeColor="text1"/>
+                <w:sz w:val="18"/>
+                <w:szCs w:val="20"/>
+                <w:lang w:eastAsia="es-CL"/>
+              </w:rPr>
+              <w:t xml:space="preserve">Implementación  </w:t>
+            </w:r>
+          </w:p>
+        </w:tc>
+        <w:tc>
+          <w:tcPr>
+            <w:tcW w:w="536" w:type="dxa"/>
+          </w:tcPr>
+          <w:p>
+            <w:pPr>
+              <w:spacing w:line="360" w:lineRule="auto"/>
+              <w:jc w:val="both"/>
+              <w:rPr>
+                <w:b/>
+                <w:sz w:val="16"/>
+                <w:szCs w:val="16"/>
+              </w:rPr>
+            </w:pPr>
+          </w:p>
+        </w:tc>
+        <w:tc>
+          <w:tcPr>
+            <w:tcW w:w="522" w:type="dxa"/>
+          </w:tcPr>
+          <w:p>
+            <w:pPr>
+              <w:spacing w:line="360" w:lineRule="auto"/>
+              <w:jc w:val="both"/>
+              <w:rPr>
+                <w:b/>
+                <w:sz w:val="16"/>
+                <w:szCs w:val="16"/>
+              </w:rPr>
+            </w:pPr>
+          </w:p>
+        </w:tc>
+        <w:tc>
+          <w:tcPr>
+            <w:tcW w:w="523" w:type="dxa"/>
+          </w:tcPr>
+          <w:p>
+            <w:pPr>
+              <w:spacing w:line="360" w:lineRule="auto"/>
+              <w:jc w:val="both"/>
+              <w:rPr>
+                <w:b/>
+                <w:sz w:val="16"/>
+                <w:szCs w:val="16"/>
+              </w:rPr>
+            </w:pPr>
+          </w:p>
+        </w:tc>
+        <w:tc>
+          <w:tcPr>
+            <w:tcW w:w="526" w:type="dxa"/>
+          </w:tcPr>
+          <w:p>
+            <w:pPr>
+              <w:spacing w:line="360" w:lineRule="auto"/>
+              <w:jc w:val="both"/>
+              <w:rPr>
+                <w:b/>
+                <w:sz w:val="16"/>
+                <w:szCs w:val="16"/>
+              </w:rPr>
+            </w:pPr>
+          </w:p>
+        </w:tc>
+        <w:tc>
+          <w:tcPr>
+            <w:tcW w:w="523" w:type="dxa"/>
+          </w:tcPr>
+          <w:p>
+            <w:pPr>
+              <w:spacing w:line="360" w:lineRule="auto"/>
+              <w:jc w:val="both"/>
+              <w:rPr>
+                <w:b/>
+                <w:sz w:val="16"/>
+                <w:szCs w:val="16"/>
+              </w:rPr>
+            </w:pPr>
+          </w:p>
+        </w:tc>
+        <w:tc>
+          <w:tcPr>
+            <w:tcW w:w="523" w:type="dxa"/>
+          </w:tcPr>
+          <w:p>
+            <w:pPr>
+              <w:spacing w:line="360" w:lineRule="auto"/>
+              <w:jc w:val="both"/>
+              <w:rPr>
+                <w:b/>
+                <w:sz w:val="16"/>
+                <w:szCs w:val="16"/>
+              </w:rPr>
+            </w:pPr>
+          </w:p>
+        </w:tc>
+        <w:tc>
+          <w:tcPr>
+            <w:tcW w:w="523" w:type="dxa"/>
+          </w:tcPr>
+          <w:p>
+            <w:pPr>
+              <w:spacing w:line="360" w:lineRule="auto"/>
+              <w:jc w:val="both"/>
+              <w:rPr>
+                <w:b/>
+                <w:sz w:val="16"/>
+                <w:szCs w:val="16"/>
+              </w:rPr>
+            </w:pPr>
+          </w:p>
+        </w:tc>
+        <w:tc>
+          <w:tcPr>
+            <w:tcW w:w="523" w:type="dxa"/>
+          </w:tcPr>
+          <w:p>
+            <w:pPr>
+              <w:spacing w:line="360" w:lineRule="auto"/>
+              <w:jc w:val="both"/>
+              <w:rPr>
+                <w:b/>
+                <w:sz w:val="16"/>
+                <w:szCs w:val="16"/>
+              </w:rPr>
+            </w:pPr>
+          </w:p>
+        </w:tc>
+        <w:tc>
+          <w:tcPr>
+            <w:tcW w:w="523" w:type="dxa"/>
+          </w:tcPr>
+          <w:p>
+            <w:pPr>
+              <w:spacing w:line="360" w:lineRule="auto"/>
+              <w:jc w:val="both"/>
+              <w:rPr>
+                <w:b/>
+                <w:sz w:val="16"/>
+                <w:szCs w:val="16"/>
+              </w:rPr>
+            </w:pPr>
+          </w:p>
+        </w:tc>
+        <w:tc>
+          <w:tcPr>
+            <w:tcW w:w="523" w:type="dxa"/>
+          </w:tcPr>
+          <w:p>
+            <w:pPr>
+              <w:spacing w:line="360" w:lineRule="auto"/>
+              <w:jc w:val="both"/>
+              <w:rPr>
+                <w:b/>
+                <w:sz w:val="16"/>
+                <w:szCs w:val="16"/>
+              </w:rPr>
+            </w:pPr>
+          </w:p>
+        </w:tc>
+        <w:tc>
+          <w:tcPr>
+            <w:tcW w:w="523" w:type="dxa"/>
+          </w:tcPr>
+          <w:p>
+            <w:pPr>
+              <w:spacing w:line="360" w:lineRule="auto"/>
+              <w:jc w:val="both"/>
+              <w:rPr>
+                <w:b/>
+                <w:sz w:val="16"/>
+                <w:szCs w:val="16"/>
+              </w:rPr>
+            </w:pPr>
+          </w:p>
+        </w:tc>
+        <w:tc>
+          <w:tcPr>
+            <w:tcW w:w="523" w:type="dxa"/>
+          </w:tcPr>
+          <w:p>
+            <w:pPr>
+              <w:spacing w:line="360" w:lineRule="auto"/>
+              <w:jc w:val="both"/>
+              <w:rPr>
+                <w:b/>
+                <w:sz w:val="16"/>
+                <w:szCs w:val="16"/>
+              </w:rPr>
+            </w:pPr>
+          </w:p>
+        </w:tc>
+        <w:tc>
+          <w:tcPr>
+            <w:tcW w:w="525" w:type="dxa"/>
+          </w:tcPr>
+          <w:p>
+            <w:pPr>
+              <w:spacing w:line="360" w:lineRule="auto"/>
+              <w:jc w:val="both"/>
+              <w:rPr>
+                <w:b/>
+                <w:sz w:val="16"/>
+                <w:szCs w:val="16"/>
+              </w:rPr>
+            </w:pPr>
+          </w:p>
+        </w:tc>
+        <w:tc>
+          <w:tcPr>
+            <w:tcW w:w="525" w:type="dxa"/>
+          </w:tcPr>
+          <w:p>
+            <w:pPr>
+              <w:spacing w:line="360" w:lineRule="auto"/>
+              <w:jc w:val="both"/>
+              <w:rPr>
+                <w:b/>
+                <w:sz w:val="16"/>
+                <w:szCs w:val="16"/>
+              </w:rPr>
+            </w:pPr>
+            <w:r>
+              <w:rPr>
+                <w:b/>
+                <w:sz w:val="16"/>
+                <w:szCs w:val="16"/>
+              </w:rPr>
+              <w:t>x</w:t>
+            </w:r>
+          </w:p>
+        </w:tc>
+        <w:tc>
+          <w:tcPr>
+            <w:tcW w:w="525" w:type="dxa"/>
+          </w:tcPr>
+          <w:p>
+            <w:pPr>
+              <w:spacing w:line="360" w:lineRule="auto"/>
+              <w:jc w:val="both"/>
+              <w:rPr>
+                <w:b/>
+                <w:sz w:val="16"/>
+                <w:szCs w:val="16"/>
+              </w:rPr>
+            </w:pPr>
+            <w:r>
+              <w:rPr>
+                <w:b/>
+                <w:sz w:val="16"/>
+                <w:szCs w:val="16"/>
+              </w:rPr>
+              <w:t>x</w:t>
+            </w:r>
+          </w:p>
+        </w:tc>
+        <w:tc>
+          <w:tcPr>
+            <w:tcW w:w="525" w:type="dxa"/>
+            <w:gridSpan w:val="2"/>
+          </w:tcPr>
+          <w:p>
+            <w:pPr>
+              <w:spacing w:line="360" w:lineRule="auto"/>
+              <w:jc w:val="both"/>
+              <w:rPr>
+                <w:b/>
+                <w:sz w:val="16"/>
+                <w:szCs w:val="16"/>
+              </w:rPr>
+            </w:pPr>
+            <w:r>
+              <w:rPr>
+                <w:b/>
+                <w:sz w:val="16"/>
+                <w:szCs w:val="16"/>
+              </w:rPr>
+              <w:t>x</w:t>
+            </w:r>
           </w:p>
         </w:tc>
         <w:tc>
@@ -8768,6 +8978,12 @@
 </file>
 
 <file path=customXml/item2.xml><?xml version="1.0" encoding="utf-8"?>
+<p:properties xmlns:p="http://schemas.microsoft.com/office/2006/metadata/properties" xmlns:xsi="http://www.w3.org/2001/XMLSchema-instance" xmlns:pc="http://schemas.microsoft.com/office/infopath/2007/PartnerControls">
+  <documentManagement/>
+</p:properties>
+</file>
+
+<file path=customXml/item3.xml><?xml version="1.0" encoding="utf-8"?>
 <ct:contentTypeSchema xmlns:ct="http://schemas.microsoft.com/office/2006/metadata/contentType" xmlns:ma="http://schemas.microsoft.com/office/2006/metadata/properties/metaAttributes" ct:_="" ma:_="" ma:contentTypeName="Documento" ma:contentTypeID="0x010100E96778489EE7714D8BD12CC105EB918B" ma:contentTypeVersion="2" ma:contentTypeDescription="Crear nuevo documento." ma:contentTypeScope="" ma:versionID="416c5c7ae9b5d54d83875cd3c65194e3">
   <xsd:schema xmlns:xsd="http://www.w3.org/2001/XMLSchema" xmlns:xs="http://www.w3.org/2001/XMLSchema" xmlns:p="http://schemas.microsoft.com/office/2006/metadata/properties" xmlns:ns2="126e8a1c-9ea9-435a-ac89-d06c80d62e30" targetNamespace="http://schemas.microsoft.com/office/2006/metadata/properties" ma:root="true" ma:fieldsID="70a237c842677bd850644f8595079f5e" ns2:_="">
     <xsd:import namespace="126e8a1c-9ea9-435a-ac89-d06c80d62e30"/>
@@ -8899,12 +9115,6 @@
 </ct:contentTypeSchema>
 </file>
 
-<file path=customXml/item3.xml><?xml version="1.0" encoding="utf-8"?>
-<p:properties xmlns:p="http://schemas.microsoft.com/office/2006/metadata/properties" xmlns:xsi="http://www.w3.org/2001/XMLSchema-instance" xmlns:pc="http://schemas.microsoft.com/office/infopath/2007/PartnerControls">
-  <documentManagement/>
-</p:properties>
-</file>
-
 <file path=customXml/itemProps1.xml><?xml version="1.0" encoding="utf-8"?>
 <ds:datastoreItem xmlns:ds="http://schemas.openxmlformats.org/officeDocument/2006/customXml" ds:itemID="{F3E3E2F7-59E7-4722-B872-D023DC9D1CC1}">
   <ds:schemaRefs>
@@ -8914,6 +9124,15 @@
 </file>
 
 <file path=customXml/itemProps2.xml><?xml version="1.0" encoding="utf-8"?>
+<ds:datastoreItem xmlns:ds="http://schemas.openxmlformats.org/officeDocument/2006/customXml" ds:itemID="{38174882-579A-45DC-A704-C035A9357F73}">
+  <ds:schemaRefs>
+    <ds:schemaRef ds:uri="http://schemas.microsoft.com/office/2006/metadata/properties"/>
+    <ds:schemaRef ds:uri="http://schemas.microsoft.com/office/infopath/2007/PartnerControls"/>
+  </ds:schemaRefs>
+</ds:datastoreItem>
+</file>
+
+<file path=customXml/itemProps3.xml><?xml version="1.0" encoding="utf-8"?>
 <ds:datastoreItem xmlns:ds="http://schemas.openxmlformats.org/officeDocument/2006/customXml" ds:itemID="{7C9B9CFF-B258-43B4-948A-968A031773F5}">
   <ds:schemaRefs>
     <ds:schemaRef ds:uri="http://schemas.microsoft.com/office/2006/metadata/contentType"/>
@@ -8929,13 +9148,4 @@
     <ds:schemaRef ds:uri="http://schemas.microsoft.com/internal/obd"/>
   </ds:schemaRefs>
 </ds:datastoreItem>
-</file>
-
-<file path=customXml/itemProps3.xml><?xml version="1.0" encoding="utf-8"?>
-<ds:datastoreItem xmlns:ds="http://schemas.openxmlformats.org/officeDocument/2006/customXml" ds:itemID="{38174882-579A-45DC-A704-C035A9357F73}">
-  <ds:schemaRefs>
-    <ds:schemaRef ds:uri="http://schemas.microsoft.com/office/2006/metadata/properties"/>
-    <ds:schemaRef ds:uri="http://schemas.microsoft.com/office/infopath/2007/PartnerControls"/>
-  </ds:schemaRefs>
-</ds:datastoreItem>
 </file>
--- a/Fase 1/Evidencias grupales/1.5_GuiaEstudiante_Fase 1_Definicion Proyecto APT.docx
+++ b/Fase 1/Evidencias grupales/1.5_GuiaEstudiante_Fase 1_Definicion Proyecto APT.docx
@@ -877,12 +877,14 @@
                 <w:bCs/>
               </w:rPr>
             </w:pPr>
+            <w:proofErr w:type="spellStart"/>
             <w:r>
               <w:rPr>
                 <w:bCs/>
               </w:rPr>
               <w:t>ServiMatch</w:t>
             </w:r>
+            <w:proofErr w:type="spellEnd"/>
           </w:p>
         </w:tc>
       </w:tr>
@@ -1381,6 +1383,7 @@
                 <w:lang w:eastAsia="es-CL"/>
               </w:rPr>
             </w:pPr>
+            <w:proofErr w:type="spellStart"/>
             <w:r>
               <w:rPr>
                 <w:rFonts w:ascii="Calibri" w:hAnsi="Calibri" w:cs="Arial"/>
@@ -1390,7 +1393,43 @@
                 <w:szCs w:val="20"/>
                 <w:lang w:eastAsia="es-CL"/>
               </w:rPr>
-              <w:t>ServiMatch consiste en el desarrollo de una plataforma digital orientada a conectar clientes con trabajadores que ofrecen distintos servicios. El sistema permitirá registrar usuarios según su perfil, gestionar información de clientes y trabajadores, publicar y consultar servicios, administrar disponibilidad, generar solicitudes de contratación, realizar una simulación del proceso de pago mediante un entorno Sandbox, finalizar servicios y registrar calificaciones. El proyecto será desarrollado mediante una arquitectura compuesta por una aplicación móvil, una API backend y una base de datos, aplicando controles de autenticación, autorización y validación de información</w:t>
+              <w:t>ServiMatch</w:t>
+            </w:r>
+            <w:proofErr w:type="spellEnd"/>
+            <w:r>
+              <w:rPr>
+                <w:rFonts w:ascii="Calibri" w:hAnsi="Calibri" w:cs="Arial"/>
+                <w:i/>
+                <w:color w:val="000000" w:themeColor="text1"/>
+                <w:sz w:val="20"/>
+                <w:szCs w:val="20"/>
+                <w:lang w:eastAsia="es-CL"/>
+              </w:rPr>
+              <w:t xml:space="preserve"> consiste en el desarrollo de una plataforma digital orientada a conectar clientes con trabajadores que ofrecen distintos servicios. El sistema permitirá registrar usuarios según su perfil, gestionar información de clientes y trabajadores, publicar y consultar servicios, administrar disponibilidad, generar solicitudes de contratación, realizar una simulación del proceso de pago mediante un entorno Sandbox, finalizar servicios y registrar calificaciones. El proyecto será desarrollado mediante una arquitectura compuesta por una aplicación móvil, una API </w:t>
+            </w:r>
+            <w:proofErr w:type="spellStart"/>
+            <w:r>
+              <w:rPr>
+                <w:rFonts w:ascii="Calibri" w:hAnsi="Calibri" w:cs="Arial"/>
+                <w:i/>
+                <w:color w:val="000000" w:themeColor="text1"/>
+                <w:sz w:val="20"/>
+                <w:szCs w:val="20"/>
+                <w:lang w:eastAsia="es-CL"/>
+              </w:rPr>
+              <w:t>backend</w:t>
+            </w:r>
+            <w:proofErr w:type="spellEnd"/>
+            <w:r>
+              <w:rPr>
+                <w:rFonts w:ascii="Calibri" w:hAnsi="Calibri" w:cs="Arial"/>
+                <w:i/>
+                <w:color w:val="000000" w:themeColor="text1"/>
+                <w:sz w:val="20"/>
+                <w:szCs w:val="20"/>
+                <w:lang w:eastAsia="es-CL"/>
+              </w:rPr>
+              <w:t xml:space="preserve"> y una base de datos, aplicando controles de autenticación, autorización y validación de información</w:t>
             </w:r>
             <w:r>
               <w:rPr>
@@ -1491,7 +1530,31 @@
                 <w:szCs w:val="20"/>
                 <w:lang w:eastAsia="es-CL"/>
               </w:rPr>
-              <w:t>El proyecto ServiMatch se relaciona directamente con el perfil de egreso de Ingeniería en Informática, debido a que requiere analizar una problemática, diseñar una solución informática, desarrollar componentes de software, implementar y gestionar bases de datos, integrar tecnologías, aplicar mecanismos de seguridad y ejecutar pruebas que permitan verificar el correcto funcionamiento del sistema. Asimismo, el trabajo colaborativo y la utilización de una metodología ágil permiten aplicar competencias asociadas a la gestión y desarrollo de proyectos tecnológicos.</w:t>
+              <w:t xml:space="preserve">El proyecto </w:t>
+            </w:r>
+            <w:proofErr w:type="spellStart"/>
+            <w:r>
+              <w:rPr>
+                <w:rFonts w:ascii="Calibri" w:hAnsi="Calibri" w:cs="Arial"/>
+                <w:i/>
+                <w:color w:val="000000" w:themeColor="text1"/>
+                <w:sz w:val="20"/>
+                <w:szCs w:val="20"/>
+                <w:lang w:eastAsia="es-CL"/>
+              </w:rPr>
+              <w:t>ServiMatch</w:t>
+            </w:r>
+            <w:proofErr w:type="spellEnd"/>
+            <w:r>
+              <w:rPr>
+                <w:rFonts w:ascii="Calibri" w:hAnsi="Calibri" w:cs="Arial"/>
+                <w:i/>
+                <w:color w:val="000000" w:themeColor="text1"/>
+                <w:sz w:val="20"/>
+                <w:szCs w:val="20"/>
+                <w:lang w:eastAsia="es-CL"/>
+              </w:rPr>
+              <w:t xml:space="preserve"> se relaciona directamente con el perfil de egreso de Ingeniería en Informática, debido a que requiere analizar una problemática, diseñar una solución informática, desarrollar componentes de software, implementar y gestionar bases de datos, integrar tecnologías, aplicar mecanismos de seguridad y ejecutar pruebas que permitan verificar el correcto funcionamiento del sistema. Asimismo, el trabajo colaborativo y la utilización de una metodología ágil permiten aplicar competencias asociadas a la gestión y desarrollo de proyectos tecnológicos.</w:t>
             </w:r>
           </w:p>
           <w:p>
@@ -1586,7 +1649,31 @@
                 <w:szCs w:val="20"/>
                 <w:lang w:eastAsia="es-CL"/>
               </w:rPr>
-              <w:t>El desarrollo de ServiMatch se relaciona con los intereses profesionales del equipo en áreas vinculadas al desarrollo de software, gestión de proyectos tecnológicos, bases de datos, aseguramiento de calidad y tecnologías de información. El proyecto permitirá fortalecer conocimientos técnicos y metodológicos mediante la construcción de una solución completa, desde su análisis y diseño hasta su implementación, pruebas y documentación</w:t>
+              <w:t xml:space="preserve">El desarrollo de </w:t>
+            </w:r>
+            <w:proofErr w:type="spellStart"/>
+            <w:r>
+              <w:rPr>
+                <w:rFonts w:ascii="Calibri" w:hAnsi="Calibri" w:cs="Arial"/>
+                <w:i/>
+                <w:color w:val="000000" w:themeColor="text1"/>
+                <w:sz w:val="20"/>
+                <w:szCs w:val="20"/>
+                <w:lang w:eastAsia="es-CL"/>
+              </w:rPr>
+              <w:t>ServiMatch</w:t>
+            </w:r>
+            <w:proofErr w:type="spellEnd"/>
+            <w:r>
+              <w:rPr>
+                <w:rFonts w:ascii="Calibri" w:hAnsi="Calibri" w:cs="Arial"/>
+                <w:i/>
+                <w:color w:val="000000" w:themeColor="text1"/>
+                <w:sz w:val="20"/>
+                <w:szCs w:val="20"/>
+                <w:lang w:eastAsia="es-CL"/>
+              </w:rPr>
+              <w:t xml:space="preserve"> se relaciona con los intereses profesionales del equipo en áreas vinculadas al desarrollo de software, gestión de proyectos tecnológicos, bases de datos, aseguramiento de calidad y tecnologías de información. El proyecto permitirá fortalecer conocimientos técnicos y metodológicos mediante la construcción de una solución completa, desde su análisis y diseño hasta su implementación, pruebas y documentación</w:t>
             </w:r>
             <w:r>
               <w:rPr>
@@ -1713,7 +1800,79 @@
                 <w:szCs w:val="20"/>
                 <w:lang w:eastAsia="es-CL"/>
               </w:rPr>
-              <w:t xml:space="preserve"> de herramientas de desarrollo y gestión como GitHub, Jira, Docker, React Native/Expo, FastAPI, PostgreSQL y Supabase. El trabajo será organizado mediante Sprint utilizando Scrum, permitiendo distribuir las actividades de manera incremental. Entre los posibles factores que podrían dificultar el proyecto se encuentran problemas técnicos, integración entre componentes, disponibilidad de tiempo y cambios de alcance; estos riesgos serán gestionados mediante planificación, priorización del backlog, pruebas continuas y seguimiento del avance.</w:t>
+              <w:t xml:space="preserve"> de herramientas de desarrollo y gestión como GitHub, Jira, Docker, </w:t>
+            </w:r>
+            <w:proofErr w:type="spellStart"/>
+            <w:r>
+              <w:rPr>
+                <w:rFonts w:ascii="Calibri" w:hAnsi="Calibri" w:cs="Arial"/>
+                <w:i/>
+                <w:color w:val="000000" w:themeColor="text1"/>
+                <w:sz w:val="20"/>
+                <w:szCs w:val="20"/>
+                <w:lang w:eastAsia="es-CL"/>
+              </w:rPr>
+              <w:t>React</w:t>
+            </w:r>
+            <w:proofErr w:type="spellEnd"/>
+            <w:r>
+              <w:rPr>
+                <w:rFonts w:ascii="Calibri" w:hAnsi="Calibri" w:cs="Arial"/>
+                <w:i/>
+                <w:color w:val="000000" w:themeColor="text1"/>
+                <w:sz w:val="20"/>
+                <w:szCs w:val="20"/>
+                <w:lang w:eastAsia="es-CL"/>
+              </w:rPr>
+              <w:t xml:space="preserve"> Native/Expo, </w:t>
+            </w:r>
+            <w:proofErr w:type="spellStart"/>
+            <w:r>
+              <w:rPr>
+                <w:rFonts w:ascii="Calibri" w:hAnsi="Calibri" w:cs="Arial"/>
+                <w:i/>
+                <w:color w:val="000000" w:themeColor="text1"/>
+                <w:sz w:val="20"/>
+                <w:szCs w:val="20"/>
+                <w:lang w:eastAsia="es-CL"/>
+              </w:rPr>
+              <w:t>FastAPI</w:t>
+            </w:r>
+            <w:proofErr w:type="spellEnd"/>
+            <w:r>
+              <w:rPr>
+                <w:rFonts w:ascii="Calibri" w:hAnsi="Calibri" w:cs="Arial"/>
+                <w:i/>
+                <w:color w:val="000000" w:themeColor="text1"/>
+                <w:sz w:val="20"/>
+                <w:szCs w:val="20"/>
+                <w:lang w:eastAsia="es-CL"/>
+              </w:rPr>
+              <w:t xml:space="preserve">, PostgreSQL y </w:t>
+            </w:r>
+            <w:proofErr w:type="spellStart"/>
+            <w:r>
+              <w:rPr>
+                <w:rFonts w:ascii="Calibri" w:hAnsi="Calibri" w:cs="Arial"/>
+                <w:i/>
+                <w:color w:val="000000" w:themeColor="text1"/>
+                <w:sz w:val="20"/>
+                <w:szCs w:val="20"/>
+                <w:lang w:eastAsia="es-CL"/>
+              </w:rPr>
+              <w:t>Supabase</w:t>
+            </w:r>
+            <w:proofErr w:type="spellEnd"/>
+            <w:r>
+              <w:rPr>
+                <w:rFonts w:ascii="Calibri" w:hAnsi="Calibri" w:cs="Arial"/>
+                <w:i/>
+                <w:color w:val="000000" w:themeColor="text1"/>
+                <w:sz w:val="20"/>
+                <w:szCs w:val="20"/>
+                <w:lang w:eastAsia="es-CL"/>
+              </w:rPr>
+              <w:t>. El trabajo será organizado mediante Sprint utilizando Scrum, permitiendo distribuir las actividades de manera incremental. Entre los posibles factores que podrían dificultar el proyecto se encuentran problemas técnicos, integración entre componentes, disponibilidad de tiempo y cambios de alcance; estos riesgos serán gestionados mediante planificación, priorización del backlog, pruebas continuas y seguimiento del avance.</w:t>
             </w:r>
           </w:p>
           <w:p>
@@ -2518,7 +2677,127 @@
                 <w:szCs w:val="20"/>
                 <w:lang w:eastAsia="es-CL"/>
               </w:rPr>
-              <w:t>Para el desarrollo de ServiMatch se utilizará la metodología ágil Scrum, organizando el trabajo mediante iteraciones o Sprint. Inicialmente se realizará la definición y priorización del Product Backlog a partir de los requerimientos e historias de usuario. Posteriormente, en cada Sprint se seleccionarán las actividades a desarrollar, distribuyéndolas entre los integrantes del equipo según sus responsabilidades. Al finalizar cada iteración se revisarán las funcionalidades implementadas, se ejecutarán pruebas y se registrarán los resultados y oportunidades de mejora. Para la gestión y seguimiento de las actividades se utilizará Jira, mientras que Git y GitHub permitirán gestionar las versiones del código fuente. El desarrollo se realizará de forma incremental, permitiendo integrar progresivamente frontend, backend y base de datos hasta completar el MVP definido para ServiMatch.</w:t>
+              <w:t xml:space="preserve">Para el desarrollo de </w:t>
+            </w:r>
+            <w:proofErr w:type="spellStart"/>
+            <w:r>
+              <w:rPr>
+                <w:rFonts w:ascii="Calibri" w:hAnsi="Calibri" w:cs="Arial"/>
+                <w:i/>
+                <w:color w:val="000000" w:themeColor="text1"/>
+                <w:sz w:val="20"/>
+                <w:szCs w:val="20"/>
+                <w:lang w:eastAsia="es-CL"/>
+              </w:rPr>
+              <w:t>ServiMatch</w:t>
+            </w:r>
+            <w:proofErr w:type="spellEnd"/>
+            <w:r>
+              <w:rPr>
+                <w:rFonts w:ascii="Calibri" w:hAnsi="Calibri" w:cs="Arial"/>
+                <w:i/>
+                <w:color w:val="000000" w:themeColor="text1"/>
+                <w:sz w:val="20"/>
+                <w:szCs w:val="20"/>
+                <w:lang w:eastAsia="es-CL"/>
+              </w:rPr>
+              <w:t xml:space="preserve"> se utilizará la metodología ágil Scrum, organizando el trabajo mediante iteraciones o Sprint. Inicialmente se realizará la definición y priorización del </w:t>
+            </w:r>
+            <w:proofErr w:type="spellStart"/>
+            <w:r>
+              <w:rPr>
+                <w:rFonts w:ascii="Calibri" w:hAnsi="Calibri" w:cs="Arial"/>
+                <w:i/>
+                <w:color w:val="000000" w:themeColor="text1"/>
+                <w:sz w:val="20"/>
+                <w:szCs w:val="20"/>
+                <w:lang w:eastAsia="es-CL"/>
+              </w:rPr>
+              <w:t>Product</w:t>
+            </w:r>
+            <w:proofErr w:type="spellEnd"/>
+            <w:r>
+              <w:rPr>
+                <w:rFonts w:ascii="Calibri" w:hAnsi="Calibri" w:cs="Arial"/>
+                <w:i/>
+                <w:color w:val="000000" w:themeColor="text1"/>
+                <w:sz w:val="20"/>
+                <w:szCs w:val="20"/>
+                <w:lang w:eastAsia="es-CL"/>
+              </w:rPr>
+              <w:t xml:space="preserve"> Backlog a partir de los requerimientos e historias de usuario. Posteriormente, en cada Sprint se seleccionarán las actividades a desarrollar, distribuyéndolas entre los integrantes del equipo según sus responsabilidades. Al finalizar cada iteración se revisarán las funcionalidades implementadas, se ejecutarán pruebas y se registrarán los resultados y oportunidades de mejora. Para la gestión y seguimiento de las actividades se utilizará Jira, mientras que Git y GitHub permitirán gestionar las versiones del código fuente. El desarrollo se realizará de forma incremental, permitiendo integrar progresivamente </w:t>
+            </w:r>
+            <w:proofErr w:type="spellStart"/>
+            <w:r>
+              <w:rPr>
+                <w:rFonts w:ascii="Calibri" w:hAnsi="Calibri" w:cs="Arial"/>
+                <w:i/>
+                <w:color w:val="000000" w:themeColor="text1"/>
+                <w:sz w:val="20"/>
+                <w:szCs w:val="20"/>
+                <w:lang w:eastAsia="es-CL"/>
+              </w:rPr>
+              <w:t>frontend</w:t>
+            </w:r>
+            <w:proofErr w:type="spellEnd"/>
+            <w:r>
+              <w:rPr>
+                <w:rFonts w:ascii="Calibri" w:hAnsi="Calibri" w:cs="Arial"/>
+                <w:i/>
+                <w:color w:val="000000" w:themeColor="text1"/>
+                <w:sz w:val="20"/>
+                <w:szCs w:val="20"/>
+                <w:lang w:eastAsia="es-CL"/>
+              </w:rPr>
+              <w:t xml:space="preserve">, </w:t>
+            </w:r>
+            <w:proofErr w:type="spellStart"/>
+            <w:r>
+              <w:rPr>
+                <w:rFonts w:ascii="Calibri" w:hAnsi="Calibri" w:cs="Arial"/>
+                <w:i/>
+                <w:color w:val="000000" w:themeColor="text1"/>
+                <w:sz w:val="20"/>
+                <w:szCs w:val="20"/>
+                <w:lang w:eastAsia="es-CL"/>
+              </w:rPr>
+              <w:t>backend</w:t>
+            </w:r>
+            <w:proofErr w:type="spellEnd"/>
+            <w:r>
+              <w:rPr>
+                <w:rFonts w:ascii="Calibri" w:hAnsi="Calibri" w:cs="Arial"/>
+                <w:i/>
+                <w:color w:val="000000" w:themeColor="text1"/>
+                <w:sz w:val="20"/>
+                <w:szCs w:val="20"/>
+                <w:lang w:eastAsia="es-CL"/>
+              </w:rPr>
+              <w:t xml:space="preserve"> y base de datos hasta completar el MVP definido para </w:t>
+            </w:r>
+            <w:proofErr w:type="spellStart"/>
+            <w:r>
+              <w:rPr>
+                <w:rFonts w:ascii="Calibri" w:hAnsi="Calibri" w:cs="Arial"/>
+                <w:i/>
+                <w:color w:val="000000" w:themeColor="text1"/>
+                <w:sz w:val="20"/>
+                <w:szCs w:val="20"/>
+                <w:lang w:eastAsia="es-CL"/>
+              </w:rPr>
+              <w:t>ServiMatch</w:t>
+            </w:r>
+            <w:proofErr w:type="spellEnd"/>
+            <w:r>
+              <w:rPr>
+                <w:rFonts w:ascii="Calibri" w:hAnsi="Calibri" w:cs="Arial"/>
+                <w:i/>
+                <w:color w:val="000000" w:themeColor="text1"/>
+                <w:sz w:val="20"/>
+                <w:szCs w:val="20"/>
+                <w:lang w:eastAsia="es-CL"/>
+              </w:rPr>
+              <w:t>.</w:t>
             </w:r>
           </w:p>
           <w:p>
@@ -3064,7 +3343,25 @@
                 <w:bCs/>
                 <w:color w:val="000000" w:themeColor="text1"/>
               </w:rPr>
-              <w:t>Código fuente, commits, backlog y actividades desarrolladas durante los Sprint.</w:t>
+              <w:t xml:space="preserve">Código fuente, </w:t>
+            </w:r>
+            <w:proofErr w:type="spellStart"/>
+            <w:r>
+              <w:rPr>
+                <w:rFonts w:ascii="Calibri" w:hAnsi="Calibri"/>
+                <w:bCs/>
+                <w:color w:val="000000" w:themeColor="text1"/>
+              </w:rPr>
+              <w:t>commits</w:t>
+            </w:r>
+            <w:proofErr w:type="spellEnd"/>
+            <w:r>
+              <w:rPr>
+                <w:rFonts w:ascii="Calibri" w:hAnsi="Calibri"/>
+                <w:bCs/>
+                <w:color w:val="000000" w:themeColor="text1"/>
+              </w:rPr>
+              <w:t>, backlog y actividades desarrolladas durante los Sprint.</w:t>
             </w:r>
           </w:p>
         </w:tc>
@@ -3242,8 +3539,18 @@
                 <w:bCs/>
                 <w:color w:val="000000" w:themeColor="text1"/>
               </w:rPr>
-              <w:t>MVP ServiMatch</w:t>
-            </w:r>
+              <w:t xml:space="preserve">MVP </w:t>
+            </w:r>
+            <w:proofErr w:type="spellStart"/>
+            <w:r>
+              <w:rPr>
+                <w:rFonts w:ascii="Calibri" w:hAnsi="Calibri"/>
+                <w:bCs/>
+                <w:color w:val="000000" w:themeColor="text1"/>
+              </w:rPr>
+              <w:t>ServiMatch</w:t>
+            </w:r>
+            <w:proofErr w:type="spellEnd"/>
           </w:p>
         </w:tc>
         <w:tc>
@@ -3266,7 +3573,25 @@
                 <w:bCs/>
                 <w:color w:val="000000" w:themeColor="text1"/>
               </w:rPr>
-              <w:t>Aplicación móvil, backend y base de datos integrados con las funcionalidades comprometidas.</w:t>
+              <w:t xml:space="preserve">Aplicación móvil, </w:t>
+            </w:r>
+            <w:proofErr w:type="spellStart"/>
+            <w:r>
+              <w:rPr>
+                <w:rFonts w:ascii="Calibri" w:hAnsi="Calibri"/>
+                <w:bCs/>
+                <w:color w:val="000000" w:themeColor="text1"/>
+              </w:rPr>
+              <w:t>backend</w:t>
+            </w:r>
+            <w:proofErr w:type="spellEnd"/>
+            <w:r>
+              <w:rPr>
+                <w:rFonts w:ascii="Calibri" w:hAnsi="Calibri"/>
+                <w:bCs/>
+                <w:color w:val="000000" w:themeColor="text1"/>
+              </w:rPr>
+              <w:t xml:space="preserve"> y base de datos integrados con las funcionalidades comprometidas.</w:t>
             </w:r>
           </w:p>
         </w:tc>
@@ -3404,7 +3729,23 @@
                 <w:rFonts w:ascii="Calibri" w:hAnsi="Calibri"/>
                 <w:color w:val="1F3864" w:themeColor="accent1" w:themeShade="80"/>
               </w:rPr>
-              <w:t>efine la planificación de tu Proyecto APT de acuerdo a lo requerido</w:t>
+              <w:t xml:space="preserve">efine la planificación de tu Proyecto APT </w:t>
+            </w:r>
+            <w:proofErr w:type="gramStart"/>
+            <w:r>
+              <w:rPr>
+                <w:rFonts w:ascii="Calibri" w:hAnsi="Calibri"/>
+                <w:color w:val="1F3864" w:themeColor="accent1" w:themeShade="80"/>
+              </w:rPr>
+              <w:t>de acuerdo a</w:t>
+            </w:r>
+            <w:proofErr w:type="gramEnd"/>
+            <w:r>
+              <w:rPr>
+                <w:rFonts w:ascii="Calibri" w:hAnsi="Calibri"/>
+                <w:color w:val="1F3864" w:themeColor="accent1" w:themeShade="80"/>
+              </w:rPr>
+              <w:t xml:space="preserve"> lo requerido</w:t>
             </w:r>
             <w:r>
               <w:rPr>
@@ -3542,14 +3883,30 @@
                 <w:rFonts w:ascii="Calibri" w:hAnsi="Calibri"/>
                 <w:color w:val="1F3864" w:themeColor="accent1" w:themeShade="80"/>
               </w:rPr>
-              <w:t xml:space="preserve">Nombre de </w:t>
-            </w:r>
-            <w:r>
-              <w:rPr>
-                <w:rFonts w:ascii="Calibri" w:hAnsi="Calibri"/>
-                <w:color w:val="1F3864" w:themeColor="accent1" w:themeShade="80"/>
-              </w:rPr>
-              <w:t xml:space="preserve"> Actividades/Tareas</w:t>
+              <w:t xml:space="preserve">Nombre </w:t>
+            </w:r>
+            <w:proofErr w:type="gramStart"/>
+            <w:r>
+              <w:rPr>
+                <w:rFonts w:ascii="Calibri" w:hAnsi="Calibri"/>
+                <w:color w:val="1F3864" w:themeColor="accent1" w:themeShade="80"/>
+              </w:rPr>
+              <w:t xml:space="preserve">de </w:t>
+            </w:r>
+            <w:r>
+              <w:rPr>
+                <w:rFonts w:ascii="Calibri" w:hAnsi="Calibri"/>
+                <w:color w:val="1F3864" w:themeColor="accent1" w:themeShade="80"/>
+              </w:rPr>
+              <w:t xml:space="preserve"> Actividades</w:t>
+            </w:r>
+            <w:proofErr w:type="gramEnd"/>
+            <w:r>
+              <w:rPr>
+                <w:rFonts w:ascii="Calibri" w:hAnsi="Calibri"/>
+                <w:color w:val="1F3864" w:themeColor="accent1" w:themeShade="80"/>
+              </w:rPr>
+              <w:t>/Tareas</w:t>
             </w:r>
           </w:p>
         </w:tc>
@@ -4150,7 +4507,55 @@
                 <w:szCs w:val="20"/>
                 <w:lang w:eastAsia="es-CL"/>
               </w:rPr>
-              <w:t>Docker, FastAPI, Supabase, Expo</w:t>
+              <w:t xml:space="preserve">Docker, </w:t>
+            </w:r>
+            <w:proofErr w:type="spellStart"/>
+            <w:r>
+              <w:rPr>
+                <w:rFonts w:ascii="Calibri" w:hAnsi="Calibri" w:cs="Arial"/>
+                <w:iCs/>
+                <w:color w:val="000000" w:themeColor="text1"/>
+                <w:sz w:val="18"/>
+                <w:szCs w:val="20"/>
+                <w:lang w:eastAsia="es-CL"/>
+              </w:rPr>
+              <w:t>FastAPI</w:t>
+            </w:r>
+            <w:proofErr w:type="spellEnd"/>
+            <w:r>
+              <w:rPr>
+                <w:rFonts w:ascii="Calibri" w:hAnsi="Calibri" w:cs="Arial"/>
+                <w:iCs/>
+                <w:color w:val="000000" w:themeColor="text1"/>
+                <w:sz w:val="18"/>
+                <w:szCs w:val="20"/>
+                <w:lang w:eastAsia="es-CL"/>
+              </w:rPr>
+              <w:t xml:space="preserve">, </w:t>
+            </w:r>
+            <w:proofErr w:type="spellStart"/>
+            <w:r>
+              <w:rPr>
+                <w:rFonts w:ascii="Calibri" w:hAnsi="Calibri" w:cs="Arial"/>
+                <w:iCs/>
+                <w:color w:val="000000" w:themeColor="text1"/>
+                <w:sz w:val="18"/>
+                <w:szCs w:val="20"/>
+                <w:lang w:eastAsia="es-CL"/>
+              </w:rPr>
+              <w:t>Supabase</w:t>
+            </w:r>
+            <w:proofErr w:type="spellEnd"/>
+            <w:r>
+              <w:rPr>
+                <w:rFonts w:ascii="Calibri" w:hAnsi="Calibri" w:cs="Arial"/>
+                <w:iCs/>
+                <w:color w:val="000000" w:themeColor="text1"/>
+                <w:sz w:val="18"/>
+                <w:szCs w:val="20"/>
+                <w:lang w:eastAsia="es-CL"/>
+              </w:rPr>
+              <w:t>, Expo</w:t>
             </w:r>
           </w:p>
         </w:tc>
@@ -4422,19 +4827,56 @@
                 <w:szCs w:val="20"/>
                 <w:lang w:eastAsia="es-CL"/>
               </w:rPr>
-              <w:t>Visual stud</w:t>
-            </w:r>
-            <w:r>
-              <w:rPr>
-                <w:rFonts w:ascii="Calibri" w:hAnsi="Calibri" w:cs="Arial"/>
-                <w:i/>
-                <w:color w:val="000000" w:themeColor="text1"/>
-                <w:sz w:val="18"/>
-                <w:szCs w:val="20"/>
-                <w:lang w:eastAsia="es-CL"/>
-              </w:rPr>
-              <w:t>io code</w:t>
-            </w:r>
+              <w:t xml:space="preserve">Visual </w:t>
+            </w:r>
+            <w:proofErr w:type="spellStart"/>
+            <w:r>
+              <w:rPr>
+                <w:rFonts w:ascii="Calibri" w:hAnsi="Calibri" w:cs="Arial"/>
+                <w:i/>
+                <w:color w:val="000000" w:themeColor="text1"/>
+                <w:sz w:val="18"/>
+                <w:szCs w:val="20"/>
+                <w:lang w:eastAsia="es-CL"/>
+              </w:rPr>
+              <w:t>stud</w:t>
+            </w:r>
+            <w:r>
+              <w:rPr>
+                <w:rFonts w:ascii="Calibri" w:hAnsi="Calibri" w:cs="Arial"/>
+                <w:i/>
+                <w:color w:val="000000" w:themeColor="text1"/>
+                <w:sz w:val="18"/>
+                <w:szCs w:val="20"/>
+                <w:lang w:eastAsia="es-CL"/>
+              </w:rPr>
+              <w:t>io</w:t>
+            </w:r>
+            <w:proofErr w:type="spellEnd"/>
+            <w:r>
+              <w:rPr>
+                <w:rFonts w:ascii="Calibri" w:hAnsi="Calibri" w:cs="Arial"/>
+                <w:i/>
+                <w:color w:val="000000" w:themeColor="text1"/>
+                <w:sz w:val="18"/>
+                <w:szCs w:val="20"/>
+                <w:lang w:eastAsia="es-CL"/>
+              </w:rPr>
+              <w:t xml:space="preserve"> </w:t>
+            </w:r>
+            <w:proofErr w:type="spellStart"/>
+            <w:r>
+              <w:rPr>
+                <w:rFonts w:ascii="Calibri" w:hAnsi="Calibri" w:cs="Arial"/>
+                <w:i/>
+                <w:color w:val="000000" w:themeColor="text1"/>
+                <w:sz w:val="18"/>
+                <w:szCs w:val="20"/>
+                <w:lang w:eastAsia="es-CL"/>
+              </w:rPr>
+              <w:t>code</w:t>
+            </w:r>
+            <w:proofErr w:type="spellEnd"/>
           </w:p>
         </w:tc>
         <w:tc>
@@ -4862,6 +5304,17 @@
                 <w:lang w:eastAsia="es-CL"/>
               </w:rPr>
             </w:pPr>
+            <w:r>
+              <w:rPr>
+                <w:rFonts w:ascii="Calibri" w:hAnsi="Calibri" w:cs="Arial"/>
+                <w:i/>
+                <w:color w:val="000000" w:themeColor="text1"/>
+                <w:sz w:val="18"/>
+                <w:szCs w:val="20"/>
+                <w:lang w:eastAsia="es-CL"/>
+              </w:rPr>
+              <w:t>Todo el equipo</w:t>
+            </w:r>
           </w:p>
         </w:tc>
         <w:tc>
@@ -8978,12 +9431,6 @@
 </file>
 
 <file path=customXml/item2.xml><?xml version="1.0" encoding="utf-8"?>
-<p:properties xmlns:p="http://schemas.microsoft.com/office/2006/metadata/properties" xmlns:xsi="http://www.w3.org/2001/XMLSchema-instance" xmlns:pc="http://schemas.microsoft.com/office/infopath/2007/PartnerControls">
-  <documentManagement/>
-</p:properties>
-</file>
-
-<file path=customXml/item3.xml><?xml version="1.0" encoding="utf-8"?>
 <ct:contentTypeSchema xmlns:ct="http://schemas.microsoft.com/office/2006/metadata/contentType" xmlns:ma="http://schemas.microsoft.com/office/2006/metadata/properties/metaAttributes" ct:_="" ma:_="" ma:contentTypeName="Documento" ma:contentTypeID="0x010100E96778489EE7714D8BD12CC105EB918B" ma:contentTypeVersion="2" ma:contentTypeDescription="Crear nuevo documento." ma:contentTypeScope="" ma:versionID="416c5c7ae9b5d54d83875cd3c65194e3">
   <xsd:schema xmlns:xsd="http://www.w3.org/2001/XMLSchema" xmlns:xs="http://www.w3.org/2001/XMLSchema" xmlns:p="http://schemas.microsoft.com/office/2006/metadata/properties" xmlns:ns2="126e8a1c-9ea9-435a-ac89-d06c80d62e30" targetNamespace="http://schemas.microsoft.com/office/2006/metadata/properties" ma:root="true" ma:fieldsID="70a237c842677bd850644f8595079f5e" ns2:_="">
     <xsd:import namespace="126e8a1c-9ea9-435a-ac89-d06c80d62e30"/>
@@ -9115,6 +9562,12 @@
 </ct:contentTypeSchema>
 </file>
 
+<file path=customXml/item3.xml><?xml version="1.0" encoding="utf-8"?>
+<p:properties xmlns:p="http://schemas.microsoft.com/office/2006/metadata/properties" xmlns:xsi="http://www.w3.org/2001/XMLSchema-instance" xmlns:pc="http://schemas.microsoft.com/office/infopath/2007/PartnerControls">
+  <documentManagement/>
+</p:properties>
+</file>
+
 <file path=customXml/itemProps1.xml><?xml version="1.0" encoding="utf-8"?>
 <ds:datastoreItem xmlns:ds="http://schemas.openxmlformats.org/officeDocument/2006/customXml" ds:itemID="{F3E3E2F7-59E7-4722-B872-D023DC9D1CC1}">
   <ds:schemaRefs>
@@ -9124,15 +9577,6 @@
 </file>
 
 <file path=customXml/itemProps2.xml><?xml version="1.0" encoding="utf-8"?>
-<ds:datastoreItem xmlns:ds="http://schemas.openxmlformats.org/officeDocument/2006/customXml" ds:itemID="{38174882-579A-45DC-A704-C035A9357F73}">
-  <ds:schemaRefs>
-    <ds:schemaRef ds:uri="http://schemas.microsoft.com/office/2006/metadata/properties"/>
-    <ds:schemaRef ds:uri="http://schemas.microsoft.com/office/infopath/2007/PartnerControls"/>
-  </ds:schemaRefs>
-</ds:datastoreItem>
-</file>
-
-<file path=customXml/itemProps3.xml><?xml version="1.0" encoding="utf-8"?>
 <ds:datastoreItem xmlns:ds="http://schemas.openxmlformats.org/officeDocument/2006/customXml" ds:itemID="{7C9B9CFF-B258-43B4-948A-968A031773F5}">
   <ds:schemaRefs>
     <ds:schemaRef ds:uri="http://schemas.microsoft.com/office/2006/metadata/contentType"/>
@@ -9148,4 +9592,13 @@
     <ds:schemaRef ds:uri="http://schemas.microsoft.com/internal/obd"/>
   </ds:schemaRefs>
 </ds:datastoreItem>
+</file>
+
+<file path=customXml/itemProps3.xml><?xml version="1.0" encoding="utf-8"?>
+<ds:datastoreItem xmlns:ds="http://schemas.openxmlformats.org/officeDocument/2006/customXml" ds:itemID="{38174882-579A-45DC-A704-C035A9357F73}">
+  <ds:schemaRefs>
+    <ds:schemaRef ds:uri="http://schemas.microsoft.com/office/2006/metadata/properties"/>
+    <ds:schemaRef ds:uri="http://schemas.microsoft.com/office/infopath/2007/PartnerControls"/>
+  </ds:schemaRefs>
+</ds:datastoreItem>
 </file>